--- a/AI Chat Sessions/claude sonnet 4.6 (Low) - rga use example (serach command in powershell - cargo package) to search docx and pdf files for a targeted string - 30102026.docx
+++ b/AI Chat Sessions/claude sonnet 4.6 (Low) - rga use example (serach command in powershell - cargo package) to search docx and pdf files for a targeted string - 30102026.docx
@@ -26,7 +26,7 @@
         <w:pStyle w:val="Heading1"/>
         <w:spacing w:before="480" w:after="120"/>
       </w:pPr>
-      <w:bookmarkStart w:id="0" w:name="_Toc_you_asked_I_recently_1793334728634"/>
+      <w:bookmarkStart w:id="0" w:name="_Toc_you_asked_I_recently_1793335343560"/>
       <w:r>
         <w:rPr>
           <w:b w:val="0"/>
@@ -46,7 +46,61 @@
           <w:sz w:val="24"/>
           <w:szCs w:val="24"/>
         </w:rPr>
-        <w:t xml:space="preserve">I recently installed rga and I have pandoc /poppler also. I want to search for </w:t>
+        <w:t xml:space="preserve">I recently installed </w:t>
+      </w:r>
+      <w:proofErr w:type="spellStart"/>
+      <w:r>
+        <w:rPr>
+          <w:color w:val="000000"/>
+          <w:sz w:val="24"/>
+          <w:szCs w:val="24"/>
+        </w:rPr>
+        <w:t>rga</w:t>
+      </w:r>
+      <w:proofErr w:type="spellEnd"/>
+      <w:r>
+        <w:rPr>
+          <w:color w:val="000000"/>
+          <w:sz w:val="24"/>
+          <w:szCs w:val="24"/>
+        </w:rPr>
+        <w:t xml:space="preserve"> and I have </w:t>
+      </w:r>
+      <w:proofErr w:type="spellStart"/>
+      <w:r>
+        <w:rPr>
+          <w:color w:val="000000"/>
+          <w:sz w:val="24"/>
+          <w:szCs w:val="24"/>
+        </w:rPr>
+        <w:t>pandoc</w:t>
+      </w:r>
+      <w:proofErr w:type="spellEnd"/>
+      <w:r>
+        <w:rPr>
+          <w:color w:val="000000"/>
+          <w:sz w:val="24"/>
+          <w:szCs w:val="24"/>
+        </w:rPr>
+        <w:t xml:space="preserve"> /</w:t>
+      </w:r>
+      <w:proofErr w:type="spellStart"/>
+      <w:r>
+        <w:rPr>
+          <w:color w:val="000000"/>
+          <w:sz w:val="24"/>
+          <w:szCs w:val="24"/>
+        </w:rPr>
+        <w:t>poppler</w:t>
+      </w:r>
+      <w:proofErr w:type="spellEnd"/>
+      <w:r>
+        <w:rPr>
+          <w:color w:val="000000"/>
+          <w:sz w:val="24"/>
+          <w:szCs w:val="24"/>
+        </w:rPr>
+        <w:t xml:space="preserve"> also. I want to search for </w:t>
       </w:r>
       <w:proofErr w:type="gramStart"/>
       <w:r>
@@ -64,7 +118,25 @@
           <w:sz w:val="24"/>
           <w:szCs w:val="24"/>
         </w:rPr>
-        <w:t>-credentials or may be ghb in folder: D:\OneDrive - 0yt2k\AI Chat Sessions where docx and pdf files reside.</w:t>
+        <w:t xml:space="preserve">-credentials or may be </w:t>
+      </w:r>
+      <w:proofErr w:type="spellStart"/>
+      <w:r>
+        <w:rPr>
+          <w:color w:val="000000"/>
+          <w:sz w:val="24"/>
+          <w:szCs w:val="24"/>
+        </w:rPr>
+        <w:t>ghb</w:t>
+      </w:r>
+      <w:proofErr w:type="spellEnd"/>
+      <w:r>
+        <w:rPr>
+          <w:color w:val="000000"/>
+          <w:sz w:val="24"/>
+          <w:szCs w:val="24"/>
+        </w:rPr>
+        <w:t xml:space="preserve"> in folder: D:\OneDrive - 0yt2k\AI Chat Sessions where docx and pdf files reside.</w:t>
       </w:r>
     </w:p>
     <w:p>
@@ -95,7 +167,61 @@
           <w:sz w:val="24"/>
           <w:szCs w:val="24"/>
         </w:rPr>
-        <w:t xml:space="preserve"> accidentlly exposed my github personal token in full any where during any chat session.</w:t>
+        <w:t xml:space="preserve"> </w:t>
+      </w:r>
+      <w:proofErr w:type="spellStart"/>
+      <w:r>
+        <w:rPr>
+          <w:color w:val="000000"/>
+          <w:sz w:val="24"/>
+          <w:szCs w:val="24"/>
+        </w:rPr>
+        <w:t>accidentlly</w:t>
+      </w:r>
+      <w:proofErr w:type="spellEnd"/>
+      <w:r>
+        <w:rPr>
+          <w:color w:val="000000"/>
+          <w:sz w:val="24"/>
+          <w:szCs w:val="24"/>
+        </w:rPr>
+        <w:t xml:space="preserve"> exposed my </w:t>
+      </w:r>
+      <w:proofErr w:type="spellStart"/>
+      <w:r>
+        <w:rPr>
+          <w:color w:val="000000"/>
+          <w:sz w:val="24"/>
+          <w:szCs w:val="24"/>
+        </w:rPr>
+        <w:t>github</w:t>
+      </w:r>
+      <w:proofErr w:type="spellEnd"/>
+      <w:r>
+        <w:rPr>
+          <w:color w:val="000000"/>
+          <w:sz w:val="24"/>
+          <w:szCs w:val="24"/>
+        </w:rPr>
+        <w:t xml:space="preserve"> personal token in full </w:t>
+      </w:r>
+      <w:proofErr w:type="spellStart"/>
+      <w:r>
+        <w:rPr>
+          <w:color w:val="000000"/>
+          <w:sz w:val="24"/>
+          <w:szCs w:val="24"/>
+        </w:rPr>
+        <w:t>any where</w:t>
+      </w:r>
+      <w:proofErr w:type="spellEnd"/>
+      <w:r>
+        <w:rPr>
+          <w:color w:val="000000"/>
+          <w:sz w:val="24"/>
+          <w:szCs w:val="24"/>
+        </w:rPr>
+        <w:t xml:space="preserve"> during any chat session.</w:t>
       </w:r>
     </w:p>
     <w:p>
@@ -103,13 +229,22 @@
         <w:pStyle w:val="Heading1"/>
         <w:spacing w:before="480" w:after="120"/>
       </w:pPr>
-      <w:bookmarkStart w:id="1" w:name="_Toc_claude_response_Here_are_t_17933347"/>
-      <w:r>
-        <w:rPr>
-          <w:b w:val="0"/>
-          <w:bCs w:val="0"/>
-        </w:rPr>
-        <w:t>claude response: Here are t</w:t>
+      <w:bookmarkStart w:id="1" w:name="_Toc_claude_response_Here_are_t_17933353"/>
+      <w:proofErr w:type="spellStart"/>
+      <w:r>
+        <w:rPr>
+          <w:b w:val="0"/>
+          <w:bCs w:val="0"/>
+        </w:rPr>
+        <w:t>claude</w:t>
+      </w:r>
+      <w:proofErr w:type="spellEnd"/>
+      <w:r>
+        <w:rPr>
+          <w:b w:val="0"/>
+          <w:bCs w:val="0"/>
+        </w:rPr>
+        <w:t xml:space="preserve"> response: Here are t</w:t>
       </w:r>
       <w:bookmarkEnd w:id="1"/>
     </w:p>
@@ -125,6 +260,7 @@
         </w:rPr>
         <w:t xml:space="preserve">Here are the </w:t>
       </w:r>
+      <w:proofErr w:type="spellStart"/>
       <w:r>
         <w:rPr>
           <w:rFonts w:ascii="Courier New" w:eastAsia="Courier New" w:hAnsi="Courier New" w:cs="Courier New"/>
@@ -133,6 +269,7 @@
         </w:rPr>
         <w:t>rga</w:t>
       </w:r>
+      <w:proofErr w:type="spellEnd"/>
       <w:r>
         <w:rPr>
           <w:color w:val="000000"/>
@@ -147,7 +284,7 @@
         <w:pStyle w:val="Heading2"/>
         <w:spacing w:before="240" w:after="120"/>
       </w:pPr>
-      <w:bookmarkStart w:id="2" w:name="_Toc_Search_Commands_1793334728636"/>
+      <w:bookmarkStart w:id="2" w:name="_Toc_Search_Commands_1793335343561"/>
       <w:r>
         <w:rPr>
           <w:b w:val="0"/>
@@ -235,6 +372,7 @@
         <w:spacing w:before="240" w:after="240" w:line="360" w:lineRule="exact"/>
         <w:ind w:left="360"/>
       </w:pPr>
+      <w:proofErr w:type="spellStart"/>
       <w:r>
         <w:rPr>
           <w:rFonts w:ascii="Courier New" w:eastAsia="Courier New" w:hAnsi="Courier New" w:cs="Courier New"/>
@@ -246,6 +384,7 @@
         </w:rPr>
         <w:t>powershell</w:t>
       </w:r>
+      <w:proofErr w:type="spellEnd"/>
       <w:r>
         <w:rPr>
           <w:rFonts w:ascii="Courier New" w:eastAsia="Courier New" w:hAnsi="Courier New" w:cs="Courier New"/>
@@ -255,14 +394,25 @@
         <w:br/>
         <w:t xml:space="preserve"> </w:t>
       </w:r>
-      <w:r>
-        <w:rPr>
-          <w:rFonts w:ascii="Courier New" w:eastAsia="Courier New" w:hAnsi="Courier New" w:cs="Courier New"/>
-          <w:color w:val="444444"/>
-          <w:sz w:val="18"/>
-          <w:szCs w:val="18"/>
-        </w:rPr>
-        <w:t xml:space="preserve">rga </w:t>
+      <w:proofErr w:type="spellStart"/>
+      <w:r>
+        <w:rPr>
+          <w:rFonts w:ascii="Courier New" w:eastAsia="Courier New" w:hAnsi="Courier New" w:cs="Courier New"/>
+          <w:color w:val="444444"/>
+          <w:sz w:val="18"/>
+          <w:szCs w:val="18"/>
+        </w:rPr>
+        <w:t>rga</w:t>
+      </w:r>
+      <w:proofErr w:type="spellEnd"/>
+      <w:r>
+        <w:rPr>
+          <w:rFonts w:ascii="Courier New" w:eastAsia="Courier New" w:hAnsi="Courier New" w:cs="Courier New"/>
+          <w:color w:val="444444"/>
+          <w:sz w:val="18"/>
+          <w:szCs w:val="18"/>
+        </w:rPr>
+        <w:t xml:space="preserve"> </w:t>
       </w:r>
       <w:proofErr w:type="gramStart"/>
       <w:r>
@@ -299,13 +449,23 @@
         </w:rPr>
         <w:t xml:space="preserve">Search for </w:t>
       </w:r>
+      <w:proofErr w:type="spellStart"/>
       <w:r>
         <w:rPr>
           <w:rFonts w:ascii="Courier New" w:eastAsia="Courier New" w:hAnsi="Courier New" w:cs="Courier New"/>
           <w:color w:val="444444"/>
           <w:shd w:val="clear" w:color="auto" w:fill="F5F5F5"/>
         </w:rPr>
-        <w:t>ghp_</w:t>
+        <w:t>ghp</w:t>
+      </w:r>
+      <w:proofErr w:type="spellEnd"/>
+      <w:r>
+        <w:rPr>
+          <w:rFonts w:ascii="Courier New" w:eastAsia="Courier New" w:hAnsi="Courier New" w:cs="Courier New"/>
+          <w:color w:val="444444"/>
+          <w:shd w:val="clear" w:color="auto" w:fill="F5F5F5"/>
+        </w:rPr>
+        <w:t>_</w:t>
       </w:r>
       <w:r>
         <w:rPr>
@@ -330,6 +490,7 @@
         <w:spacing w:before="240" w:after="240" w:line="360" w:lineRule="exact"/>
         <w:ind w:left="360"/>
       </w:pPr>
+      <w:proofErr w:type="spellStart"/>
       <w:r>
         <w:rPr>
           <w:rFonts w:ascii="Courier New" w:eastAsia="Courier New" w:hAnsi="Courier New" w:cs="Courier New"/>
@@ -341,6 +502,7 @@
         </w:rPr>
         <w:t>powershell</w:t>
       </w:r>
+      <w:proofErr w:type="spellEnd"/>
       <w:r>
         <w:rPr>
           <w:rFonts w:ascii="Courier New" w:eastAsia="Courier New" w:hAnsi="Courier New" w:cs="Courier New"/>
@@ -350,14 +512,45 @@
         <w:br/>
         <w:t xml:space="preserve"> </w:t>
       </w:r>
-      <w:r>
-        <w:rPr>
-          <w:rFonts w:ascii="Courier New" w:eastAsia="Courier New" w:hAnsi="Courier New" w:cs="Courier New"/>
-          <w:color w:val="444444"/>
-          <w:sz w:val="18"/>
-          <w:szCs w:val="18"/>
-        </w:rPr>
-        <w:t>rga "ghp_" "D:\OneDrive - 0yt2k\AI Chat Sessions"</w:t>
+      <w:proofErr w:type="spellStart"/>
+      <w:r>
+        <w:rPr>
+          <w:rFonts w:ascii="Courier New" w:eastAsia="Courier New" w:hAnsi="Courier New" w:cs="Courier New"/>
+          <w:color w:val="444444"/>
+          <w:sz w:val="18"/>
+          <w:szCs w:val="18"/>
+        </w:rPr>
+        <w:t>rga</w:t>
+      </w:r>
+      <w:proofErr w:type="spellEnd"/>
+      <w:r>
+        <w:rPr>
+          <w:rFonts w:ascii="Courier New" w:eastAsia="Courier New" w:hAnsi="Courier New" w:cs="Courier New"/>
+          <w:color w:val="444444"/>
+          <w:sz w:val="18"/>
+          <w:szCs w:val="18"/>
+        </w:rPr>
+        <w:t xml:space="preserve"> "</w:t>
+      </w:r>
+      <w:proofErr w:type="spellStart"/>
+      <w:r>
+        <w:rPr>
+          <w:rFonts w:ascii="Courier New" w:eastAsia="Courier New" w:hAnsi="Courier New" w:cs="Courier New"/>
+          <w:color w:val="444444"/>
+          <w:sz w:val="18"/>
+          <w:szCs w:val="18"/>
+        </w:rPr>
+        <w:t>ghp</w:t>
+      </w:r>
+      <w:proofErr w:type="spellEnd"/>
+      <w:r>
+        <w:rPr>
+          <w:rFonts w:ascii="Courier New" w:eastAsia="Courier New" w:hAnsi="Courier New" w:cs="Courier New"/>
+          <w:color w:val="444444"/>
+          <w:sz w:val="18"/>
+          <w:szCs w:val="18"/>
+        </w:rPr>
+        <w:t>_" "D:\OneDrive - 0yt2k\AI Chat Sessions"</w:t>
       </w:r>
     </w:p>
     <w:p>
@@ -374,13 +567,23 @@
         </w:rPr>
         <w:t xml:space="preserve">Search for </w:t>
       </w:r>
+      <w:proofErr w:type="spellStart"/>
       <w:r>
         <w:rPr>
           <w:rFonts w:ascii="Courier New" w:eastAsia="Courier New" w:hAnsi="Courier New" w:cs="Courier New"/>
           <w:color w:val="444444"/>
           <w:shd w:val="clear" w:color="auto" w:fill="F5F5F5"/>
         </w:rPr>
-        <w:t>github_pat_</w:t>
+        <w:t>github_pat</w:t>
+      </w:r>
+      <w:proofErr w:type="spellEnd"/>
+      <w:r>
+        <w:rPr>
+          <w:rFonts w:ascii="Courier New" w:eastAsia="Courier New" w:hAnsi="Courier New" w:cs="Courier New"/>
+          <w:color w:val="444444"/>
+          <w:shd w:val="clear" w:color="auto" w:fill="F5F5F5"/>
+        </w:rPr>
+        <w:t>_</w:t>
       </w:r>
       <w:r>
         <w:rPr>
@@ -405,6 +608,7 @@
         <w:spacing w:before="240" w:after="240" w:line="360" w:lineRule="exact"/>
         <w:ind w:left="360"/>
       </w:pPr>
+      <w:proofErr w:type="spellStart"/>
       <w:r>
         <w:rPr>
           <w:rFonts w:ascii="Courier New" w:eastAsia="Courier New" w:hAnsi="Courier New" w:cs="Courier New"/>
@@ -416,6 +620,7 @@
         </w:rPr>
         <w:t>powershell</w:t>
       </w:r>
+      <w:proofErr w:type="spellEnd"/>
       <w:r>
         <w:rPr>
           <w:rFonts w:ascii="Courier New" w:eastAsia="Courier New" w:hAnsi="Courier New" w:cs="Courier New"/>
@@ -425,14 +630,45 @@
         <w:br/>
         <w:t xml:space="preserve"> </w:t>
       </w:r>
-      <w:r>
-        <w:rPr>
-          <w:rFonts w:ascii="Courier New" w:eastAsia="Courier New" w:hAnsi="Courier New" w:cs="Courier New"/>
-          <w:color w:val="444444"/>
-          <w:sz w:val="18"/>
-          <w:szCs w:val="18"/>
-        </w:rPr>
-        <w:t>rga "github_pat_" "D:\OneDrive - 0yt2k\AI Chat Sessions"</w:t>
+      <w:proofErr w:type="spellStart"/>
+      <w:r>
+        <w:rPr>
+          <w:rFonts w:ascii="Courier New" w:eastAsia="Courier New" w:hAnsi="Courier New" w:cs="Courier New"/>
+          <w:color w:val="444444"/>
+          <w:sz w:val="18"/>
+          <w:szCs w:val="18"/>
+        </w:rPr>
+        <w:t>rga</w:t>
+      </w:r>
+      <w:proofErr w:type="spellEnd"/>
+      <w:r>
+        <w:rPr>
+          <w:rFonts w:ascii="Courier New" w:eastAsia="Courier New" w:hAnsi="Courier New" w:cs="Courier New"/>
+          <w:color w:val="444444"/>
+          <w:sz w:val="18"/>
+          <w:szCs w:val="18"/>
+        </w:rPr>
+        <w:t xml:space="preserve"> "</w:t>
+      </w:r>
+      <w:proofErr w:type="spellStart"/>
+      <w:r>
+        <w:rPr>
+          <w:rFonts w:ascii="Courier New" w:eastAsia="Courier New" w:hAnsi="Courier New" w:cs="Courier New"/>
+          <w:color w:val="444444"/>
+          <w:sz w:val="18"/>
+          <w:szCs w:val="18"/>
+        </w:rPr>
+        <w:t>github_pat</w:t>
+      </w:r>
+      <w:proofErr w:type="spellEnd"/>
+      <w:r>
+        <w:rPr>
+          <w:rFonts w:ascii="Courier New" w:eastAsia="Courier New" w:hAnsi="Courier New" w:cs="Courier New"/>
+          <w:color w:val="444444"/>
+          <w:sz w:val="18"/>
+          <w:szCs w:val="18"/>
+        </w:rPr>
+        <w:t>_" "D:\OneDrive - 0yt2k\AI Chat Sessions"</w:t>
       </w:r>
     </w:p>
     <w:p>
@@ -449,6 +685,7 @@
         </w:rPr>
         <w:t xml:space="preserve">Search for </w:t>
       </w:r>
+      <w:proofErr w:type="spellStart"/>
       <w:r>
         <w:rPr>
           <w:rFonts w:ascii="Courier New" w:eastAsia="Courier New" w:hAnsi="Courier New" w:cs="Courier New"/>
@@ -457,6 +694,7 @@
         </w:rPr>
         <w:t>ghb</w:t>
       </w:r>
+      <w:proofErr w:type="spellEnd"/>
       <w:r>
         <w:rPr>
           <w:b/>
@@ -480,6 +718,7 @@
         <w:spacing w:before="240" w:after="240" w:line="360" w:lineRule="exact"/>
         <w:ind w:left="360"/>
       </w:pPr>
+      <w:proofErr w:type="spellStart"/>
       <w:r>
         <w:rPr>
           <w:rFonts w:ascii="Courier New" w:eastAsia="Courier New" w:hAnsi="Courier New" w:cs="Courier New"/>
@@ -491,6 +730,7 @@
         </w:rPr>
         <w:t>powershell</w:t>
       </w:r>
+      <w:proofErr w:type="spellEnd"/>
       <w:r>
         <w:rPr>
           <w:rFonts w:ascii="Courier New" w:eastAsia="Courier New" w:hAnsi="Courier New" w:cs="Courier New"/>
@@ -500,14 +740,45 @@
         <w:br/>
         <w:t xml:space="preserve"> </w:t>
       </w:r>
-      <w:r>
-        <w:rPr>
-          <w:rFonts w:ascii="Courier New" w:eastAsia="Courier New" w:hAnsi="Courier New" w:cs="Courier New"/>
-          <w:color w:val="444444"/>
-          <w:sz w:val="18"/>
-          <w:szCs w:val="18"/>
-        </w:rPr>
-        <w:t>rga "ghb" "D:\OneDrive - 0yt2k\AI Chat Sessions"</w:t>
+      <w:proofErr w:type="spellStart"/>
+      <w:r>
+        <w:rPr>
+          <w:rFonts w:ascii="Courier New" w:eastAsia="Courier New" w:hAnsi="Courier New" w:cs="Courier New"/>
+          <w:color w:val="444444"/>
+          <w:sz w:val="18"/>
+          <w:szCs w:val="18"/>
+        </w:rPr>
+        <w:t>rga</w:t>
+      </w:r>
+      <w:proofErr w:type="spellEnd"/>
+      <w:r>
+        <w:rPr>
+          <w:rFonts w:ascii="Courier New" w:eastAsia="Courier New" w:hAnsi="Courier New" w:cs="Courier New"/>
+          <w:color w:val="444444"/>
+          <w:sz w:val="18"/>
+          <w:szCs w:val="18"/>
+        </w:rPr>
+        <w:t xml:space="preserve"> "</w:t>
+      </w:r>
+      <w:proofErr w:type="spellStart"/>
+      <w:r>
+        <w:rPr>
+          <w:rFonts w:ascii="Courier New" w:eastAsia="Courier New" w:hAnsi="Courier New" w:cs="Courier New"/>
+          <w:color w:val="444444"/>
+          <w:sz w:val="18"/>
+          <w:szCs w:val="18"/>
+        </w:rPr>
+        <w:t>ghb</w:t>
+      </w:r>
+      <w:proofErr w:type="spellEnd"/>
+      <w:r>
+        <w:rPr>
+          <w:rFonts w:ascii="Courier New" w:eastAsia="Courier New" w:hAnsi="Courier New" w:cs="Courier New"/>
+          <w:color w:val="444444"/>
+          <w:sz w:val="18"/>
+          <w:szCs w:val="18"/>
+        </w:rPr>
+        <w:t>" "D:\OneDrive - 0yt2k\AI Chat Sessions"</w:t>
       </w:r>
     </w:p>
     <w:p>
@@ -537,6 +808,7 @@
         <w:spacing w:before="240" w:after="240" w:line="360" w:lineRule="exact"/>
         <w:ind w:left="360"/>
       </w:pPr>
+      <w:proofErr w:type="spellStart"/>
       <w:r>
         <w:rPr>
           <w:rFonts w:ascii="Courier New" w:eastAsia="Courier New" w:hAnsi="Courier New" w:cs="Courier New"/>
@@ -548,6 +820,7 @@
         </w:rPr>
         <w:t>powershell</w:t>
       </w:r>
+      <w:proofErr w:type="spellEnd"/>
       <w:r>
         <w:rPr>
           <w:rFonts w:ascii="Courier New" w:eastAsia="Courier New" w:hAnsi="Courier New" w:cs="Courier New"/>
@@ -557,14 +830,85 @@
         <w:br/>
         <w:t xml:space="preserve"> </w:t>
       </w:r>
-      <w:r>
-        <w:rPr>
-          <w:rFonts w:ascii="Courier New" w:eastAsia="Courier New" w:hAnsi="Courier New" w:cs="Courier New"/>
-          <w:color w:val="444444"/>
-          <w:sz w:val="18"/>
-          <w:szCs w:val="18"/>
-        </w:rPr>
-        <w:t>rga -i "(ghp_|github_pat_|ghb|</w:t>
+      <w:proofErr w:type="spellStart"/>
+      <w:r>
+        <w:rPr>
+          <w:rFonts w:ascii="Courier New" w:eastAsia="Courier New" w:hAnsi="Courier New" w:cs="Courier New"/>
+          <w:color w:val="444444"/>
+          <w:sz w:val="18"/>
+          <w:szCs w:val="18"/>
+        </w:rPr>
+        <w:t>rga</w:t>
+      </w:r>
+      <w:proofErr w:type="spellEnd"/>
+      <w:r>
+        <w:rPr>
+          <w:rFonts w:ascii="Courier New" w:eastAsia="Courier New" w:hAnsi="Courier New" w:cs="Courier New"/>
+          <w:color w:val="444444"/>
+          <w:sz w:val="18"/>
+          <w:szCs w:val="18"/>
+        </w:rPr>
+        <w:t xml:space="preserve"> -</w:t>
+      </w:r>
+      <w:proofErr w:type="spellStart"/>
+      <w:r>
+        <w:rPr>
+          <w:rFonts w:ascii="Courier New" w:eastAsia="Courier New" w:hAnsi="Courier New" w:cs="Courier New"/>
+          <w:color w:val="444444"/>
+          <w:sz w:val="18"/>
+          <w:szCs w:val="18"/>
+        </w:rPr>
+        <w:t>i</w:t>
+      </w:r>
+      <w:proofErr w:type="spellEnd"/>
+      <w:r>
+        <w:rPr>
+          <w:rFonts w:ascii="Courier New" w:eastAsia="Courier New" w:hAnsi="Courier New" w:cs="Courier New"/>
+          <w:color w:val="444444"/>
+          <w:sz w:val="18"/>
+          <w:szCs w:val="18"/>
+        </w:rPr>
+        <w:t xml:space="preserve"> "(</w:t>
+      </w:r>
+      <w:proofErr w:type="spellStart"/>
+      <w:r>
+        <w:rPr>
+          <w:rFonts w:ascii="Courier New" w:eastAsia="Courier New" w:hAnsi="Courier New" w:cs="Courier New"/>
+          <w:color w:val="444444"/>
+          <w:sz w:val="18"/>
+          <w:szCs w:val="18"/>
+        </w:rPr>
+        <w:t>ghp</w:t>
+      </w:r>
+      <w:proofErr w:type="spellEnd"/>
+      <w:r>
+        <w:rPr>
+          <w:rFonts w:ascii="Courier New" w:eastAsia="Courier New" w:hAnsi="Courier New" w:cs="Courier New"/>
+          <w:color w:val="444444"/>
+          <w:sz w:val="18"/>
+          <w:szCs w:val="18"/>
+        </w:rPr>
+        <w:t>_|github_pat_|</w:t>
+      </w:r>
+      <w:proofErr w:type="spellStart"/>
+      <w:r>
+        <w:rPr>
+          <w:rFonts w:ascii="Courier New" w:eastAsia="Courier New" w:hAnsi="Courier New" w:cs="Courier New"/>
+          <w:color w:val="444444"/>
+          <w:sz w:val="18"/>
+          <w:szCs w:val="18"/>
+        </w:rPr>
+        <w:t>ghb</w:t>
+      </w:r>
+      <w:proofErr w:type="spellEnd"/>
+      <w:r>
+        <w:rPr>
+          <w:rFonts w:ascii="Courier New" w:eastAsia="Courier New" w:hAnsi="Courier New" w:cs="Courier New"/>
+          <w:color w:val="444444"/>
+          <w:sz w:val="18"/>
+          <w:szCs w:val="18"/>
+        </w:rPr>
+        <w:t>|</w:t>
       </w:r>
       <w:proofErr w:type="gramStart"/>
       <w:r>
@@ -574,7 +918,17 @@
           <w:sz w:val="18"/>
           <w:szCs w:val="18"/>
         </w:rPr>
-        <w:t>\.git</w:t>
+        <w:t>\.</w:t>
+      </w:r>
+      <w:proofErr w:type="spellStart"/>
+      <w:r>
+        <w:rPr>
+          <w:rFonts w:ascii="Courier New" w:eastAsia="Courier New" w:hAnsi="Courier New" w:cs="Courier New"/>
+          <w:color w:val="444444"/>
+          <w:sz w:val="18"/>
+          <w:szCs w:val="18"/>
+        </w:rPr>
+        <w:t>git</w:t>
       </w:r>
       <w:proofErr w:type="gramEnd"/>
       <w:r>
@@ -594,7 +948,17 @@
           <w:sz w:val="18"/>
           <w:szCs w:val="18"/>
         </w:rPr>
-        <w:t>github.*</w:t>
+        <w:t>github</w:t>
+      </w:r>
+      <w:proofErr w:type="spellEnd"/>
+      <w:r>
+        <w:rPr>
+          <w:rFonts w:ascii="Courier New" w:eastAsia="Courier New" w:hAnsi="Courier New" w:cs="Courier New"/>
+          <w:color w:val="444444"/>
+          <w:sz w:val="18"/>
+          <w:szCs w:val="18"/>
+        </w:rPr>
+        <w:t>.*</w:t>
       </w:r>
       <w:proofErr w:type="gramEnd"/>
       <w:r>
@@ -612,7 +976,7 @@
         <w:pStyle w:val="Heading2"/>
         <w:spacing w:before="240" w:after="120"/>
       </w:pPr>
-      <w:bookmarkStart w:id="3" w:name="_Toc_Useful_flags_to_add_1793334728641"/>
+      <w:bookmarkStart w:id="3" w:name="_Toc_Useful_flags_to_add_1793335343562"/>
       <w:r>
         <w:rPr>
           <w:b w:val="0"/>
@@ -747,7 +1111,25 @@
                 <w:sz w:val="24"/>
                 <w:szCs w:val="24"/>
               </w:rPr>
-              <w:t>Search only DOCX (via rga's adapter)</w:t>
+              <w:t xml:space="preserve">Search only DOCX (via </w:t>
+            </w:r>
+            <w:proofErr w:type="spellStart"/>
+            <w:r>
+              <w:rPr>
+                <w:color w:val="000000"/>
+                <w:sz w:val="24"/>
+                <w:szCs w:val="24"/>
+              </w:rPr>
+              <w:t>rga's</w:t>
+            </w:r>
+            <w:proofErr w:type="spellEnd"/>
+            <w:r>
+              <w:rPr>
+                <w:color w:val="000000"/>
+                <w:sz w:val="24"/>
+                <w:szCs w:val="24"/>
+              </w:rPr>
+              <w:t xml:space="preserve"> adapter)</w:t>
             </w:r>
           </w:p>
         </w:tc>
@@ -765,8 +1147,18 @@
                 <w:shd w:val="clear" w:color="auto" w:fill="F5F5F5"/>
               </w:rPr>
               <w:lastRenderedPageBreak/>
-              <w:t>-i</w:t>
+              <w:t>-</w:t>
             </w:r>
+            <w:proofErr w:type="spellStart"/>
+            <w:r>
+              <w:rPr>
+                <w:rFonts w:ascii="Courier New" w:eastAsia="Courier New" w:hAnsi="Courier New" w:cs="Courier New"/>
+                <w:color w:val="444444"/>
+                <w:shd w:val="clear" w:color="auto" w:fill="F5F5F5"/>
+              </w:rPr>
+              <w:t>i</w:t>
+            </w:r>
+            <w:proofErr w:type="spellEnd"/>
           </w:p>
         </w:tc>
         <w:tc>
@@ -877,6 +1269,7 @@
         <w:spacing w:before="240" w:after="240" w:line="360" w:lineRule="exact"/>
         <w:ind w:left="360"/>
       </w:pPr>
+      <w:proofErr w:type="spellStart"/>
       <w:r>
         <w:rPr>
           <w:rFonts w:ascii="Courier New" w:eastAsia="Courier New" w:hAnsi="Courier New" w:cs="Courier New"/>
@@ -888,6 +1281,7 @@
         </w:rPr>
         <w:t>powershell</w:t>
       </w:r>
+      <w:proofErr w:type="spellEnd"/>
       <w:r>
         <w:rPr>
           <w:rFonts w:ascii="Courier New" w:eastAsia="Courier New" w:hAnsi="Courier New" w:cs="Courier New"/>
@@ -897,14 +1291,65 @@
         <w:br/>
         <w:t xml:space="preserve"> </w:t>
       </w:r>
-      <w:r>
-        <w:rPr>
-          <w:rFonts w:ascii="Courier New" w:eastAsia="Courier New" w:hAnsi="Courier New" w:cs="Courier New"/>
-          <w:color w:val="444444"/>
-          <w:sz w:val="18"/>
-          <w:szCs w:val="18"/>
-        </w:rPr>
-        <w:t>rga -il "(ghp_|github_pat_|</w:t>
+      <w:proofErr w:type="spellStart"/>
+      <w:r>
+        <w:rPr>
+          <w:rFonts w:ascii="Courier New" w:eastAsia="Courier New" w:hAnsi="Courier New" w:cs="Courier New"/>
+          <w:color w:val="444444"/>
+          <w:sz w:val="18"/>
+          <w:szCs w:val="18"/>
+        </w:rPr>
+        <w:t>rga</w:t>
+      </w:r>
+      <w:proofErr w:type="spellEnd"/>
+      <w:r>
+        <w:rPr>
+          <w:rFonts w:ascii="Courier New" w:eastAsia="Courier New" w:hAnsi="Courier New" w:cs="Courier New"/>
+          <w:color w:val="444444"/>
+          <w:sz w:val="18"/>
+          <w:szCs w:val="18"/>
+        </w:rPr>
+        <w:t xml:space="preserve"> -il "(</w:t>
+      </w:r>
+      <w:proofErr w:type="spellStart"/>
+      <w:r>
+        <w:rPr>
+          <w:rFonts w:ascii="Courier New" w:eastAsia="Courier New" w:hAnsi="Courier New" w:cs="Courier New"/>
+          <w:color w:val="444444"/>
+          <w:sz w:val="18"/>
+          <w:szCs w:val="18"/>
+        </w:rPr>
+        <w:t>ghp</w:t>
+      </w:r>
+      <w:proofErr w:type="spellEnd"/>
+      <w:r>
+        <w:rPr>
+          <w:rFonts w:ascii="Courier New" w:eastAsia="Courier New" w:hAnsi="Courier New" w:cs="Courier New"/>
+          <w:color w:val="444444"/>
+          <w:sz w:val="18"/>
+          <w:szCs w:val="18"/>
+        </w:rPr>
+        <w:t>_|</w:t>
+      </w:r>
+      <w:proofErr w:type="spellStart"/>
+      <w:r>
+        <w:rPr>
+          <w:rFonts w:ascii="Courier New" w:eastAsia="Courier New" w:hAnsi="Courier New" w:cs="Courier New"/>
+          <w:color w:val="444444"/>
+          <w:sz w:val="18"/>
+          <w:szCs w:val="18"/>
+        </w:rPr>
+        <w:t>github_pat</w:t>
+      </w:r>
+      <w:proofErr w:type="spellEnd"/>
+      <w:r>
+        <w:rPr>
+          <w:rFonts w:ascii="Courier New" w:eastAsia="Courier New" w:hAnsi="Courier New" w:cs="Courier New"/>
+          <w:color w:val="444444"/>
+          <w:sz w:val="18"/>
+          <w:szCs w:val="18"/>
+        </w:rPr>
+        <w:t>_|</w:t>
       </w:r>
       <w:proofErr w:type="gramStart"/>
       <w:r>
@@ -947,7 +1392,7 @@
         <w:pStyle w:val="ListParagraph"/>
         <w:numPr>
           <w:ilvl w:val="0"/>
-          <w:numId w:val="2"/>
+          <w:numId w:val="4"/>
         </w:numPr>
         <w:spacing w:before="120" w:after="120"/>
       </w:pPr>
@@ -994,7 +1439,7 @@
         <w:pStyle w:val="ListParagraph"/>
         <w:numPr>
           <w:ilvl w:val="0"/>
-          <w:numId w:val="2"/>
+          <w:numId w:val="4"/>
         </w:numPr>
         <w:spacing w:before="120" w:after="120"/>
       </w:pPr>
@@ -1012,7 +1457,7 @@
         <w:pStyle w:val="ListParagraph"/>
         <w:numPr>
           <w:ilvl w:val="0"/>
-          <w:numId w:val="2"/>
+          <w:numId w:val="4"/>
         </w:numPr>
         <w:spacing w:before="120" w:after="120"/>
       </w:pPr>
@@ -1041,7 +1486,73 @@
           <w:sz w:val="24"/>
           <w:szCs w:val="24"/>
         </w:rPr>
-        <w:t>GitHub classic PATs start with ghp_, fine-grained tokens with github_pat_, and OAuth tokens with gho_ — so the regex above covers all three main formats.</w:t>
+        <w:t xml:space="preserve">GitHub classic PATs start with </w:t>
+      </w:r>
+      <w:proofErr w:type="spellStart"/>
+      <w:r>
+        <w:rPr>
+          <w:i/>
+          <w:iCs/>
+          <w:color w:val="000000"/>
+          <w:sz w:val="24"/>
+          <w:szCs w:val="24"/>
+        </w:rPr>
+        <w:t>ghp</w:t>
+      </w:r>
+      <w:proofErr w:type="spellEnd"/>
+      <w:r>
+        <w:rPr>
+          <w:i/>
+          <w:iCs/>
+          <w:color w:val="000000"/>
+          <w:sz w:val="24"/>
+          <w:szCs w:val="24"/>
+        </w:rPr>
+        <w:t xml:space="preserve">_, fine-grained tokens with </w:t>
+      </w:r>
+      <w:proofErr w:type="spellStart"/>
+      <w:r>
+        <w:rPr>
+          <w:i/>
+          <w:iCs/>
+          <w:color w:val="000000"/>
+          <w:sz w:val="24"/>
+          <w:szCs w:val="24"/>
+        </w:rPr>
+        <w:t>github_pat</w:t>
+      </w:r>
+      <w:proofErr w:type="spellEnd"/>
+      <w:r>
+        <w:rPr>
+          <w:i/>
+          <w:iCs/>
+          <w:color w:val="000000"/>
+          <w:sz w:val="24"/>
+          <w:szCs w:val="24"/>
+        </w:rPr>
+        <w:t xml:space="preserve">_, and OAuth tokens with </w:t>
+      </w:r>
+      <w:proofErr w:type="spellStart"/>
+      <w:r>
+        <w:rPr>
+          <w:i/>
+          <w:iCs/>
+          <w:color w:val="000000"/>
+          <w:sz w:val="24"/>
+          <w:szCs w:val="24"/>
+        </w:rPr>
+        <w:t>gho</w:t>
+      </w:r>
+      <w:proofErr w:type="spellEnd"/>
+      <w:r>
+        <w:rPr>
+          <w:i/>
+          <w:iCs/>
+          <w:color w:val="000000"/>
+          <w:sz w:val="24"/>
+          <w:szCs w:val="24"/>
+        </w:rPr>
+        <w:t>_ — so the regex above covers all three main formats.</w:t>
       </w:r>
     </w:p>
     <w:p>
@@ -1049,15 +1560,24 @@
         <w:pStyle w:val="Heading1"/>
         <w:spacing w:before="480" w:after="120"/>
       </w:pPr>
-      <w:bookmarkStart w:id="5" w:name="_Toc_you_asked_But_why_yo_1793334728645"/>
-      <w:r>
-        <w:rPr>
-          <w:b w:val="0"/>
-          <w:bCs w:val="0"/>
-        </w:rPr>
-        <w:t>you asked: But why yo</w:t>
+      <w:bookmarkStart w:id="5" w:name="_Toc_you_asked_But_why_yo_1793335343563"/>
+      <w:r>
+        <w:rPr>
+          <w:b w:val="0"/>
+          <w:bCs w:val="0"/>
+        </w:rPr>
+        <w:t xml:space="preserve">you asked: But why </w:t>
+      </w:r>
+      <w:proofErr w:type="spellStart"/>
+      <w:r>
+        <w:rPr>
+          <w:b w:val="0"/>
+          <w:bCs w:val="0"/>
+        </w:rPr>
+        <w:t>yo</w:t>
       </w:r>
       <w:bookmarkEnd w:id="5"/>
+      <w:proofErr w:type="spellEnd"/>
     </w:p>
     <w:p>
       <w:pPr>
@@ -1077,13 +1597,22 @@
         <w:pStyle w:val="Heading1"/>
         <w:spacing w:before="480" w:after="120"/>
       </w:pPr>
-      <w:bookmarkStart w:id="6" w:name="_Toc_claude_response_Youre_rig_179333472"/>
-      <w:r>
-        <w:rPr>
-          <w:b w:val="0"/>
-          <w:bCs w:val="0"/>
-        </w:rPr>
-        <w:t>claude response: You're rig</w:t>
+      <w:bookmarkStart w:id="6" w:name="_Toc_claude_response_Youre_rig_179333534"/>
+      <w:proofErr w:type="spellStart"/>
+      <w:r>
+        <w:rPr>
+          <w:b w:val="0"/>
+          <w:bCs w:val="0"/>
+        </w:rPr>
+        <w:t>claude</w:t>
+      </w:r>
+      <w:proofErr w:type="spellEnd"/>
+      <w:r>
+        <w:rPr>
+          <w:b w:val="0"/>
+          <w:bCs w:val="0"/>
+        </w:rPr>
+        <w:t xml:space="preserve"> response: You're rig</w:t>
       </w:r>
       <w:bookmarkEnd w:id="6"/>
     </w:p>
@@ -1127,6 +1656,7 @@
         <w:spacing w:before="240" w:after="240" w:line="360" w:lineRule="exact"/>
         <w:ind w:left="360"/>
       </w:pPr>
+      <w:proofErr w:type="spellStart"/>
       <w:r>
         <w:rPr>
           <w:rFonts w:ascii="Courier New" w:eastAsia="Courier New" w:hAnsi="Courier New" w:cs="Courier New"/>
@@ -1138,6 +1668,7 @@
         </w:rPr>
         <w:t>powershell</w:t>
       </w:r>
+      <w:proofErr w:type="spellEnd"/>
       <w:r>
         <w:rPr>
           <w:rFonts w:ascii="Courier New" w:eastAsia="Courier New" w:hAnsi="Courier New" w:cs="Courier New"/>
@@ -1147,14 +1678,85 @@
         <w:br/>
         <w:t xml:space="preserve"> </w:t>
       </w:r>
-      <w:r>
-        <w:rPr>
-          <w:rFonts w:ascii="Courier New" w:eastAsia="Courier New" w:hAnsi="Courier New" w:cs="Courier New"/>
-          <w:color w:val="444444"/>
-          <w:sz w:val="18"/>
-          <w:szCs w:val="18"/>
-        </w:rPr>
-        <w:t>rga -i "(ghp_|github_pat_|ghb|</w:t>
+      <w:proofErr w:type="spellStart"/>
+      <w:r>
+        <w:rPr>
+          <w:rFonts w:ascii="Courier New" w:eastAsia="Courier New" w:hAnsi="Courier New" w:cs="Courier New"/>
+          <w:color w:val="444444"/>
+          <w:sz w:val="18"/>
+          <w:szCs w:val="18"/>
+        </w:rPr>
+        <w:t>rga</w:t>
+      </w:r>
+      <w:proofErr w:type="spellEnd"/>
+      <w:r>
+        <w:rPr>
+          <w:rFonts w:ascii="Courier New" w:eastAsia="Courier New" w:hAnsi="Courier New" w:cs="Courier New"/>
+          <w:color w:val="444444"/>
+          <w:sz w:val="18"/>
+          <w:szCs w:val="18"/>
+        </w:rPr>
+        <w:t xml:space="preserve"> -</w:t>
+      </w:r>
+      <w:proofErr w:type="spellStart"/>
+      <w:r>
+        <w:rPr>
+          <w:rFonts w:ascii="Courier New" w:eastAsia="Courier New" w:hAnsi="Courier New" w:cs="Courier New"/>
+          <w:color w:val="444444"/>
+          <w:sz w:val="18"/>
+          <w:szCs w:val="18"/>
+        </w:rPr>
+        <w:t>i</w:t>
+      </w:r>
+      <w:proofErr w:type="spellEnd"/>
+      <w:r>
+        <w:rPr>
+          <w:rFonts w:ascii="Courier New" w:eastAsia="Courier New" w:hAnsi="Courier New" w:cs="Courier New"/>
+          <w:color w:val="444444"/>
+          <w:sz w:val="18"/>
+          <w:szCs w:val="18"/>
+        </w:rPr>
+        <w:t xml:space="preserve"> "(</w:t>
+      </w:r>
+      <w:proofErr w:type="spellStart"/>
+      <w:r>
+        <w:rPr>
+          <w:rFonts w:ascii="Courier New" w:eastAsia="Courier New" w:hAnsi="Courier New" w:cs="Courier New"/>
+          <w:color w:val="444444"/>
+          <w:sz w:val="18"/>
+          <w:szCs w:val="18"/>
+        </w:rPr>
+        <w:t>ghp</w:t>
+      </w:r>
+      <w:proofErr w:type="spellEnd"/>
+      <w:r>
+        <w:rPr>
+          <w:rFonts w:ascii="Courier New" w:eastAsia="Courier New" w:hAnsi="Courier New" w:cs="Courier New"/>
+          <w:color w:val="444444"/>
+          <w:sz w:val="18"/>
+          <w:szCs w:val="18"/>
+        </w:rPr>
+        <w:t>_|github_pat_|</w:t>
+      </w:r>
+      <w:proofErr w:type="spellStart"/>
+      <w:r>
+        <w:rPr>
+          <w:rFonts w:ascii="Courier New" w:eastAsia="Courier New" w:hAnsi="Courier New" w:cs="Courier New"/>
+          <w:color w:val="444444"/>
+          <w:sz w:val="18"/>
+          <w:szCs w:val="18"/>
+        </w:rPr>
+        <w:t>ghb</w:t>
+      </w:r>
+      <w:proofErr w:type="spellEnd"/>
+      <w:r>
+        <w:rPr>
+          <w:rFonts w:ascii="Courier New" w:eastAsia="Courier New" w:hAnsi="Courier New" w:cs="Courier New"/>
+          <w:color w:val="444444"/>
+          <w:sz w:val="18"/>
+          <w:szCs w:val="18"/>
+        </w:rPr>
+        <w:t>|</w:t>
       </w:r>
       <w:proofErr w:type="gramStart"/>
       <w:r>
@@ -1164,7 +1766,17 @@
           <w:sz w:val="18"/>
           <w:szCs w:val="18"/>
         </w:rPr>
-        <w:t>\.git</w:t>
+        <w:t>\.</w:t>
+      </w:r>
+      <w:proofErr w:type="spellStart"/>
+      <w:r>
+        <w:rPr>
+          <w:rFonts w:ascii="Courier New" w:eastAsia="Courier New" w:hAnsi="Courier New" w:cs="Courier New"/>
+          <w:color w:val="444444"/>
+          <w:sz w:val="18"/>
+          <w:szCs w:val="18"/>
+        </w:rPr>
+        <w:t>git</w:t>
       </w:r>
       <w:proofErr w:type="gramEnd"/>
       <w:r>
@@ -1174,7 +1786,37 @@
           <w:sz w:val="18"/>
           <w:szCs w:val="18"/>
         </w:rPr>
-        <w:t>-credentials|gho_|ghtoken)" --type pdf --type docx "D:\OneDrive - 0yt2k\AI Chat Sessions"</w:t>
+        <w:t>-credentials|gho</w:t>
+      </w:r>
+      <w:proofErr w:type="spellEnd"/>
+      <w:r>
+        <w:rPr>
+          <w:rFonts w:ascii="Courier New" w:eastAsia="Courier New" w:hAnsi="Courier New" w:cs="Courier New"/>
+          <w:color w:val="444444"/>
+          <w:sz w:val="18"/>
+          <w:szCs w:val="18"/>
+        </w:rPr>
+        <w:t>_|</w:t>
+      </w:r>
+      <w:proofErr w:type="spellStart"/>
+      <w:r>
+        <w:rPr>
+          <w:rFonts w:ascii="Courier New" w:eastAsia="Courier New" w:hAnsi="Courier New" w:cs="Courier New"/>
+          <w:color w:val="444444"/>
+          <w:sz w:val="18"/>
+          <w:szCs w:val="18"/>
+        </w:rPr>
+        <w:t>ghtoken</w:t>
+      </w:r>
+      <w:proofErr w:type="spellEnd"/>
+      <w:r>
+        <w:rPr>
+          <w:rFonts w:ascii="Courier New" w:eastAsia="Courier New" w:hAnsi="Courier New" w:cs="Courier New"/>
+          <w:color w:val="444444"/>
+          <w:sz w:val="18"/>
+          <w:szCs w:val="18"/>
+        </w:rPr>
+        <w:t>)" --type pdf --type docx "D:\OneDrive - 0yt2k\AI Chat Sessions"</w:t>
       </w:r>
     </w:p>
     <w:p>
@@ -1204,6 +1846,7 @@
         <w:spacing w:before="240" w:after="240" w:line="360" w:lineRule="exact"/>
         <w:ind w:left="360"/>
       </w:pPr>
+      <w:proofErr w:type="spellStart"/>
       <w:r>
         <w:rPr>
           <w:rFonts w:ascii="Courier New" w:eastAsia="Courier New" w:hAnsi="Courier New" w:cs="Courier New"/>
@@ -1215,6 +1858,7 @@
         </w:rPr>
         <w:t>powershell</w:t>
       </w:r>
+      <w:proofErr w:type="spellEnd"/>
       <w:r>
         <w:rPr>
           <w:rFonts w:ascii="Courier New" w:eastAsia="Courier New" w:hAnsi="Courier New" w:cs="Courier New"/>
@@ -1224,14 +1868,65 @@
         <w:br/>
         <w:t xml:space="preserve"> </w:t>
       </w:r>
-      <w:r>
-        <w:rPr>
-          <w:rFonts w:ascii="Courier New" w:eastAsia="Courier New" w:hAnsi="Courier New" w:cs="Courier New"/>
-          <w:color w:val="444444"/>
-          <w:sz w:val="18"/>
-          <w:szCs w:val="18"/>
-        </w:rPr>
-        <w:t>rga -il "(ghp_|github_pat_|ghb|</w:t>
+      <w:proofErr w:type="spellStart"/>
+      <w:r>
+        <w:rPr>
+          <w:rFonts w:ascii="Courier New" w:eastAsia="Courier New" w:hAnsi="Courier New" w:cs="Courier New"/>
+          <w:color w:val="444444"/>
+          <w:sz w:val="18"/>
+          <w:szCs w:val="18"/>
+        </w:rPr>
+        <w:t>rga</w:t>
+      </w:r>
+      <w:proofErr w:type="spellEnd"/>
+      <w:r>
+        <w:rPr>
+          <w:rFonts w:ascii="Courier New" w:eastAsia="Courier New" w:hAnsi="Courier New" w:cs="Courier New"/>
+          <w:color w:val="444444"/>
+          <w:sz w:val="18"/>
+          <w:szCs w:val="18"/>
+        </w:rPr>
+        <w:t xml:space="preserve"> -il "(</w:t>
+      </w:r>
+      <w:proofErr w:type="spellStart"/>
+      <w:r>
+        <w:rPr>
+          <w:rFonts w:ascii="Courier New" w:eastAsia="Courier New" w:hAnsi="Courier New" w:cs="Courier New"/>
+          <w:color w:val="444444"/>
+          <w:sz w:val="18"/>
+          <w:szCs w:val="18"/>
+        </w:rPr>
+        <w:t>ghp</w:t>
+      </w:r>
+      <w:proofErr w:type="spellEnd"/>
+      <w:r>
+        <w:rPr>
+          <w:rFonts w:ascii="Courier New" w:eastAsia="Courier New" w:hAnsi="Courier New" w:cs="Courier New"/>
+          <w:color w:val="444444"/>
+          <w:sz w:val="18"/>
+          <w:szCs w:val="18"/>
+        </w:rPr>
+        <w:t>_|github_pat_|</w:t>
+      </w:r>
+      <w:proofErr w:type="spellStart"/>
+      <w:r>
+        <w:rPr>
+          <w:rFonts w:ascii="Courier New" w:eastAsia="Courier New" w:hAnsi="Courier New" w:cs="Courier New"/>
+          <w:color w:val="444444"/>
+          <w:sz w:val="18"/>
+          <w:szCs w:val="18"/>
+        </w:rPr>
+        <w:t>ghb</w:t>
+      </w:r>
+      <w:proofErr w:type="spellEnd"/>
+      <w:r>
+        <w:rPr>
+          <w:rFonts w:ascii="Courier New" w:eastAsia="Courier New" w:hAnsi="Courier New" w:cs="Courier New"/>
+          <w:color w:val="444444"/>
+          <w:sz w:val="18"/>
+          <w:szCs w:val="18"/>
+        </w:rPr>
+        <w:t>|</w:t>
       </w:r>
       <w:proofErr w:type="gramStart"/>
       <w:r>
@@ -1241,7 +1936,17 @@
           <w:sz w:val="18"/>
           <w:szCs w:val="18"/>
         </w:rPr>
-        <w:t>\.git</w:t>
+        <w:t>\.</w:t>
+      </w:r>
+      <w:proofErr w:type="spellStart"/>
+      <w:r>
+        <w:rPr>
+          <w:rFonts w:ascii="Courier New" w:eastAsia="Courier New" w:hAnsi="Courier New" w:cs="Courier New"/>
+          <w:color w:val="444444"/>
+          <w:sz w:val="18"/>
+          <w:szCs w:val="18"/>
+        </w:rPr>
+        <w:t>git</w:t>
       </w:r>
       <w:proofErr w:type="gramEnd"/>
       <w:r>
@@ -1251,7 +1956,37 @@
           <w:sz w:val="18"/>
           <w:szCs w:val="18"/>
         </w:rPr>
-        <w:t>-credentials|gho_|ghtoken)" --type pdf --type docx "D:\OneDrive - 0yt2k\AI Chat Sessions"</w:t>
+        <w:t>-credentials|gho</w:t>
+      </w:r>
+      <w:proofErr w:type="spellEnd"/>
+      <w:r>
+        <w:rPr>
+          <w:rFonts w:ascii="Courier New" w:eastAsia="Courier New" w:hAnsi="Courier New" w:cs="Courier New"/>
+          <w:color w:val="444444"/>
+          <w:sz w:val="18"/>
+          <w:szCs w:val="18"/>
+        </w:rPr>
+        <w:t>_|</w:t>
+      </w:r>
+      <w:proofErr w:type="spellStart"/>
+      <w:r>
+        <w:rPr>
+          <w:rFonts w:ascii="Courier New" w:eastAsia="Courier New" w:hAnsi="Courier New" w:cs="Courier New"/>
+          <w:color w:val="444444"/>
+          <w:sz w:val="18"/>
+          <w:szCs w:val="18"/>
+        </w:rPr>
+        <w:t>ghtoken</w:t>
+      </w:r>
+      <w:proofErr w:type="spellEnd"/>
+      <w:r>
+        <w:rPr>
+          <w:rFonts w:ascii="Courier New" w:eastAsia="Courier New" w:hAnsi="Courier New" w:cs="Courier New"/>
+          <w:color w:val="444444"/>
+          <w:sz w:val="18"/>
+          <w:szCs w:val="18"/>
+        </w:rPr>
+        <w:t>)" --type pdf --type docx "D:\OneDrive - 0yt2k\AI Chat Sessions"</w:t>
       </w:r>
     </w:p>
     <w:p>
@@ -1281,6 +2016,7 @@
         <w:spacing w:before="240" w:after="240" w:line="360" w:lineRule="exact"/>
         <w:ind w:left="360"/>
       </w:pPr>
+      <w:proofErr w:type="spellStart"/>
       <w:r>
         <w:rPr>
           <w:rFonts w:ascii="Courier New" w:eastAsia="Courier New" w:hAnsi="Courier New" w:cs="Courier New"/>
@@ -1292,6 +2028,7 @@
         </w:rPr>
         <w:t>powershell</w:t>
       </w:r>
+      <w:proofErr w:type="spellEnd"/>
       <w:r>
         <w:rPr>
           <w:rFonts w:ascii="Courier New" w:eastAsia="Courier New" w:hAnsi="Courier New" w:cs="Courier New"/>
@@ -1301,14 +2038,85 @@
         <w:br/>
         <w:t xml:space="preserve"> </w:t>
       </w:r>
-      <w:r>
-        <w:rPr>
-          <w:rFonts w:ascii="Courier New" w:eastAsia="Courier New" w:hAnsi="Courier New" w:cs="Courier New"/>
-          <w:color w:val="444444"/>
-          <w:sz w:val="18"/>
-          <w:szCs w:val="18"/>
-        </w:rPr>
-        <w:t>rga -i --context 2 "(ghp_|github_pat_|ghb|</w:t>
+      <w:proofErr w:type="spellStart"/>
+      <w:r>
+        <w:rPr>
+          <w:rFonts w:ascii="Courier New" w:eastAsia="Courier New" w:hAnsi="Courier New" w:cs="Courier New"/>
+          <w:color w:val="444444"/>
+          <w:sz w:val="18"/>
+          <w:szCs w:val="18"/>
+        </w:rPr>
+        <w:t>rga</w:t>
+      </w:r>
+      <w:proofErr w:type="spellEnd"/>
+      <w:r>
+        <w:rPr>
+          <w:rFonts w:ascii="Courier New" w:eastAsia="Courier New" w:hAnsi="Courier New" w:cs="Courier New"/>
+          <w:color w:val="444444"/>
+          <w:sz w:val="18"/>
+          <w:szCs w:val="18"/>
+        </w:rPr>
+        <w:t xml:space="preserve"> -</w:t>
+      </w:r>
+      <w:proofErr w:type="spellStart"/>
+      <w:r>
+        <w:rPr>
+          <w:rFonts w:ascii="Courier New" w:eastAsia="Courier New" w:hAnsi="Courier New" w:cs="Courier New"/>
+          <w:color w:val="444444"/>
+          <w:sz w:val="18"/>
+          <w:szCs w:val="18"/>
+        </w:rPr>
+        <w:t>i</w:t>
+      </w:r>
+      <w:proofErr w:type="spellEnd"/>
+      <w:r>
+        <w:rPr>
+          <w:rFonts w:ascii="Courier New" w:eastAsia="Courier New" w:hAnsi="Courier New" w:cs="Courier New"/>
+          <w:color w:val="444444"/>
+          <w:sz w:val="18"/>
+          <w:szCs w:val="18"/>
+        </w:rPr>
+        <w:t xml:space="preserve"> --context 2 "(</w:t>
+      </w:r>
+      <w:proofErr w:type="spellStart"/>
+      <w:r>
+        <w:rPr>
+          <w:rFonts w:ascii="Courier New" w:eastAsia="Courier New" w:hAnsi="Courier New" w:cs="Courier New"/>
+          <w:color w:val="444444"/>
+          <w:sz w:val="18"/>
+          <w:szCs w:val="18"/>
+        </w:rPr>
+        <w:t>ghp</w:t>
+      </w:r>
+      <w:proofErr w:type="spellEnd"/>
+      <w:r>
+        <w:rPr>
+          <w:rFonts w:ascii="Courier New" w:eastAsia="Courier New" w:hAnsi="Courier New" w:cs="Courier New"/>
+          <w:color w:val="444444"/>
+          <w:sz w:val="18"/>
+          <w:szCs w:val="18"/>
+        </w:rPr>
+        <w:t>_|github_pat_|</w:t>
+      </w:r>
+      <w:proofErr w:type="spellStart"/>
+      <w:r>
+        <w:rPr>
+          <w:rFonts w:ascii="Courier New" w:eastAsia="Courier New" w:hAnsi="Courier New" w:cs="Courier New"/>
+          <w:color w:val="444444"/>
+          <w:sz w:val="18"/>
+          <w:szCs w:val="18"/>
+        </w:rPr>
+        <w:t>ghb</w:t>
+      </w:r>
+      <w:proofErr w:type="spellEnd"/>
+      <w:r>
+        <w:rPr>
+          <w:rFonts w:ascii="Courier New" w:eastAsia="Courier New" w:hAnsi="Courier New" w:cs="Courier New"/>
+          <w:color w:val="444444"/>
+          <w:sz w:val="18"/>
+          <w:szCs w:val="18"/>
+        </w:rPr>
+        <w:t>|</w:t>
       </w:r>
       <w:proofErr w:type="gramStart"/>
       <w:r>
@@ -1318,7 +2126,17 @@
           <w:sz w:val="18"/>
           <w:szCs w:val="18"/>
         </w:rPr>
-        <w:t>\.git</w:t>
+        <w:t>\.</w:t>
+      </w:r>
+      <w:proofErr w:type="spellStart"/>
+      <w:r>
+        <w:rPr>
+          <w:rFonts w:ascii="Courier New" w:eastAsia="Courier New" w:hAnsi="Courier New" w:cs="Courier New"/>
+          <w:color w:val="444444"/>
+          <w:sz w:val="18"/>
+          <w:szCs w:val="18"/>
+        </w:rPr>
+        <w:t>git</w:t>
       </w:r>
       <w:proofErr w:type="gramEnd"/>
       <w:r>
@@ -1328,7 +2146,37 @@
           <w:sz w:val="18"/>
           <w:szCs w:val="18"/>
         </w:rPr>
-        <w:t>-credentials|gho_|ghtoken)" --type pdf --type docx "D:\OneDrive - 0yt2k\AI Chat Sessions"</w:t>
+        <w:t>-credentials|gho</w:t>
+      </w:r>
+      <w:proofErr w:type="spellEnd"/>
+      <w:r>
+        <w:rPr>
+          <w:rFonts w:ascii="Courier New" w:eastAsia="Courier New" w:hAnsi="Courier New" w:cs="Courier New"/>
+          <w:color w:val="444444"/>
+          <w:sz w:val="18"/>
+          <w:szCs w:val="18"/>
+        </w:rPr>
+        <w:t>_|</w:t>
+      </w:r>
+      <w:proofErr w:type="spellStart"/>
+      <w:r>
+        <w:rPr>
+          <w:rFonts w:ascii="Courier New" w:eastAsia="Courier New" w:hAnsi="Courier New" w:cs="Courier New"/>
+          <w:color w:val="444444"/>
+          <w:sz w:val="18"/>
+          <w:szCs w:val="18"/>
+        </w:rPr>
+        <w:t>ghtoken</w:t>
+      </w:r>
+      <w:proofErr w:type="spellEnd"/>
+      <w:r>
+        <w:rPr>
+          <w:rFonts w:ascii="Courier New" w:eastAsia="Courier New" w:hAnsi="Courier New" w:cs="Courier New"/>
+          <w:color w:val="444444"/>
+          <w:sz w:val="18"/>
+          <w:szCs w:val="18"/>
+        </w:rPr>
+        <w:t>)" --type pdf --type docx "D:\OneDrive - 0yt2k\AI Chat Sessions"</w:t>
       </w:r>
     </w:p>
     <w:p>
@@ -1348,7 +2196,51 @@
           <w:szCs w:val="24"/>
         </w:rPr>
         <w:lastRenderedPageBreak/>
-        <w:t>--type pdf --type docx — multiple --type flags are OR'd, so rga searches files matching either type. This skips any stray .txt, .html, or other files in that folder, making the search faster and results cleaner.</w:t>
+        <w:t xml:space="preserve">--type pdf --type docx — multiple --type flags are </w:t>
+      </w:r>
+      <w:proofErr w:type="spellStart"/>
+      <w:r>
+        <w:rPr>
+          <w:i/>
+          <w:iCs/>
+          <w:color w:val="000000"/>
+          <w:sz w:val="24"/>
+          <w:szCs w:val="24"/>
+        </w:rPr>
+        <w:t>OR'd</w:t>
+      </w:r>
+      <w:proofErr w:type="spellEnd"/>
+      <w:r>
+        <w:rPr>
+          <w:i/>
+          <w:iCs/>
+          <w:color w:val="000000"/>
+          <w:sz w:val="24"/>
+          <w:szCs w:val="24"/>
+        </w:rPr>
+        <w:t xml:space="preserve">, so </w:t>
+      </w:r>
+      <w:proofErr w:type="spellStart"/>
+      <w:r>
+        <w:rPr>
+          <w:i/>
+          <w:iCs/>
+          <w:color w:val="000000"/>
+          <w:sz w:val="24"/>
+          <w:szCs w:val="24"/>
+        </w:rPr>
+        <w:t>rga</w:t>
+      </w:r>
+      <w:proofErr w:type="spellEnd"/>
+      <w:r>
+        <w:rPr>
+          <w:i/>
+          <w:iCs/>
+          <w:color w:val="000000"/>
+          <w:sz w:val="24"/>
+          <w:szCs w:val="24"/>
+        </w:rPr>
+        <w:t xml:space="preserve"> searches files matching either type. This skips any stray .txt, .html, or other files in that folder, making the search faster and results cleaner.</w:t>
       </w:r>
     </w:p>
     <w:p>
@@ -1369,17 +2261,27 @@
         <w:pStyle w:val="ListParagraph"/>
         <w:numPr>
           <w:ilvl w:val="0"/>
-          <w:numId w:val="1"/>
+          <w:numId w:val="3"/>
         </w:numPr>
         <w:spacing w:before="120" w:after="120"/>
       </w:pPr>
+      <w:proofErr w:type="spellStart"/>
       <w:r>
         <w:rPr>
           <w:rFonts w:ascii="Courier New" w:eastAsia="Courier New" w:hAnsi="Courier New" w:cs="Courier New"/>
           <w:color w:val="444444"/>
           <w:shd w:val="clear" w:color="auto" w:fill="F5F5F5"/>
         </w:rPr>
-        <w:t>ghp_</w:t>
+        <w:t>ghp</w:t>
+      </w:r>
+      <w:proofErr w:type="spellEnd"/>
+      <w:r>
+        <w:rPr>
+          <w:rFonts w:ascii="Courier New" w:eastAsia="Courier New" w:hAnsi="Courier New" w:cs="Courier New"/>
+          <w:color w:val="444444"/>
+          <w:shd w:val="clear" w:color="auto" w:fill="F5F5F5"/>
+        </w:rPr>
+        <w:t>_</w:t>
       </w:r>
       <w:r>
         <w:rPr>
@@ -1395,17 +2297,27 @@
         <w:pStyle w:val="ListParagraph"/>
         <w:numPr>
           <w:ilvl w:val="0"/>
-          <w:numId w:val="1"/>
+          <w:numId w:val="3"/>
         </w:numPr>
         <w:spacing w:before="120" w:after="120"/>
       </w:pPr>
+      <w:proofErr w:type="spellStart"/>
       <w:r>
         <w:rPr>
           <w:rFonts w:ascii="Courier New" w:eastAsia="Courier New" w:hAnsi="Courier New" w:cs="Courier New"/>
           <w:color w:val="444444"/>
           <w:shd w:val="clear" w:color="auto" w:fill="F5F5F5"/>
         </w:rPr>
-        <w:t>github_pat_</w:t>
+        <w:t>github_pat</w:t>
+      </w:r>
+      <w:proofErr w:type="spellEnd"/>
+      <w:r>
+        <w:rPr>
+          <w:rFonts w:ascii="Courier New" w:eastAsia="Courier New" w:hAnsi="Courier New" w:cs="Courier New"/>
+          <w:color w:val="444444"/>
+          <w:shd w:val="clear" w:color="auto" w:fill="F5F5F5"/>
+        </w:rPr>
+        <w:t>_</w:t>
       </w:r>
       <w:r>
         <w:rPr>
@@ -1421,17 +2333,27 @@
         <w:pStyle w:val="ListParagraph"/>
         <w:numPr>
           <w:ilvl w:val="0"/>
-          <w:numId w:val="1"/>
+          <w:numId w:val="3"/>
         </w:numPr>
         <w:spacing w:before="120" w:after="120"/>
       </w:pPr>
+      <w:proofErr w:type="spellStart"/>
       <w:r>
         <w:rPr>
           <w:rFonts w:ascii="Courier New" w:eastAsia="Courier New" w:hAnsi="Courier New" w:cs="Courier New"/>
           <w:color w:val="444444"/>
           <w:shd w:val="clear" w:color="auto" w:fill="F5F5F5"/>
         </w:rPr>
-        <w:t>gho_</w:t>
+        <w:t>gho</w:t>
+      </w:r>
+      <w:proofErr w:type="spellEnd"/>
+      <w:r>
+        <w:rPr>
+          <w:rFonts w:ascii="Courier New" w:eastAsia="Courier New" w:hAnsi="Courier New" w:cs="Courier New"/>
+          <w:color w:val="444444"/>
+          <w:shd w:val="clear" w:color="auto" w:fill="F5F5F5"/>
+        </w:rPr>
+        <w:t>_</w:t>
       </w:r>
       <w:r>
         <w:rPr>
@@ -1447,10 +2369,11 @@
         <w:pStyle w:val="ListParagraph"/>
         <w:numPr>
           <w:ilvl w:val="0"/>
-          <w:numId w:val="1"/>
+          <w:numId w:val="3"/>
         </w:numPr>
         <w:spacing w:before="120" w:after="120"/>
       </w:pPr>
+      <w:proofErr w:type="spellStart"/>
       <w:r>
         <w:rPr>
           <w:rFonts w:ascii="Courier New" w:eastAsia="Courier New" w:hAnsi="Courier New" w:cs="Courier New"/>
@@ -1459,6 +2382,7 @@
         </w:rPr>
         <w:t>ghb</w:t>
       </w:r>
+      <w:proofErr w:type="spellEnd"/>
       <w:r>
         <w:rPr>
           <w:color w:val="000000"/>
@@ -1501,6 +2425,7 @@
         </w:rPr>
         <w:t xml:space="preserve"> / </w:t>
       </w:r>
+      <w:proofErr w:type="spellStart"/>
       <w:r>
         <w:rPr>
           <w:rFonts w:ascii="Courier New" w:eastAsia="Courier New" w:hAnsi="Courier New" w:cs="Courier New"/>
@@ -1509,6 +2434,7 @@
         </w:rPr>
         <w:t>ghtoken</w:t>
       </w:r>
+      <w:proofErr w:type="spellEnd"/>
       <w:r>
         <w:rPr>
           <w:color w:val="000000"/>
@@ -1523,7 +2449,7 @@
         <w:pStyle w:val="Heading1"/>
         <w:spacing w:before="480" w:after="120"/>
       </w:pPr>
-      <w:bookmarkStart w:id="7" w:name="_Toc_you_asked_PS_Ddev_1793334728646"/>
+      <w:bookmarkStart w:id="7" w:name="_Toc_you_asked_PS_Ddev_1793335343564"/>
       <w:r>
         <w:rPr>
           <w:b w:val="0"/>
@@ -1543,8 +2469,72 @@
           <w:sz w:val="24"/>
           <w:szCs w:val="24"/>
         </w:rPr>
-        <w:t>PS D:\dev&gt; rga -i "(ghp_|github_pat_|ghb</w:t>
-      </w:r>
+        <w:t xml:space="preserve">PS D:\dev&gt; </w:t>
+      </w:r>
+      <w:proofErr w:type="spellStart"/>
+      <w:r>
+        <w:rPr>
+          <w:color w:val="000000"/>
+          <w:sz w:val="24"/>
+          <w:szCs w:val="24"/>
+        </w:rPr>
+        <w:t>rga</w:t>
+      </w:r>
+      <w:proofErr w:type="spellEnd"/>
+      <w:r>
+        <w:rPr>
+          <w:color w:val="000000"/>
+          <w:sz w:val="24"/>
+          <w:szCs w:val="24"/>
+        </w:rPr>
+        <w:t xml:space="preserve"> -</w:t>
+      </w:r>
+      <w:proofErr w:type="spellStart"/>
+      <w:r>
+        <w:rPr>
+          <w:color w:val="000000"/>
+          <w:sz w:val="24"/>
+          <w:szCs w:val="24"/>
+        </w:rPr>
+        <w:t>i</w:t>
+      </w:r>
+      <w:proofErr w:type="spellEnd"/>
+      <w:r>
+        <w:rPr>
+          <w:color w:val="000000"/>
+          <w:sz w:val="24"/>
+          <w:szCs w:val="24"/>
+        </w:rPr>
+        <w:t xml:space="preserve"> "(</w:t>
+      </w:r>
+      <w:proofErr w:type="spellStart"/>
+      <w:r>
+        <w:rPr>
+          <w:color w:val="000000"/>
+          <w:sz w:val="24"/>
+          <w:szCs w:val="24"/>
+        </w:rPr>
+        <w:t>ghp</w:t>
+      </w:r>
+      <w:proofErr w:type="spellEnd"/>
+      <w:r>
+        <w:rPr>
+          <w:color w:val="000000"/>
+          <w:sz w:val="24"/>
+          <w:szCs w:val="24"/>
+        </w:rPr>
+        <w:t>_|github_pat_|</w:t>
+      </w:r>
+      <w:proofErr w:type="spellStart"/>
+      <w:r>
+        <w:rPr>
+          <w:color w:val="000000"/>
+          <w:sz w:val="24"/>
+          <w:szCs w:val="24"/>
+        </w:rPr>
+        <w:t>ghb</w:t>
+      </w:r>
+      <w:proofErr w:type="spellEnd"/>
       <w:proofErr w:type="gramStart"/>
       <w:r>
         <w:rPr>
@@ -1552,7 +2542,16 @@
           <w:sz w:val="24"/>
           <w:szCs w:val="24"/>
         </w:rPr>
-        <w:t>|.git</w:t>
+        <w:t>|.</w:t>
+      </w:r>
+      <w:proofErr w:type="spellStart"/>
+      <w:r>
+        <w:rPr>
+          <w:color w:val="000000"/>
+          <w:sz w:val="24"/>
+          <w:szCs w:val="24"/>
+        </w:rPr>
+        <w:t>git</w:t>
       </w:r>
       <w:proofErr w:type="gramEnd"/>
       <w:r>
@@ -1561,7 +2560,52 @@
           <w:sz w:val="24"/>
           <w:szCs w:val="24"/>
         </w:rPr>
-        <w:t>-credentials|gho_|ghtoken)" --type pdf --type docx "D:\OneDrive - 0yt2k\AI Chat Sessions" rg: unrecognized file type: docx PS D:\dev&gt;</w:t>
+        <w:t>-credentials|gho</w:t>
+      </w:r>
+      <w:proofErr w:type="spellEnd"/>
+      <w:r>
+        <w:rPr>
+          <w:color w:val="000000"/>
+          <w:sz w:val="24"/>
+          <w:szCs w:val="24"/>
+        </w:rPr>
+        <w:t>_|</w:t>
+      </w:r>
+      <w:proofErr w:type="spellStart"/>
+      <w:r>
+        <w:rPr>
+          <w:color w:val="000000"/>
+          <w:sz w:val="24"/>
+          <w:szCs w:val="24"/>
+        </w:rPr>
+        <w:t>ghtoken</w:t>
+      </w:r>
+      <w:proofErr w:type="spellEnd"/>
+      <w:r>
+        <w:rPr>
+          <w:color w:val="000000"/>
+          <w:sz w:val="24"/>
+          <w:szCs w:val="24"/>
+        </w:rPr>
+        <w:t xml:space="preserve">)" --type pdf --type docx "D:\OneDrive - 0yt2k\AI Chat Sessions" </w:t>
+      </w:r>
+      <w:proofErr w:type="spellStart"/>
+      <w:r>
+        <w:rPr>
+          <w:color w:val="000000"/>
+          <w:sz w:val="24"/>
+          <w:szCs w:val="24"/>
+        </w:rPr>
+        <w:t>rg</w:t>
+      </w:r>
+      <w:proofErr w:type="spellEnd"/>
+      <w:r>
+        <w:rPr>
+          <w:color w:val="000000"/>
+          <w:sz w:val="24"/>
+          <w:szCs w:val="24"/>
+        </w:rPr>
+        <w:t>: unrecognized file type: docx PS D:\dev&gt;</w:t>
       </w:r>
     </w:p>
     <w:p>
@@ -1569,15 +2613,33 @@
         <w:pStyle w:val="Heading1"/>
         <w:spacing w:before="480" w:after="120"/>
       </w:pPr>
-      <w:bookmarkStart w:id="8" w:name="_Toc_claude_response_docx_isn_1793334728"/>
-      <w:r>
-        <w:rPr>
-          <w:b w:val="0"/>
-          <w:bCs w:val="0"/>
-        </w:rPr>
-        <w:t>claude response: `docx` isn</w:t>
+      <w:bookmarkStart w:id="8" w:name="_Toc_claude_response_docx_isn_1793335343"/>
+      <w:proofErr w:type="spellStart"/>
+      <w:r>
+        <w:rPr>
+          <w:b w:val="0"/>
+          <w:bCs w:val="0"/>
+        </w:rPr>
+        <w:t>claude</w:t>
+      </w:r>
+      <w:proofErr w:type="spellEnd"/>
+      <w:r>
+        <w:rPr>
+          <w:b w:val="0"/>
+          <w:bCs w:val="0"/>
+        </w:rPr>
+        <w:t xml:space="preserve"> response: `docx` </w:t>
+      </w:r>
+      <w:proofErr w:type="spellStart"/>
+      <w:r>
+        <w:rPr>
+          <w:b w:val="0"/>
+          <w:bCs w:val="0"/>
+        </w:rPr>
+        <w:t>isn</w:t>
       </w:r>
       <w:bookmarkEnd w:id="8"/>
+      <w:proofErr w:type="spellEnd"/>
     </w:p>
     <w:p>
       <w:pPr>
@@ -1597,7 +2659,25 @@
           <w:sz w:val="24"/>
           <w:szCs w:val="24"/>
         </w:rPr>
-        <w:t xml:space="preserve"> isn't a built-in ripgrep file type. Use </w:t>
+        <w:t xml:space="preserve"> isn't a built-in </w:t>
+      </w:r>
+      <w:proofErr w:type="spellStart"/>
+      <w:r>
+        <w:rPr>
+          <w:color w:val="000000"/>
+          <w:sz w:val="24"/>
+          <w:szCs w:val="24"/>
+        </w:rPr>
+        <w:t>ripgrep</w:t>
+      </w:r>
+      <w:proofErr w:type="spellEnd"/>
+      <w:r>
+        <w:rPr>
+          <w:color w:val="000000"/>
+          <w:sz w:val="24"/>
+          <w:szCs w:val="24"/>
+        </w:rPr>
+        <w:t xml:space="preserve"> file type. Use </w:t>
       </w:r>
       <w:r>
         <w:rPr>
@@ -1643,6 +2723,7 @@
         <w:spacing w:before="240" w:after="240" w:line="360" w:lineRule="exact"/>
         <w:ind w:left="360"/>
       </w:pPr>
+      <w:proofErr w:type="spellStart"/>
       <w:r>
         <w:rPr>
           <w:rFonts w:ascii="Courier New" w:eastAsia="Courier New" w:hAnsi="Courier New" w:cs="Courier New"/>
@@ -1654,6 +2735,7 @@
         </w:rPr>
         <w:t>powershell</w:t>
       </w:r>
+      <w:proofErr w:type="spellEnd"/>
       <w:r>
         <w:rPr>
           <w:rFonts w:ascii="Courier New" w:eastAsia="Courier New" w:hAnsi="Courier New" w:cs="Courier New"/>
@@ -1663,14 +2745,85 @@
         <w:br/>
         <w:t xml:space="preserve"> </w:t>
       </w:r>
-      <w:r>
-        <w:rPr>
-          <w:rFonts w:ascii="Courier New" w:eastAsia="Courier New" w:hAnsi="Courier New" w:cs="Courier New"/>
-          <w:color w:val="444444"/>
-          <w:sz w:val="18"/>
-          <w:szCs w:val="18"/>
-        </w:rPr>
-        <w:t>rga -i "(ghp_|github_pat_|ghb|</w:t>
+      <w:proofErr w:type="spellStart"/>
+      <w:r>
+        <w:rPr>
+          <w:rFonts w:ascii="Courier New" w:eastAsia="Courier New" w:hAnsi="Courier New" w:cs="Courier New"/>
+          <w:color w:val="444444"/>
+          <w:sz w:val="18"/>
+          <w:szCs w:val="18"/>
+        </w:rPr>
+        <w:t>rga</w:t>
+      </w:r>
+      <w:proofErr w:type="spellEnd"/>
+      <w:r>
+        <w:rPr>
+          <w:rFonts w:ascii="Courier New" w:eastAsia="Courier New" w:hAnsi="Courier New" w:cs="Courier New"/>
+          <w:color w:val="444444"/>
+          <w:sz w:val="18"/>
+          <w:szCs w:val="18"/>
+        </w:rPr>
+        <w:t xml:space="preserve"> -</w:t>
+      </w:r>
+      <w:proofErr w:type="spellStart"/>
+      <w:r>
+        <w:rPr>
+          <w:rFonts w:ascii="Courier New" w:eastAsia="Courier New" w:hAnsi="Courier New" w:cs="Courier New"/>
+          <w:color w:val="444444"/>
+          <w:sz w:val="18"/>
+          <w:szCs w:val="18"/>
+        </w:rPr>
+        <w:t>i</w:t>
+      </w:r>
+      <w:proofErr w:type="spellEnd"/>
+      <w:r>
+        <w:rPr>
+          <w:rFonts w:ascii="Courier New" w:eastAsia="Courier New" w:hAnsi="Courier New" w:cs="Courier New"/>
+          <w:color w:val="444444"/>
+          <w:sz w:val="18"/>
+          <w:szCs w:val="18"/>
+        </w:rPr>
+        <w:t xml:space="preserve"> "(</w:t>
+      </w:r>
+      <w:proofErr w:type="spellStart"/>
+      <w:r>
+        <w:rPr>
+          <w:rFonts w:ascii="Courier New" w:eastAsia="Courier New" w:hAnsi="Courier New" w:cs="Courier New"/>
+          <w:color w:val="444444"/>
+          <w:sz w:val="18"/>
+          <w:szCs w:val="18"/>
+        </w:rPr>
+        <w:t>ghp</w:t>
+      </w:r>
+      <w:proofErr w:type="spellEnd"/>
+      <w:r>
+        <w:rPr>
+          <w:rFonts w:ascii="Courier New" w:eastAsia="Courier New" w:hAnsi="Courier New" w:cs="Courier New"/>
+          <w:color w:val="444444"/>
+          <w:sz w:val="18"/>
+          <w:szCs w:val="18"/>
+        </w:rPr>
+        <w:t>_|github_pat_|</w:t>
+      </w:r>
+      <w:proofErr w:type="spellStart"/>
+      <w:r>
+        <w:rPr>
+          <w:rFonts w:ascii="Courier New" w:eastAsia="Courier New" w:hAnsi="Courier New" w:cs="Courier New"/>
+          <w:color w:val="444444"/>
+          <w:sz w:val="18"/>
+          <w:szCs w:val="18"/>
+        </w:rPr>
+        <w:t>ghb</w:t>
+      </w:r>
+      <w:proofErr w:type="spellEnd"/>
+      <w:r>
+        <w:rPr>
+          <w:rFonts w:ascii="Courier New" w:eastAsia="Courier New" w:hAnsi="Courier New" w:cs="Courier New"/>
+          <w:color w:val="444444"/>
+          <w:sz w:val="18"/>
+          <w:szCs w:val="18"/>
+        </w:rPr>
+        <w:t>|</w:t>
       </w:r>
       <w:proofErr w:type="gramStart"/>
       <w:r>
@@ -1680,7 +2833,17 @@
           <w:sz w:val="18"/>
           <w:szCs w:val="18"/>
         </w:rPr>
-        <w:t>\.git</w:t>
+        <w:t>\.</w:t>
+      </w:r>
+      <w:proofErr w:type="spellStart"/>
+      <w:r>
+        <w:rPr>
+          <w:rFonts w:ascii="Courier New" w:eastAsia="Courier New" w:hAnsi="Courier New" w:cs="Courier New"/>
+          <w:color w:val="444444"/>
+          <w:sz w:val="18"/>
+          <w:szCs w:val="18"/>
+        </w:rPr>
+        <w:t>git</w:t>
       </w:r>
       <w:proofErr w:type="gramEnd"/>
       <w:r>
@@ -1690,7 +2853,37 @@
           <w:sz w:val="18"/>
           <w:szCs w:val="18"/>
         </w:rPr>
-        <w:t>-credentials|gho_|ghtoken)" --glob "*.pdf" --glob "*.docx" "D:\OneDrive - 0yt2k\AI Chat Sessions"</w:t>
+        <w:t>-credentials|gho</w:t>
+      </w:r>
+      <w:proofErr w:type="spellEnd"/>
+      <w:r>
+        <w:rPr>
+          <w:rFonts w:ascii="Courier New" w:eastAsia="Courier New" w:hAnsi="Courier New" w:cs="Courier New"/>
+          <w:color w:val="444444"/>
+          <w:sz w:val="18"/>
+          <w:szCs w:val="18"/>
+        </w:rPr>
+        <w:t>_|</w:t>
+      </w:r>
+      <w:proofErr w:type="spellStart"/>
+      <w:r>
+        <w:rPr>
+          <w:rFonts w:ascii="Courier New" w:eastAsia="Courier New" w:hAnsi="Courier New" w:cs="Courier New"/>
+          <w:color w:val="444444"/>
+          <w:sz w:val="18"/>
+          <w:szCs w:val="18"/>
+        </w:rPr>
+        <w:t>ghtoken</w:t>
+      </w:r>
+      <w:proofErr w:type="spellEnd"/>
+      <w:r>
+        <w:rPr>
+          <w:rFonts w:ascii="Courier New" w:eastAsia="Courier New" w:hAnsi="Courier New" w:cs="Courier New"/>
+          <w:color w:val="444444"/>
+          <w:sz w:val="18"/>
+          <w:szCs w:val="18"/>
+        </w:rPr>
+        <w:t>)" --glob "*.pdf" --glob "*.docx" "D:\OneDrive - 0yt2k\AI Chat Sessions"</w:t>
       </w:r>
     </w:p>
     <w:p>
@@ -1720,6 +2913,7 @@
         <w:spacing w:before="240" w:after="240" w:line="360" w:lineRule="exact"/>
         <w:ind w:left="360"/>
       </w:pPr>
+      <w:proofErr w:type="spellStart"/>
       <w:r>
         <w:rPr>
           <w:rFonts w:ascii="Courier New" w:eastAsia="Courier New" w:hAnsi="Courier New" w:cs="Courier New"/>
@@ -1731,6 +2925,7 @@
         </w:rPr>
         <w:t>powershell</w:t>
       </w:r>
+      <w:proofErr w:type="spellEnd"/>
       <w:r>
         <w:rPr>
           <w:rFonts w:ascii="Courier New" w:eastAsia="Courier New" w:hAnsi="Courier New" w:cs="Courier New"/>
@@ -1740,14 +2935,65 @@
         <w:br/>
         <w:t xml:space="preserve"> </w:t>
       </w:r>
-      <w:r>
-        <w:rPr>
-          <w:rFonts w:ascii="Courier New" w:eastAsia="Courier New" w:hAnsi="Courier New" w:cs="Courier New"/>
-          <w:color w:val="444444"/>
-          <w:sz w:val="18"/>
-          <w:szCs w:val="18"/>
-        </w:rPr>
-        <w:t>rga -il "(ghp_|github_pat_|ghb|</w:t>
+      <w:proofErr w:type="spellStart"/>
+      <w:r>
+        <w:rPr>
+          <w:rFonts w:ascii="Courier New" w:eastAsia="Courier New" w:hAnsi="Courier New" w:cs="Courier New"/>
+          <w:color w:val="444444"/>
+          <w:sz w:val="18"/>
+          <w:szCs w:val="18"/>
+        </w:rPr>
+        <w:t>rga</w:t>
+      </w:r>
+      <w:proofErr w:type="spellEnd"/>
+      <w:r>
+        <w:rPr>
+          <w:rFonts w:ascii="Courier New" w:eastAsia="Courier New" w:hAnsi="Courier New" w:cs="Courier New"/>
+          <w:color w:val="444444"/>
+          <w:sz w:val="18"/>
+          <w:szCs w:val="18"/>
+        </w:rPr>
+        <w:t xml:space="preserve"> -il "(</w:t>
+      </w:r>
+      <w:proofErr w:type="spellStart"/>
+      <w:r>
+        <w:rPr>
+          <w:rFonts w:ascii="Courier New" w:eastAsia="Courier New" w:hAnsi="Courier New" w:cs="Courier New"/>
+          <w:color w:val="444444"/>
+          <w:sz w:val="18"/>
+          <w:szCs w:val="18"/>
+        </w:rPr>
+        <w:t>ghp</w:t>
+      </w:r>
+      <w:proofErr w:type="spellEnd"/>
+      <w:r>
+        <w:rPr>
+          <w:rFonts w:ascii="Courier New" w:eastAsia="Courier New" w:hAnsi="Courier New" w:cs="Courier New"/>
+          <w:color w:val="444444"/>
+          <w:sz w:val="18"/>
+          <w:szCs w:val="18"/>
+        </w:rPr>
+        <w:t>_|github_pat_|</w:t>
+      </w:r>
+      <w:proofErr w:type="spellStart"/>
+      <w:r>
+        <w:rPr>
+          <w:rFonts w:ascii="Courier New" w:eastAsia="Courier New" w:hAnsi="Courier New" w:cs="Courier New"/>
+          <w:color w:val="444444"/>
+          <w:sz w:val="18"/>
+          <w:szCs w:val="18"/>
+        </w:rPr>
+        <w:t>ghb</w:t>
+      </w:r>
+      <w:proofErr w:type="spellEnd"/>
+      <w:r>
+        <w:rPr>
+          <w:rFonts w:ascii="Courier New" w:eastAsia="Courier New" w:hAnsi="Courier New" w:cs="Courier New"/>
+          <w:color w:val="444444"/>
+          <w:sz w:val="18"/>
+          <w:szCs w:val="18"/>
+        </w:rPr>
+        <w:t>|</w:t>
       </w:r>
       <w:proofErr w:type="gramStart"/>
       <w:r>
@@ -1757,7 +3003,17 @@
           <w:sz w:val="18"/>
           <w:szCs w:val="18"/>
         </w:rPr>
-        <w:t>\.git</w:t>
+        <w:t>\.</w:t>
+      </w:r>
+      <w:proofErr w:type="spellStart"/>
+      <w:r>
+        <w:rPr>
+          <w:rFonts w:ascii="Courier New" w:eastAsia="Courier New" w:hAnsi="Courier New" w:cs="Courier New"/>
+          <w:color w:val="444444"/>
+          <w:sz w:val="18"/>
+          <w:szCs w:val="18"/>
+        </w:rPr>
+        <w:t>git</w:t>
       </w:r>
       <w:proofErr w:type="gramEnd"/>
       <w:r>
@@ -1767,7 +3023,37 @@
           <w:sz w:val="18"/>
           <w:szCs w:val="18"/>
         </w:rPr>
-        <w:t>-credentials|gho_|ghtoken)" --glob "*.pdf" --glob "*.docx" "D:\OneDrive - 0yt2k\AI Chat Sessions"</w:t>
+        <w:t>-credentials|gho</w:t>
+      </w:r>
+      <w:proofErr w:type="spellEnd"/>
+      <w:r>
+        <w:rPr>
+          <w:rFonts w:ascii="Courier New" w:eastAsia="Courier New" w:hAnsi="Courier New" w:cs="Courier New"/>
+          <w:color w:val="444444"/>
+          <w:sz w:val="18"/>
+          <w:szCs w:val="18"/>
+        </w:rPr>
+        <w:t>_|</w:t>
+      </w:r>
+      <w:proofErr w:type="spellStart"/>
+      <w:r>
+        <w:rPr>
+          <w:rFonts w:ascii="Courier New" w:eastAsia="Courier New" w:hAnsi="Courier New" w:cs="Courier New"/>
+          <w:color w:val="444444"/>
+          <w:sz w:val="18"/>
+          <w:szCs w:val="18"/>
+        </w:rPr>
+        <w:t>ghtoken</w:t>
+      </w:r>
+      <w:proofErr w:type="spellEnd"/>
+      <w:r>
+        <w:rPr>
+          <w:rFonts w:ascii="Courier New" w:eastAsia="Courier New" w:hAnsi="Courier New" w:cs="Courier New"/>
+          <w:color w:val="444444"/>
+          <w:sz w:val="18"/>
+          <w:szCs w:val="18"/>
+        </w:rPr>
+        <w:t>)" --glob "*.pdf" --glob "*.docx" "D:\OneDrive - 0yt2k\AI Chat Sessions"</w:t>
       </w:r>
     </w:p>
     <w:p>
@@ -1797,6 +3083,7 @@
         <w:spacing w:before="240" w:after="240" w:line="360" w:lineRule="exact"/>
         <w:ind w:left="360"/>
       </w:pPr>
+      <w:proofErr w:type="spellStart"/>
       <w:r>
         <w:rPr>
           <w:rFonts w:ascii="Courier New" w:eastAsia="Courier New" w:hAnsi="Courier New" w:cs="Courier New"/>
@@ -1808,6 +3095,7 @@
         </w:rPr>
         <w:t>powershell</w:t>
       </w:r>
+      <w:proofErr w:type="spellEnd"/>
       <w:r>
         <w:rPr>
           <w:rFonts w:ascii="Courier New" w:eastAsia="Courier New" w:hAnsi="Courier New" w:cs="Courier New"/>
@@ -1817,14 +3105,85 @@
         <w:br/>
         <w:t xml:space="preserve"> </w:t>
       </w:r>
-      <w:r>
-        <w:rPr>
-          <w:rFonts w:ascii="Courier New" w:eastAsia="Courier New" w:hAnsi="Courier New" w:cs="Courier New"/>
-          <w:color w:val="444444"/>
-          <w:sz w:val="18"/>
-          <w:szCs w:val="18"/>
-        </w:rPr>
-        <w:t>rga -i --context 2 "(ghp_|github_pat_|ghb|</w:t>
+      <w:proofErr w:type="spellStart"/>
+      <w:r>
+        <w:rPr>
+          <w:rFonts w:ascii="Courier New" w:eastAsia="Courier New" w:hAnsi="Courier New" w:cs="Courier New"/>
+          <w:color w:val="444444"/>
+          <w:sz w:val="18"/>
+          <w:szCs w:val="18"/>
+        </w:rPr>
+        <w:t>rga</w:t>
+      </w:r>
+      <w:proofErr w:type="spellEnd"/>
+      <w:r>
+        <w:rPr>
+          <w:rFonts w:ascii="Courier New" w:eastAsia="Courier New" w:hAnsi="Courier New" w:cs="Courier New"/>
+          <w:color w:val="444444"/>
+          <w:sz w:val="18"/>
+          <w:szCs w:val="18"/>
+        </w:rPr>
+        <w:t xml:space="preserve"> -</w:t>
+      </w:r>
+      <w:proofErr w:type="spellStart"/>
+      <w:r>
+        <w:rPr>
+          <w:rFonts w:ascii="Courier New" w:eastAsia="Courier New" w:hAnsi="Courier New" w:cs="Courier New"/>
+          <w:color w:val="444444"/>
+          <w:sz w:val="18"/>
+          <w:szCs w:val="18"/>
+        </w:rPr>
+        <w:t>i</w:t>
+      </w:r>
+      <w:proofErr w:type="spellEnd"/>
+      <w:r>
+        <w:rPr>
+          <w:rFonts w:ascii="Courier New" w:eastAsia="Courier New" w:hAnsi="Courier New" w:cs="Courier New"/>
+          <w:color w:val="444444"/>
+          <w:sz w:val="18"/>
+          <w:szCs w:val="18"/>
+        </w:rPr>
+        <w:t xml:space="preserve"> --context 2 "(</w:t>
+      </w:r>
+      <w:proofErr w:type="spellStart"/>
+      <w:r>
+        <w:rPr>
+          <w:rFonts w:ascii="Courier New" w:eastAsia="Courier New" w:hAnsi="Courier New" w:cs="Courier New"/>
+          <w:color w:val="444444"/>
+          <w:sz w:val="18"/>
+          <w:szCs w:val="18"/>
+        </w:rPr>
+        <w:t>ghp</w:t>
+      </w:r>
+      <w:proofErr w:type="spellEnd"/>
+      <w:r>
+        <w:rPr>
+          <w:rFonts w:ascii="Courier New" w:eastAsia="Courier New" w:hAnsi="Courier New" w:cs="Courier New"/>
+          <w:color w:val="444444"/>
+          <w:sz w:val="18"/>
+          <w:szCs w:val="18"/>
+        </w:rPr>
+        <w:t>_|github_pat_|</w:t>
+      </w:r>
+      <w:proofErr w:type="spellStart"/>
+      <w:r>
+        <w:rPr>
+          <w:rFonts w:ascii="Courier New" w:eastAsia="Courier New" w:hAnsi="Courier New" w:cs="Courier New"/>
+          <w:color w:val="444444"/>
+          <w:sz w:val="18"/>
+          <w:szCs w:val="18"/>
+        </w:rPr>
+        <w:t>ghb</w:t>
+      </w:r>
+      <w:proofErr w:type="spellEnd"/>
+      <w:r>
+        <w:rPr>
+          <w:rFonts w:ascii="Courier New" w:eastAsia="Courier New" w:hAnsi="Courier New" w:cs="Courier New"/>
+          <w:color w:val="444444"/>
+          <w:sz w:val="18"/>
+          <w:szCs w:val="18"/>
+        </w:rPr>
+        <w:t>|</w:t>
       </w:r>
       <w:proofErr w:type="gramStart"/>
       <w:r>
@@ -1834,7 +3193,17 @@
           <w:sz w:val="18"/>
           <w:szCs w:val="18"/>
         </w:rPr>
-        <w:t>\.git</w:t>
+        <w:t>\.</w:t>
+      </w:r>
+      <w:proofErr w:type="spellStart"/>
+      <w:r>
+        <w:rPr>
+          <w:rFonts w:ascii="Courier New" w:eastAsia="Courier New" w:hAnsi="Courier New" w:cs="Courier New"/>
+          <w:color w:val="444444"/>
+          <w:sz w:val="18"/>
+          <w:szCs w:val="18"/>
+        </w:rPr>
+        <w:t>git</w:t>
       </w:r>
       <w:proofErr w:type="gramEnd"/>
       <w:r>
@@ -1844,7 +3213,37 @@
           <w:sz w:val="18"/>
           <w:szCs w:val="18"/>
         </w:rPr>
-        <w:t>-credentials|gho_|ghtoken)" --glob "*.pdf" --glob "*.docx" "D:\OneDrive - 0yt2k\AI Chat Sessions"</w:t>
+        <w:t>-credentials|gho</w:t>
+      </w:r>
+      <w:proofErr w:type="spellEnd"/>
+      <w:r>
+        <w:rPr>
+          <w:rFonts w:ascii="Courier New" w:eastAsia="Courier New" w:hAnsi="Courier New" w:cs="Courier New"/>
+          <w:color w:val="444444"/>
+          <w:sz w:val="18"/>
+          <w:szCs w:val="18"/>
+        </w:rPr>
+        <w:t>_|</w:t>
+      </w:r>
+      <w:proofErr w:type="spellStart"/>
+      <w:r>
+        <w:rPr>
+          <w:rFonts w:ascii="Courier New" w:eastAsia="Courier New" w:hAnsi="Courier New" w:cs="Courier New"/>
+          <w:color w:val="444444"/>
+          <w:sz w:val="18"/>
+          <w:szCs w:val="18"/>
+        </w:rPr>
+        <w:t>ghtoken</w:t>
+      </w:r>
+      <w:proofErr w:type="spellEnd"/>
+      <w:r>
+        <w:rPr>
+          <w:rFonts w:ascii="Courier New" w:eastAsia="Courier New" w:hAnsi="Courier New" w:cs="Courier New"/>
+          <w:color w:val="444444"/>
+          <w:sz w:val="18"/>
+          <w:szCs w:val="18"/>
+        </w:rPr>
+        <w:t>)" --glob "*.pdf" --glob "*.docx" "D:\OneDrive - 0yt2k\AI Chat Sessions"</w:t>
       </w:r>
     </w:p>
     <w:p>
@@ -1865,7 +3264,25 @@
           <w:sz w:val="24"/>
           <w:szCs w:val="24"/>
         </w:rPr>
-        <w:t xml:space="preserve"> tells rga to only process files matching those extensions — multiple </w:t>
+        <w:t xml:space="preserve"> tells </w:t>
+      </w:r>
+      <w:proofErr w:type="spellStart"/>
+      <w:r>
+        <w:rPr>
+          <w:color w:val="000000"/>
+          <w:sz w:val="24"/>
+          <w:szCs w:val="24"/>
+        </w:rPr>
+        <w:t>rga</w:t>
+      </w:r>
+      <w:proofErr w:type="spellEnd"/>
+      <w:r>
+        <w:rPr>
+          <w:color w:val="000000"/>
+          <w:sz w:val="24"/>
+          <w:szCs w:val="24"/>
+        </w:rPr>
+        <w:t xml:space="preserve"> to only process files matching those extensions — multiple </w:t>
       </w:r>
       <w:r>
         <w:rPr>
@@ -1881,7 +3298,25 @@
           <w:sz w:val="24"/>
           <w:szCs w:val="24"/>
         </w:rPr>
-        <w:t xml:space="preserve"> flags are OR'd just like </w:t>
+        <w:t xml:space="preserve"> flags are </w:t>
+      </w:r>
+      <w:proofErr w:type="spellStart"/>
+      <w:r>
+        <w:rPr>
+          <w:color w:val="000000"/>
+          <w:sz w:val="24"/>
+          <w:szCs w:val="24"/>
+        </w:rPr>
+        <w:t>OR'd</w:t>
+      </w:r>
+      <w:proofErr w:type="spellEnd"/>
+      <w:r>
+        <w:rPr>
+          <w:color w:val="000000"/>
+          <w:sz w:val="24"/>
+          <w:szCs w:val="24"/>
+        </w:rPr>
+        <w:t xml:space="preserve"> just like </w:t>
       </w:r>
       <w:r>
         <w:rPr>
@@ -1905,7 +3340,7 @@
         <w:pStyle w:val="Heading1"/>
         <w:spacing w:before="480" w:after="120"/>
       </w:pPr>
-      <w:bookmarkStart w:id="9" w:name="_Toc_you_asked_Let_us_fil_1793334728648"/>
+      <w:bookmarkStart w:id="9" w:name="_Toc_you_asked_Let_us_fil_1793335343564"/>
       <w:r>
         <w:rPr>
           <w:b w:val="0"/>
@@ -1933,13 +3368,22 @@
         <w:pStyle w:val="Heading1"/>
         <w:spacing w:before="480" w:after="120"/>
       </w:pPr>
-      <w:bookmarkStart w:id="10" w:name="_Toc_claude_response_Since_you_179333472"/>
-      <w:r>
-        <w:rPr>
-          <w:b w:val="0"/>
-          <w:bCs w:val="0"/>
-        </w:rPr>
-        <w:t>claude response: Since you</w:t>
+      <w:bookmarkStart w:id="10" w:name="_Toc_claude_response_Since_you_179333534"/>
+      <w:proofErr w:type="spellStart"/>
+      <w:r>
+        <w:rPr>
+          <w:b w:val="0"/>
+          <w:bCs w:val="0"/>
+        </w:rPr>
+        <w:t>claude</w:t>
+      </w:r>
+      <w:proofErr w:type="spellEnd"/>
+      <w:r>
+        <w:rPr>
+          <w:b w:val="0"/>
+          <w:bCs w:val="0"/>
+        </w:rPr>
+        <w:t xml:space="preserve"> response: Since you</w:t>
       </w:r>
       <w:bookmarkEnd w:id="10"/>
     </w:p>
@@ -1984,6 +3428,7 @@
         <w:spacing w:before="240" w:after="240" w:line="360" w:lineRule="exact"/>
         <w:ind w:left="360"/>
       </w:pPr>
+      <w:proofErr w:type="spellStart"/>
       <w:r>
         <w:rPr>
           <w:rFonts w:ascii="Courier New" w:eastAsia="Courier New" w:hAnsi="Courier New" w:cs="Courier New"/>
@@ -1995,6 +3440,7 @@
         </w:rPr>
         <w:t>powershell</w:t>
       </w:r>
+      <w:proofErr w:type="spellEnd"/>
       <w:r>
         <w:rPr>
           <w:rFonts w:ascii="Courier New" w:eastAsia="Courier New" w:hAnsi="Courier New" w:cs="Courier New"/>
@@ -2004,14 +3450,25 @@
         <w:br/>
         <w:t xml:space="preserve"> </w:t>
       </w:r>
-      <w:r>
-        <w:rPr>
-          <w:rFonts w:ascii="Courier New" w:eastAsia="Courier New" w:hAnsi="Courier New" w:cs="Courier New"/>
-          <w:color w:val="444444"/>
-          <w:sz w:val="18"/>
-          <w:szCs w:val="18"/>
-        </w:rPr>
-        <w:t>rga "cs00LNW5q" --glob "*.pdf" --glob "*.docx" "D:\OneDrive - 0yt2k\AI Chat Sessions"</w:t>
+      <w:proofErr w:type="spellStart"/>
+      <w:r>
+        <w:rPr>
+          <w:rFonts w:ascii="Courier New" w:eastAsia="Courier New" w:hAnsi="Courier New" w:cs="Courier New"/>
+          <w:color w:val="444444"/>
+          <w:sz w:val="18"/>
+          <w:szCs w:val="18"/>
+        </w:rPr>
+        <w:t>rga</w:t>
+      </w:r>
+      <w:proofErr w:type="spellEnd"/>
+      <w:r>
+        <w:rPr>
+          <w:rFonts w:ascii="Courier New" w:eastAsia="Courier New" w:hAnsi="Courier New" w:cs="Courier New"/>
+          <w:color w:val="444444"/>
+          <w:sz w:val="18"/>
+          <w:szCs w:val="18"/>
+        </w:rPr>
+        <w:t xml:space="preserve"> "cs00LNW5q" --glob "*.pdf" --glob "*.docx" "D:\OneDrive - 0yt2k\AI Chat Sessions"</w:t>
       </w:r>
     </w:p>
     <w:p>
@@ -2041,6 +3498,7 @@
         <w:spacing w:before="240" w:after="240" w:line="360" w:lineRule="exact"/>
         <w:ind w:left="360"/>
       </w:pPr>
+      <w:proofErr w:type="spellStart"/>
       <w:r>
         <w:rPr>
           <w:rFonts w:ascii="Courier New" w:eastAsia="Courier New" w:hAnsi="Courier New" w:cs="Courier New"/>
@@ -2052,6 +3510,7 @@
         </w:rPr>
         <w:t>powershell</w:t>
       </w:r>
+      <w:proofErr w:type="spellEnd"/>
       <w:r>
         <w:rPr>
           <w:rFonts w:ascii="Courier New" w:eastAsia="Courier New" w:hAnsi="Courier New" w:cs="Courier New"/>
@@ -2061,14 +3520,25 @@
         <w:br/>
         <w:t xml:space="preserve"> </w:t>
       </w:r>
-      <w:r>
-        <w:rPr>
-          <w:rFonts w:ascii="Courier New" w:eastAsia="Courier New" w:hAnsi="Courier New" w:cs="Courier New"/>
-          <w:color w:val="444444"/>
-          <w:sz w:val="18"/>
-          <w:szCs w:val="18"/>
-        </w:rPr>
-        <w:t>rga -l "cs00LNW5q" --glob "*.pdf" --glob "*.docx" "D:\OneDrive - 0yt2k\AI Chat Sessions"</w:t>
+      <w:proofErr w:type="spellStart"/>
+      <w:r>
+        <w:rPr>
+          <w:rFonts w:ascii="Courier New" w:eastAsia="Courier New" w:hAnsi="Courier New" w:cs="Courier New"/>
+          <w:color w:val="444444"/>
+          <w:sz w:val="18"/>
+          <w:szCs w:val="18"/>
+        </w:rPr>
+        <w:t>rga</w:t>
+      </w:r>
+      <w:proofErr w:type="spellEnd"/>
+      <w:r>
+        <w:rPr>
+          <w:rFonts w:ascii="Courier New" w:eastAsia="Courier New" w:hAnsi="Courier New" w:cs="Courier New"/>
+          <w:color w:val="444444"/>
+          <w:sz w:val="18"/>
+          <w:szCs w:val="18"/>
+        </w:rPr>
+        <w:t xml:space="preserve"> -l "cs00LNW5q" --glob "*.pdf" --glob "*.docx" "D:\OneDrive - 0yt2k\AI Chat Sessions"</w:t>
       </w:r>
     </w:p>
     <w:p>
@@ -2098,6 +3568,7 @@
         <w:spacing w:before="240" w:after="240" w:line="360" w:lineRule="exact"/>
         <w:ind w:left="360"/>
       </w:pPr>
+      <w:proofErr w:type="spellStart"/>
       <w:r>
         <w:rPr>
           <w:rFonts w:ascii="Courier New" w:eastAsia="Courier New" w:hAnsi="Courier New" w:cs="Courier New"/>
@@ -2109,6 +3580,7 @@
         </w:rPr>
         <w:t>powershell</w:t>
       </w:r>
+      <w:proofErr w:type="spellEnd"/>
       <w:r>
         <w:rPr>
           <w:rFonts w:ascii="Courier New" w:eastAsia="Courier New" w:hAnsi="Courier New" w:cs="Courier New"/>
@@ -2118,14 +3590,25 @@
         <w:br/>
         <w:t xml:space="preserve"> </w:t>
       </w:r>
-      <w:r>
-        <w:rPr>
-          <w:rFonts w:ascii="Courier New" w:eastAsia="Courier New" w:hAnsi="Courier New" w:cs="Courier New"/>
-          <w:color w:val="444444"/>
-          <w:sz w:val="18"/>
-          <w:szCs w:val="18"/>
-        </w:rPr>
-        <w:t>rga --context 2 "cs00LNW5q" --glob "*.pdf" --glob "*.docx" "D:\OneDrive - 0yt2k\AI Chat Sessions"</w:t>
+      <w:proofErr w:type="spellStart"/>
+      <w:r>
+        <w:rPr>
+          <w:rFonts w:ascii="Courier New" w:eastAsia="Courier New" w:hAnsi="Courier New" w:cs="Courier New"/>
+          <w:color w:val="444444"/>
+          <w:sz w:val="18"/>
+          <w:szCs w:val="18"/>
+        </w:rPr>
+        <w:t>rga</w:t>
+      </w:r>
+      <w:proofErr w:type="spellEnd"/>
+      <w:r>
+        <w:rPr>
+          <w:rFonts w:ascii="Courier New" w:eastAsia="Courier New" w:hAnsi="Courier New" w:cs="Courier New"/>
+          <w:color w:val="444444"/>
+          <w:sz w:val="18"/>
+          <w:szCs w:val="18"/>
+        </w:rPr>
+        <w:t xml:space="preserve"> --context 2 "cs00LNW5q" --glob "*.pdf" --glob "*.docx" "D:\OneDrive - 0yt2k\AI Chat Sessions"</w:t>
       </w:r>
     </w:p>
     <w:p>
@@ -2144,7 +3627,29 @@
           <w:sz w:val="24"/>
           <w:szCs w:val="24"/>
         </w:rPr>
-        <w:t>No -i flag needed here since token strings are case-sensitive — keeping it case-sensitive also avoids any false positives.</w:t>
+        <w:t>No -</w:t>
+      </w:r>
+      <w:proofErr w:type="spellStart"/>
+      <w:r>
+        <w:rPr>
+          <w:i/>
+          <w:iCs/>
+          <w:color w:val="000000"/>
+          <w:sz w:val="24"/>
+          <w:szCs w:val="24"/>
+        </w:rPr>
+        <w:t>i</w:t>
+      </w:r>
+      <w:proofErr w:type="spellEnd"/>
+      <w:r>
+        <w:rPr>
+          <w:i/>
+          <w:iCs/>
+          <w:color w:val="000000"/>
+          <w:sz w:val="24"/>
+          <w:szCs w:val="24"/>
+        </w:rPr>
+        <w:t xml:space="preserve"> flag needed here since token strings are case-sensitive — keeping it case-sensitive also avoids any false positives.</w:t>
       </w:r>
     </w:p>
     <w:p>
@@ -2202,7 +3707,7 @@
         <w:pStyle w:val="Heading1"/>
         <w:spacing w:before="480" w:after="120"/>
       </w:pPr>
-      <w:bookmarkStart w:id="11" w:name="_Toc_you_asked_PS_Ddev_1793334728649"/>
+      <w:bookmarkStart w:id="11" w:name="_Toc_you_asked_PS_Ddev_1793335343565"/>
       <w:r>
         <w:rPr>
           <w:b w:val="0"/>
@@ -2223,7 +3728,23 @@
           <w:b w:val="0"/>
           <w:bCs w:val="0"/>
         </w:rPr>
-        <w:t>PS D:\dev&gt; rga "cs00LNW5q" --glob "</w:t>
+        <w:t xml:space="preserve">PS D:\dev&gt; </w:t>
+      </w:r>
+      <w:proofErr w:type="spellStart"/>
+      <w:r>
+        <w:rPr>
+          <w:b w:val="0"/>
+          <w:bCs w:val="0"/>
+        </w:rPr>
+        <w:t>rga</w:t>
+      </w:r>
+      <w:proofErr w:type="spellEnd"/>
+      <w:r>
+        <w:rPr>
+          <w:b w:val="0"/>
+          <w:bCs w:val="0"/>
+        </w:rPr>
+        <w:t xml:space="preserve"> "cs00LNW5q" --glob "</w:t>
       </w:r>
       <w:r>
         <w:rPr>
@@ -2241,12 +3762,53 @@
         </w:rPr>
         <w:t xml:space="preserve">.docx" "D:\OneDrive - 0yt2k\AI Chat Sessions" </w:t>
       </w:r>
-      <w:r>
-        <w:rPr>
-          <w:b w:val="0"/>
-          <w:bCs w:val="0"/>
-        </w:rPr>
-        <w:t>rg: D:\OneDrive - 0yt2k\AI Chat Sessions\claude sonnet 4.6 (Low) - python script to generate interest on FDs List Date Wise Bank Wise - 13082026.docx: preprocessor command failed: '"D:\Programs\cargo\bin\rga-preproc" "D:\OneDrive - 0yt2k\AI Chat Sessions\claude sonnet 4.6 (Low) - python script to generate interest on FDs List Date Wise Bank Wise - 13082026.docx"':</w:t>
+      <w:proofErr w:type="spellStart"/>
+      <w:r>
+        <w:rPr>
+          <w:b w:val="0"/>
+          <w:bCs w:val="0"/>
+        </w:rPr>
+        <w:t>rg</w:t>
+      </w:r>
+      <w:proofErr w:type="spellEnd"/>
+      <w:r>
+        <w:rPr>
+          <w:b w:val="0"/>
+          <w:bCs w:val="0"/>
+        </w:rPr>
+        <w:t>: D:\OneDrive - 0yt2k\AI Chat Sessions\</w:t>
+      </w:r>
+      <w:proofErr w:type="spellStart"/>
+      <w:r>
+        <w:rPr>
+          <w:b w:val="0"/>
+          <w:bCs w:val="0"/>
+        </w:rPr>
+        <w:t>claude</w:t>
+      </w:r>
+      <w:proofErr w:type="spellEnd"/>
+      <w:r>
+        <w:rPr>
+          <w:b w:val="0"/>
+          <w:bCs w:val="0"/>
+        </w:rPr>
+        <w:t xml:space="preserve"> sonnet 4.6 (Low) - python script to generate interest on FDs List Date Wise Bank Wise - 13082026.docx: preprocessor command failed: '"D:\Programs\cargo\bin\rga-preproc" "D:\OneDrive - 0yt2k\AI Chat Sessions\</w:t>
+      </w:r>
+      <w:proofErr w:type="spellStart"/>
+      <w:r>
+        <w:rPr>
+          <w:b w:val="0"/>
+          <w:bCs w:val="0"/>
+        </w:rPr>
+        <w:t>claude</w:t>
+      </w:r>
+      <w:proofErr w:type="spellEnd"/>
+      <w:r>
+        <w:rPr>
+          <w:b w:val="0"/>
+          <w:bCs w:val="0"/>
+        </w:rPr>
+        <w:t xml:space="preserve"> sonnet 4.6 (Low) - python script to generate interest on FDs List Date Wise Bank Wise - 13082026.docx"':</w:t>
       </w:r>
       <w:bookmarkEnd w:id="12"/>
     </w:p>
@@ -2260,8 +3822,90 @@
           <w:sz w:val="24"/>
           <w:szCs w:val="24"/>
         </w:rPr>
-        <w:t>D:\OneDrive - 0yt2k\AI Chat Sessions\claude sonnet 4.6 (Low) - python script to generate interest on FDs List Date Wise Bank Wise - 13082026.docx adapter: pandoc D:\OneDrive - 0yt2k\AI Chat Sessions\claude sonnet 4.6 (Low) - python script to generate interest on FDs List Date Wise Bank Wise - 13082026.docx.txt adapter: postprocprefix couldn't unpack docx container: Did not find end of central directory signature Error: copying adapter output to stdout</w:t>
-      </w:r>
+        <w:t>D:\OneDrive - 0yt2k\AI Chat Sessions\</w:t>
+      </w:r>
+      <w:proofErr w:type="spellStart"/>
+      <w:r>
+        <w:rPr>
+          <w:color w:val="000000"/>
+          <w:sz w:val="24"/>
+          <w:szCs w:val="24"/>
+        </w:rPr>
+        <w:t>claude</w:t>
+      </w:r>
+      <w:proofErr w:type="spellEnd"/>
+      <w:r>
+        <w:rPr>
+          <w:color w:val="000000"/>
+          <w:sz w:val="24"/>
+          <w:szCs w:val="24"/>
+        </w:rPr>
+        <w:t xml:space="preserve"> sonnet 4.6 (Low) - python script to generate interest on FDs List Date Wise Bank Wise - 13082026.docx adapter: </w:t>
+      </w:r>
+      <w:proofErr w:type="spellStart"/>
+      <w:r>
+        <w:rPr>
+          <w:color w:val="000000"/>
+          <w:sz w:val="24"/>
+          <w:szCs w:val="24"/>
+        </w:rPr>
+        <w:t>pandoc</w:t>
+      </w:r>
+      <w:proofErr w:type="spellEnd"/>
+      <w:r>
+        <w:rPr>
+          <w:color w:val="000000"/>
+          <w:sz w:val="24"/>
+          <w:szCs w:val="24"/>
+        </w:rPr>
+        <w:t xml:space="preserve"> D:\OneDrive - 0yt2k\AI Chat Sessions\</w:t>
+      </w:r>
+      <w:proofErr w:type="spellStart"/>
+      <w:r>
+        <w:rPr>
+          <w:color w:val="000000"/>
+          <w:sz w:val="24"/>
+          <w:szCs w:val="24"/>
+        </w:rPr>
+        <w:t>claude</w:t>
+      </w:r>
+      <w:proofErr w:type="spellEnd"/>
+      <w:r>
+        <w:rPr>
+          <w:color w:val="000000"/>
+          <w:sz w:val="24"/>
+          <w:szCs w:val="24"/>
+        </w:rPr>
+        <w:t xml:space="preserve"> sonnet 4.6 (Low) - python script to generate interest on FDs List Date Wise Bank Wise - 13082026.docx.txt adapter: </w:t>
+      </w:r>
+      <w:proofErr w:type="spellStart"/>
+      <w:r>
+        <w:rPr>
+          <w:color w:val="000000"/>
+          <w:sz w:val="24"/>
+          <w:szCs w:val="24"/>
+        </w:rPr>
+        <w:t>postprocprefix</w:t>
+      </w:r>
+      <w:proofErr w:type="spellEnd"/>
+      <w:r>
+        <w:rPr>
+          <w:color w:val="000000"/>
+          <w:sz w:val="24"/>
+          <w:szCs w:val="24"/>
+        </w:rPr>
+        <w:t xml:space="preserve"> couldn't unpack docx container: Did not find end of central directory signature Error: copying adapter output to </w:t>
+      </w:r>
+      <w:proofErr w:type="spellStart"/>
+      <w:r>
+        <w:rPr>
+          <w:color w:val="000000"/>
+          <w:sz w:val="24"/>
+          <w:szCs w:val="24"/>
+        </w:rPr>
+        <w:t>stdout</w:t>
+      </w:r>
+      <w:proofErr w:type="spellEnd"/>
     </w:p>
     <w:p>
       <w:pPr>
@@ -2289,14 +3933,7 @@
           <w:b w:val="0"/>
           <w:bCs w:val="0"/>
         </w:rPr>
-        <w:t xml:space="preserve"> </w:t>
-      </w:r>
-      <w:r>
-        <w:rPr>
-          <w:b w:val="0"/>
-          <w:bCs w:val="0"/>
-        </w:rPr>
-        <w:t xml:space="preserve">0: subprocess: Command </w:t>
+        <w:t xml:space="preserve"> 0: subprocess: Command </w:t>
       </w:r>
       <w:proofErr w:type="gramStart"/>
       <w:r>
@@ -2312,7 +3949,55 @@
           <w:b w:val="0"/>
           <w:bCs w:val="0"/>
         </w:rPr>
-        <w:t xml:space="preserve">: "pandoc" "--from=docx" "--to=plain" "--wrap=none" "--markdown-headings=atx", kill_on_drop: </w:t>
+        <w:t>: "</w:t>
+      </w:r>
+      <w:proofErr w:type="spellStart"/>
+      <w:r>
+        <w:rPr>
+          <w:b w:val="0"/>
+          <w:bCs w:val="0"/>
+        </w:rPr>
+        <w:t>pandoc</w:t>
+      </w:r>
+      <w:proofErr w:type="spellEnd"/>
+      <w:r>
+        <w:rPr>
+          <w:b w:val="0"/>
+          <w:bCs w:val="0"/>
+        </w:rPr>
+        <w:t>" "--from=docx" "--to=plain" "--wrap=none" "--markdown-headings=</w:t>
+      </w:r>
+      <w:proofErr w:type="spellStart"/>
+      <w:r>
+        <w:rPr>
+          <w:b w:val="0"/>
+          <w:bCs w:val="0"/>
+        </w:rPr>
+        <w:t>atx</w:t>
+      </w:r>
+      <w:proofErr w:type="spellEnd"/>
+      <w:r>
+        <w:rPr>
+          <w:b w:val="0"/>
+          <w:bCs w:val="0"/>
+        </w:rPr>
+        <w:t xml:space="preserve">", </w:t>
+      </w:r>
+      <w:proofErr w:type="spellStart"/>
+      <w:r>
+        <w:rPr>
+          <w:b w:val="0"/>
+          <w:bCs w:val="0"/>
+        </w:rPr>
+        <w:t>kill_on_drop</w:t>
+      </w:r>
+      <w:proofErr w:type="spellEnd"/>
+      <w:r>
+        <w:rPr>
+          <w:b w:val="0"/>
+          <w:bCs w:val="0"/>
+        </w:rPr>
+        <w:t xml:space="preserve">: </w:t>
       </w:r>
       <w:proofErr w:type="gramStart"/>
       <w:r>
@@ -2330,13 +4015,38 @@
         </w:rPr>
         <w:t xml:space="preserve"> 1: </w:t>
       </w:r>
+      <w:proofErr w:type="spellStart"/>
       <w:proofErr w:type="gramStart"/>
       <w:r>
         <w:rPr>
           <w:b w:val="0"/>
           <w:bCs w:val="0"/>
         </w:rPr>
-        <w:t>ExitStatus(ExitStatus(</w:t>
+        <w:t>ExitStatus</w:t>
+      </w:r>
+      <w:proofErr w:type="spellEnd"/>
+      <w:r>
+        <w:rPr>
+          <w:b w:val="0"/>
+          <w:bCs w:val="0"/>
+        </w:rPr>
+        <w:t>(</w:t>
+      </w:r>
+      <w:proofErr w:type="spellStart"/>
+      <w:r>
+        <w:rPr>
+          <w:b w:val="0"/>
+          <w:bCs w:val="0"/>
+        </w:rPr>
+        <w:t>ExitStatus</w:t>
+      </w:r>
+      <w:proofErr w:type="spellEnd"/>
+      <w:r>
+        <w:rPr>
+          <w:b w:val="0"/>
+          <w:bCs w:val="0"/>
+        </w:rPr>
+        <w:t>(</w:t>
       </w:r>
       <w:proofErr w:type="gramEnd"/>
       <w:r>
@@ -2352,13 +4062,22 @@
         <w:pStyle w:val="Heading1"/>
         <w:spacing w:before="480" w:after="120"/>
       </w:pPr>
-      <w:bookmarkStart w:id="13" w:name="_Toc_claude_response_The_error_179333472"/>
-      <w:r>
-        <w:rPr>
-          <w:b w:val="0"/>
-          <w:bCs w:val="0"/>
-        </w:rPr>
-        <w:t>claude response: The error</w:t>
+      <w:bookmarkStart w:id="13" w:name="_Toc_claude_response_The_error_179333534"/>
+      <w:proofErr w:type="spellStart"/>
+      <w:r>
+        <w:rPr>
+          <w:b w:val="0"/>
+          <w:bCs w:val="0"/>
+        </w:rPr>
+        <w:t>claude</w:t>
+      </w:r>
+      <w:proofErr w:type="spellEnd"/>
+      <w:r>
+        <w:rPr>
+          <w:b w:val="0"/>
+          <w:bCs w:val="0"/>
+        </w:rPr>
+        <w:t xml:space="preserve"> response: The error</w:t>
       </w:r>
       <w:bookmarkEnd w:id="13"/>
     </w:p>
@@ -2390,7 +4109,25 @@
           <w:sz w:val="24"/>
           <w:szCs w:val="24"/>
         </w:rPr>
-        <w:t xml:space="preserve"> (its ZIP structure is broken — DOCX files are internally ZIP archives). rga is stopping on it. Use </w:t>
+        <w:t xml:space="preserve"> (its ZIP structure is broken — DOCX files are internally ZIP archives). </w:t>
+      </w:r>
+      <w:proofErr w:type="spellStart"/>
+      <w:r>
+        <w:rPr>
+          <w:color w:val="000000"/>
+          <w:sz w:val="24"/>
+          <w:szCs w:val="24"/>
+        </w:rPr>
+        <w:t>rga</w:t>
+      </w:r>
+      <w:proofErr w:type="spellEnd"/>
+      <w:r>
+        <w:rPr>
+          <w:color w:val="000000"/>
+          <w:sz w:val="24"/>
+          <w:szCs w:val="24"/>
+        </w:rPr>
+        <w:t xml:space="preserve"> is stopping on it. Use </w:t>
       </w:r>
       <w:r>
         <w:rPr>
@@ -2436,6 +4173,7 @@
         <w:spacing w:before="240" w:after="240" w:line="360" w:lineRule="exact"/>
         <w:ind w:left="360"/>
       </w:pPr>
+      <w:proofErr w:type="spellStart"/>
       <w:r>
         <w:rPr>
           <w:rFonts w:ascii="Courier New" w:eastAsia="Courier New" w:hAnsi="Courier New" w:cs="Courier New"/>
@@ -2447,6 +4185,7 @@
         </w:rPr>
         <w:t>powershell</w:t>
       </w:r>
+      <w:proofErr w:type="spellEnd"/>
       <w:r>
         <w:rPr>
           <w:rFonts w:ascii="Courier New" w:eastAsia="Courier New" w:hAnsi="Courier New" w:cs="Courier New"/>
@@ -2456,14 +4195,25 @@
         <w:br/>
         <w:t xml:space="preserve"> </w:t>
       </w:r>
-      <w:r>
-        <w:rPr>
-          <w:rFonts w:ascii="Courier New" w:eastAsia="Courier New" w:hAnsi="Courier New" w:cs="Courier New"/>
-          <w:color w:val="444444"/>
-          <w:sz w:val="18"/>
-          <w:szCs w:val="18"/>
-        </w:rPr>
-        <w:t>rga --no-messages "cs00LNW5q" --glob "*.pdf" --glob "*.docx" "D:\OneDrive - 0yt2k\AI Chat Sessions"</w:t>
+      <w:proofErr w:type="spellStart"/>
+      <w:r>
+        <w:rPr>
+          <w:rFonts w:ascii="Courier New" w:eastAsia="Courier New" w:hAnsi="Courier New" w:cs="Courier New"/>
+          <w:color w:val="444444"/>
+          <w:sz w:val="18"/>
+          <w:szCs w:val="18"/>
+        </w:rPr>
+        <w:t>rga</w:t>
+      </w:r>
+      <w:proofErr w:type="spellEnd"/>
+      <w:r>
+        <w:rPr>
+          <w:rFonts w:ascii="Courier New" w:eastAsia="Courier New" w:hAnsi="Courier New" w:cs="Courier New"/>
+          <w:color w:val="444444"/>
+          <w:sz w:val="18"/>
+          <w:szCs w:val="18"/>
+        </w:rPr>
+        <w:t xml:space="preserve"> --no-messages "cs00LNW5q" --glob "*.pdf" --glob "*.docx" "D:\OneDrive - 0yt2k\AI Chat Sessions"</w:t>
       </w:r>
     </w:p>
     <w:p>
@@ -2494,6 +4244,7 @@
         <w:spacing w:before="240" w:after="240" w:line="360" w:lineRule="exact"/>
         <w:ind w:left="360"/>
       </w:pPr>
+      <w:proofErr w:type="spellStart"/>
       <w:r>
         <w:rPr>
           <w:rFonts w:ascii="Courier New" w:eastAsia="Courier New" w:hAnsi="Courier New" w:cs="Courier New"/>
@@ -2505,6 +4256,7 @@
         </w:rPr>
         <w:t>powershell</w:t>
       </w:r>
+      <w:proofErr w:type="spellEnd"/>
       <w:r>
         <w:rPr>
           <w:rFonts w:ascii="Courier New" w:eastAsia="Courier New" w:hAnsi="Courier New" w:cs="Courier New"/>
@@ -2514,15 +4266,27 @@
         <w:br/>
         <w:t xml:space="preserve"> </w:t>
       </w:r>
-      <w:r>
-        <w:rPr>
-          <w:rFonts w:ascii="Courier New" w:eastAsia="Courier New" w:hAnsi="Courier New" w:cs="Courier New"/>
-          <w:color w:val="444444"/>
-          <w:sz w:val="18"/>
-          <w:szCs w:val="18"/>
-        </w:rPr>
-        <w:t>rga "cs00LNW5q" --glob "*.pdf" --glob "*.docx" "D:\OneDrive - 0yt2k\AI Chat Sessions" 2&gt; "$</w:t>
-      </w:r>
+      <w:proofErr w:type="spellStart"/>
+      <w:r>
+        <w:rPr>
+          <w:rFonts w:ascii="Courier New" w:eastAsia="Courier New" w:hAnsi="Courier New" w:cs="Courier New"/>
+          <w:color w:val="444444"/>
+          <w:sz w:val="18"/>
+          <w:szCs w:val="18"/>
+        </w:rPr>
+        <w:t>rga</w:t>
+      </w:r>
+      <w:proofErr w:type="spellEnd"/>
+      <w:r>
+        <w:rPr>
+          <w:rFonts w:ascii="Courier New" w:eastAsia="Courier New" w:hAnsi="Courier New" w:cs="Courier New"/>
+          <w:color w:val="444444"/>
+          <w:sz w:val="18"/>
+          <w:szCs w:val="18"/>
+        </w:rPr>
+        <w:t xml:space="preserve"> "cs00LNW5q" --glob "*.pdf" --glob "*.docx" "D:\OneDrive - 0yt2k\AI Chat Sessions" 2&gt; "$</w:t>
+      </w:r>
+      <w:proofErr w:type="spellStart"/>
       <w:proofErr w:type="gramStart"/>
       <w:r>
         <w:rPr>
@@ -2531,7 +4295,17 @@
           <w:sz w:val="18"/>
           <w:szCs w:val="18"/>
         </w:rPr>
-        <w:t>env:TEMP\rga_errors.txt</w:t>
+        <w:t>env:TEMP</w:t>
+      </w:r>
+      <w:proofErr w:type="spellEnd"/>
+      <w:r>
+        <w:rPr>
+          <w:rFonts w:ascii="Courier New" w:eastAsia="Courier New" w:hAnsi="Courier New" w:cs="Courier New"/>
+          <w:color w:val="444444"/>
+          <w:sz w:val="18"/>
+          <w:szCs w:val="18"/>
+        </w:rPr>
+        <w:t>\rga_errors.txt</w:t>
       </w:r>
       <w:proofErr w:type="gramEnd"/>
       <w:r>
@@ -2569,6 +4343,7 @@
         <w:spacing w:before="240" w:after="240" w:line="360" w:lineRule="exact"/>
         <w:ind w:left="360"/>
       </w:pPr>
+      <w:proofErr w:type="spellStart"/>
       <w:r>
         <w:rPr>
           <w:rFonts w:ascii="Courier New" w:eastAsia="Courier New" w:hAnsi="Courier New" w:cs="Courier New"/>
@@ -2580,6 +4355,7 @@
         </w:rPr>
         <w:t>powershell</w:t>
       </w:r>
+      <w:proofErr w:type="spellEnd"/>
       <w:r>
         <w:rPr>
           <w:rFonts w:ascii="Courier New" w:eastAsia="Courier New" w:hAnsi="Courier New" w:cs="Courier New"/>
@@ -2598,6 +4374,7 @@
         </w:rPr>
         <w:t>Get-Content "$</w:t>
       </w:r>
+      <w:proofErr w:type="spellStart"/>
       <w:proofErr w:type="gramStart"/>
       <w:r>
         <w:rPr>
@@ -2606,7 +4383,17 @@
           <w:sz w:val="18"/>
           <w:szCs w:val="18"/>
         </w:rPr>
-        <w:t>env:TEMP\rga_errors.txt</w:t>
+        <w:t>env:TEMP</w:t>
+      </w:r>
+      <w:proofErr w:type="spellEnd"/>
+      <w:r>
+        <w:rPr>
+          <w:rFonts w:ascii="Courier New" w:eastAsia="Courier New" w:hAnsi="Courier New" w:cs="Courier New"/>
+          <w:color w:val="444444"/>
+          <w:sz w:val="18"/>
+          <w:szCs w:val="18"/>
+        </w:rPr>
+        <w:t>\rga_errors.txt</w:t>
       </w:r>
       <w:proofErr w:type="gramEnd"/>
       <w:r>
@@ -2637,6 +4424,7 @@
         </w:rPr>
         <w:t xml:space="preserve">The corrupted file is: </w:t>
       </w:r>
+      <w:proofErr w:type="spellStart"/>
       <w:r>
         <w:rPr>
           <w:i/>
@@ -2645,9 +4433,9 @@
           <w:sz w:val="24"/>
           <w:szCs w:val="24"/>
         </w:rPr>
-        <w:t xml:space="preserve">claude sonnet 4.6 (Low) - python script to generate interest on FDs List Date Wise Bank Wise - 13082026.docx It may have been incompletely synced from OneDrive. You can try </w:t>
-      </w:r>
-      <w:proofErr w:type="gramStart"/>
+        <w:t>claude</w:t>
+      </w:r>
+      <w:proofErr w:type="spellEnd"/>
       <w:r>
         <w:rPr>
           <w:i/>
@@ -2656,9 +4444,9 @@
           <w:sz w:val="24"/>
           <w:szCs w:val="24"/>
         </w:rPr>
-        <w:t>right-clicking</w:t>
-      </w:r>
-      <w:proofErr w:type="gramEnd"/>
+        <w:t xml:space="preserve"> sonnet 4.6 (Low) - python script to generate interest on FDs List Date Wise Bank Wise - 13082026.docx It may have been incompletely synced from OneDrive. You can try </w:t>
+      </w:r>
+      <w:proofErr w:type="gramStart"/>
       <w:r>
         <w:rPr>
           <w:i/>
@@ -2667,6 +4455,17 @@
           <w:sz w:val="24"/>
           <w:szCs w:val="24"/>
         </w:rPr>
+        <w:t>right-clicking</w:t>
+      </w:r>
+      <w:proofErr w:type="gramEnd"/>
+      <w:r>
+        <w:rPr>
+          <w:i/>
+          <w:iCs/>
+          <w:color w:val="000000"/>
+          <w:sz w:val="24"/>
+          <w:szCs w:val="24"/>
+        </w:rPr>
         <w:t xml:space="preserve"> it in Explorer → Always keep on this device to force a full sync, then re-run the search on just that file if needed.</w:t>
       </w:r>
     </w:p>
@@ -2675,7 +4474,7 @@
         <w:pStyle w:val="Heading1"/>
         <w:spacing w:before="480" w:after="120"/>
       </w:pPr>
-      <w:bookmarkStart w:id="14" w:name="_Toc_you_asked_Let_us_sea_1793334728651"/>
+      <w:bookmarkStart w:id="14" w:name="_Toc_you_asked_Let_us_sea_1793335343566"/>
       <w:r>
         <w:rPr>
           <w:b w:val="0"/>
@@ -2704,12 +4503,53 @@
         <w:spacing w:before="240" w:after="120"/>
       </w:pPr>
       <w:bookmarkStart w:id="15" w:name="_Toc_rg_DOneDrive_0yt2kAI_Chat_Sessionsc"/>
-      <w:r>
-        <w:rPr>
-          <w:b w:val="0"/>
-          <w:bCs w:val="0"/>
-        </w:rPr>
-        <w:t>rg: D:\OneDrive - 0yt2k\AI Chat Sessions\claude sonnet 4.6 (Low) - python script to generate interest on FDs List Date Wise Bank Wise - 13082026.docx: preprocessor command failed: '"D:\Programs\cargo\bin\rga-preproc" "D:\OneDrive - 0yt2k\AI Chat Sessions\claude sonnet 4.6 (Low) - python script to generate interest on FDs List Date Wise Bank Wise - 13082026.docx"':</w:t>
+      <w:proofErr w:type="spellStart"/>
+      <w:r>
+        <w:rPr>
+          <w:b w:val="0"/>
+          <w:bCs w:val="0"/>
+        </w:rPr>
+        <w:t>rg</w:t>
+      </w:r>
+      <w:proofErr w:type="spellEnd"/>
+      <w:r>
+        <w:rPr>
+          <w:b w:val="0"/>
+          <w:bCs w:val="0"/>
+        </w:rPr>
+        <w:t>: D:\OneDrive - 0yt2k\AI Chat Sessions\</w:t>
+      </w:r>
+      <w:proofErr w:type="spellStart"/>
+      <w:r>
+        <w:rPr>
+          <w:b w:val="0"/>
+          <w:bCs w:val="0"/>
+        </w:rPr>
+        <w:t>claude</w:t>
+      </w:r>
+      <w:proofErr w:type="spellEnd"/>
+      <w:r>
+        <w:rPr>
+          <w:b w:val="0"/>
+          <w:bCs w:val="0"/>
+        </w:rPr>
+        <w:t xml:space="preserve"> sonnet 4.6 (Low) - python script to generate interest on FDs List Date Wise Bank Wise - 13082026.docx: preprocessor command failed: '"D:\Programs\cargo\bin\rga-preproc" "D:\OneDrive - 0yt2k\AI Chat Sessions\</w:t>
+      </w:r>
+      <w:proofErr w:type="spellStart"/>
+      <w:r>
+        <w:rPr>
+          <w:b w:val="0"/>
+          <w:bCs w:val="0"/>
+        </w:rPr>
+        <w:t>claude</w:t>
+      </w:r>
+      <w:proofErr w:type="spellEnd"/>
+      <w:r>
+        <w:rPr>
+          <w:b w:val="0"/>
+          <w:bCs w:val="0"/>
+        </w:rPr>
+        <w:t xml:space="preserve"> sonnet 4.6 (Low) - python script to generate interest on FDs List Date Wise Bank Wise - 13082026.docx"':</w:t>
       </w:r>
       <w:bookmarkEnd w:id="15"/>
     </w:p>
@@ -2723,8 +4563,90 @@
           <w:sz w:val="24"/>
           <w:szCs w:val="24"/>
         </w:rPr>
-        <w:t>D:\OneDrive - 0yt2k\AI Chat Sessions\claude sonnet 4.6 (Low) - python script to generate interest on FDs List Date Wise Bank Wise - 13082026.docx adapter: pandoc D:\OneDrive - 0yt2k\AI Chat Sessions\claude sonnet 4.6 (Low) - python script to generate interest on FDs List Date Wise Bank Wise - 13082026.docx.txt adapter: postprocprefix couldn't unpack docx container: Did not find end of central directory signature Error: copying adapter output to stdout</w:t>
-      </w:r>
+        <w:t>D:\OneDrive - 0yt2k\AI Chat Sessions\</w:t>
+      </w:r>
+      <w:proofErr w:type="spellStart"/>
+      <w:r>
+        <w:rPr>
+          <w:color w:val="000000"/>
+          <w:sz w:val="24"/>
+          <w:szCs w:val="24"/>
+        </w:rPr>
+        <w:t>claude</w:t>
+      </w:r>
+      <w:proofErr w:type="spellEnd"/>
+      <w:r>
+        <w:rPr>
+          <w:color w:val="000000"/>
+          <w:sz w:val="24"/>
+          <w:szCs w:val="24"/>
+        </w:rPr>
+        <w:t xml:space="preserve"> sonnet 4.6 (Low) - python script to generate interest on FDs List Date Wise Bank Wise - 13082026.docx adapter: </w:t>
+      </w:r>
+      <w:proofErr w:type="spellStart"/>
+      <w:r>
+        <w:rPr>
+          <w:color w:val="000000"/>
+          <w:sz w:val="24"/>
+          <w:szCs w:val="24"/>
+        </w:rPr>
+        <w:t>pandoc</w:t>
+      </w:r>
+      <w:proofErr w:type="spellEnd"/>
+      <w:r>
+        <w:rPr>
+          <w:color w:val="000000"/>
+          <w:sz w:val="24"/>
+          <w:szCs w:val="24"/>
+        </w:rPr>
+        <w:t xml:space="preserve"> D:\OneDrive - 0yt2k\AI Chat Sessions\</w:t>
+      </w:r>
+      <w:proofErr w:type="spellStart"/>
+      <w:r>
+        <w:rPr>
+          <w:color w:val="000000"/>
+          <w:sz w:val="24"/>
+          <w:szCs w:val="24"/>
+        </w:rPr>
+        <w:t>claude</w:t>
+      </w:r>
+      <w:proofErr w:type="spellEnd"/>
+      <w:r>
+        <w:rPr>
+          <w:color w:val="000000"/>
+          <w:sz w:val="24"/>
+          <w:szCs w:val="24"/>
+        </w:rPr>
+        <w:t xml:space="preserve"> sonnet 4.6 (Low) - python script to generate interest on FDs List Date Wise Bank Wise - 13082026.docx.txt adapter: </w:t>
+      </w:r>
+      <w:proofErr w:type="spellStart"/>
+      <w:r>
+        <w:rPr>
+          <w:color w:val="000000"/>
+          <w:sz w:val="24"/>
+          <w:szCs w:val="24"/>
+        </w:rPr>
+        <w:t>postprocprefix</w:t>
+      </w:r>
+      <w:proofErr w:type="spellEnd"/>
+      <w:r>
+        <w:rPr>
+          <w:color w:val="000000"/>
+          <w:sz w:val="24"/>
+          <w:szCs w:val="24"/>
+        </w:rPr>
+        <w:t xml:space="preserve"> couldn't unpack docx container: Did not find end of central directory signature Error: copying adapter output to </w:t>
+      </w:r>
+      <w:proofErr w:type="spellStart"/>
+      <w:r>
+        <w:rPr>
+          <w:color w:val="000000"/>
+          <w:sz w:val="24"/>
+          <w:szCs w:val="24"/>
+        </w:rPr>
+        <w:t>stdout</w:t>
+      </w:r>
+      <w:proofErr w:type="spellEnd"/>
     </w:p>
     <w:p>
       <w:pPr>
@@ -2752,14 +4674,7 @@
           <w:b w:val="0"/>
           <w:bCs w:val="0"/>
         </w:rPr>
-        <w:t xml:space="preserve"> </w:t>
-      </w:r>
-      <w:r>
-        <w:rPr>
-          <w:b w:val="0"/>
-          <w:bCs w:val="0"/>
-        </w:rPr>
-        <w:t xml:space="preserve">0: subprocess: Command </w:t>
+        <w:t xml:space="preserve"> 0: subprocess: Command </w:t>
       </w:r>
       <w:proofErr w:type="gramStart"/>
       <w:r>
@@ -2775,7 +4690,55 @@
           <w:b w:val="0"/>
           <w:bCs w:val="0"/>
         </w:rPr>
-        <w:t xml:space="preserve">: "pandoc" "--from=docx" "--to=plain" "--wrap=none" "--markdown-headings=atx", kill_on_drop: </w:t>
+        <w:t>: "</w:t>
+      </w:r>
+      <w:proofErr w:type="spellStart"/>
+      <w:r>
+        <w:rPr>
+          <w:b w:val="0"/>
+          <w:bCs w:val="0"/>
+        </w:rPr>
+        <w:t>pandoc</w:t>
+      </w:r>
+      <w:proofErr w:type="spellEnd"/>
+      <w:r>
+        <w:rPr>
+          <w:b w:val="0"/>
+          <w:bCs w:val="0"/>
+        </w:rPr>
+        <w:t>" "--from=docx" "--to=plain" "--wrap=none" "--markdown-headings=</w:t>
+      </w:r>
+      <w:proofErr w:type="spellStart"/>
+      <w:r>
+        <w:rPr>
+          <w:b w:val="0"/>
+          <w:bCs w:val="0"/>
+        </w:rPr>
+        <w:t>atx</w:t>
+      </w:r>
+      <w:proofErr w:type="spellEnd"/>
+      <w:r>
+        <w:rPr>
+          <w:b w:val="0"/>
+          <w:bCs w:val="0"/>
+        </w:rPr>
+        <w:t xml:space="preserve">", </w:t>
+      </w:r>
+      <w:proofErr w:type="spellStart"/>
+      <w:r>
+        <w:rPr>
+          <w:b w:val="0"/>
+          <w:bCs w:val="0"/>
+        </w:rPr>
+        <w:t>kill_on_drop</w:t>
+      </w:r>
+      <w:proofErr w:type="spellEnd"/>
+      <w:r>
+        <w:rPr>
+          <w:b w:val="0"/>
+          <w:bCs w:val="0"/>
+        </w:rPr>
+        <w:t xml:space="preserve">: </w:t>
       </w:r>
       <w:proofErr w:type="gramStart"/>
       <w:r>
@@ -2793,13 +4756,38 @@
         </w:rPr>
         <w:t xml:space="preserve"> 1: </w:t>
       </w:r>
+      <w:proofErr w:type="spellStart"/>
       <w:proofErr w:type="gramStart"/>
       <w:r>
         <w:rPr>
           <w:b w:val="0"/>
           <w:bCs w:val="0"/>
         </w:rPr>
-        <w:t>ExitStatus(ExitStatus(</w:t>
+        <w:t>ExitStatus</w:t>
+      </w:r>
+      <w:proofErr w:type="spellEnd"/>
+      <w:r>
+        <w:rPr>
+          <w:b w:val="0"/>
+          <w:bCs w:val="0"/>
+        </w:rPr>
+        <w:t>(</w:t>
+      </w:r>
+      <w:proofErr w:type="spellStart"/>
+      <w:r>
+        <w:rPr>
+          <w:b w:val="0"/>
+          <w:bCs w:val="0"/>
+        </w:rPr>
+        <w:t>ExitStatus</w:t>
+      </w:r>
+      <w:proofErr w:type="spellEnd"/>
+      <w:r>
+        <w:rPr>
+          <w:b w:val="0"/>
+          <w:bCs w:val="0"/>
+        </w:rPr>
+        <w:t>(</w:t>
       </w:r>
       <w:proofErr w:type="gramEnd"/>
       <w:r>
@@ -2815,13 +4803,22 @@
         <w:pStyle w:val="Heading1"/>
         <w:spacing w:before="480" w:after="120"/>
       </w:pPr>
-      <w:bookmarkStart w:id="16" w:name="_Toc_claude_response_This_log_s_17933347"/>
-      <w:r>
-        <w:rPr>
-          <w:b w:val="0"/>
-          <w:bCs w:val="0"/>
-        </w:rPr>
-        <w:t>claude response: This log s</w:t>
+      <w:bookmarkStart w:id="16" w:name="_Toc_claude_response_This_log_s_17933353"/>
+      <w:proofErr w:type="spellStart"/>
+      <w:r>
+        <w:rPr>
+          <w:b w:val="0"/>
+          <w:bCs w:val="0"/>
+        </w:rPr>
+        <w:t>claude</w:t>
+      </w:r>
+      <w:proofErr w:type="spellEnd"/>
+      <w:r>
+        <w:rPr>
+          <w:b w:val="0"/>
+          <w:bCs w:val="0"/>
+        </w:rPr>
+        <w:t xml:space="preserve"> response: This log s</w:t>
       </w:r>
       <w:bookmarkEnd w:id="16"/>
     </w:p>
@@ -2883,6 +4880,7 @@
         <w:spacing w:before="240" w:after="240" w:line="360" w:lineRule="exact"/>
         <w:ind w:left="360"/>
       </w:pPr>
+      <w:proofErr w:type="spellStart"/>
       <w:r>
         <w:rPr>
           <w:rFonts w:ascii="Courier New" w:eastAsia="Courier New" w:hAnsi="Courier New" w:cs="Courier New"/>
@@ -2894,6 +4892,7 @@
         </w:rPr>
         <w:t>powershell</w:t>
       </w:r>
+      <w:proofErr w:type="spellEnd"/>
       <w:r>
         <w:rPr>
           <w:rFonts w:ascii="Courier New" w:eastAsia="Courier New" w:hAnsi="Courier New" w:cs="Courier New"/>
@@ -2912,6 +4911,7 @@
         </w:rPr>
         <w:t>Get-Content "$</w:t>
       </w:r>
+      <w:proofErr w:type="spellStart"/>
       <w:proofErr w:type="gramStart"/>
       <w:r>
         <w:rPr>
@@ -2920,7 +4920,17 @@
           <w:sz w:val="18"/>
           <w:szCs w:val="18"/>
         </w:rPr>
-        <w:t>env:TEMP\rga_errors.txt</w:t>
+        <w:t>env:TEMP</w:t>
+      </w:r>
+      <w:proofErr w:type="spellEnd"/>
+      <w:r>
+        <w:rPr>
+          <w:rFonts w:ascii="Courier New" w:eastAsia="Courier New" w:hAnsi="Courier New" w:cs="Courier New"/>
+          <w:color w:val="444444"/>
+          <w:sz w:val="18"/>
+          <w:szCs w:val="18"/>
+        </w:rPr>
+        <w:t>\rga_errors.txt</w:t>
       </w:r>
       <w:proofErr w:type="gramEnd"/>
       <w:r>
@@ -2930,7 +4940,27 @@
           <w:sz w:val="18"/>
           <w:szCs w:val="18"/>
         </w:rPr>
-        <w:t xml:space="preserve">" | Select-String "preprocessor command failed" | ForEach-Object </w:t>
+        <w:t xml:space="preserve">" | Select-String "preprocessor command failed" | </w:t>
+      </w:r>
+      <w:proofErr w:type="spellStart"/>
+      <w:r>
+        <w:rPr>
+          <w:rFonts w:ascii="Courier New" w:eastAsia="Courier New" w:hAnsi="Courier New" w:cs="Courier New"/>
+          <w:color w:val="444444"/>
+          <w:sz w:val="18"/>
+          <w:szCs w:val="18"/>
+        </w:rPr>
+        <w:t>ForEach</w:t>
+      </w:r>
+      <w:proofErr w:type="spellEnd"/>
+      <w:r>
+        <w:rPr>
+          <w:rFonts w:ascii="Courier New" w:eastAsia="Courier New" w:hAnsi="Courier New" w:cs="Courier New"/>
+          <w:color w:val="444444"/>
+          <w:sz w:val="18"/>
+          <w:szCs w:val="18"/>
+        </w:rPr>
+        <w:t xml:space="preserve">-Object </w:t>
       </w:r>
       <w:proofErr w:type="gramStart"/>
       <w:r>
@@ -2962,6 +4992,7 @@
         </w:rPr>
         <w:t>".*</w:t>
       </w:r>
+      <w:proofErr w:type="spellStart"/>
       <w:proofErr w:type="gramEnd"/>
       <w:r>
         <w:rPr>
@@ -2970,7 +5001,17 @@
           <w:sz w:val="18"/>
           <w:szCs w:val="18"/>
         </w:rPr>
-        <w:t xml:space="preserve">rg: </w:t>
+        <w:t>rg</w:t>
+      </w:r>
+      <w:proofErr w:type="spellEnd"/>
+      <w:r>
+        <w:rPr>
+          <w:rFonts w:ascii="Courier New" w:eastAsia="Courier New" w:hAnsi="Courier New" w:cs="Courier New"/>
+          <w:color w:val="444444"/>
+          <w:sz w:val="18"/>
+          <w:szCs w:val="18"/>
+        </w:rPr>
+        <w:t xml:space="preserve">: </w:t>
       </w:r>
       <w:proofErr w:type="gramStart"/>
       <w:r>
@@ -3051,6 +5092,7 @@
         <w:spacing w:before="240" w:after="240" w:line="360" w:lineRule="exact"/>
         <w:ind w:left="360"/>
       </w:pPr>
+      <w:proofErr w:type="spellStart"/>
       <w:r>
         <w:rPr>
           <w:rFonts w:ascii="Courier New" w:eastAsia="Courier New" w:hAnsi="Courier New" w:cs="Courier New"/>
@@ -3062,6 +5104,7 @@
         </w:rPr>
         <w:t>powershell</w:t>
       </w:r>
+      <w:proofErr w:type="spellEnd"/>
       <w:r>
         <w:rPr>
           <w:rFonts w:ascii="Courier New" w:eastAsia="Courier New" w:hAnsi="Courier New" w:cs="Courier New"/>
@@ -3080,6 +5123,7 @@
         </w:rPr>
         <w:t>(Get-Content "$</w:t>
       </w:r>
+      <w:proofErr w:type="spellStart"/>
       <w:proofErr w:type="gramStart"/>
       <w:r>
         <w:rPr>
@@ -3088,7 +5132,17 @@
           <w:sz w:val="18"/>
           <w:szCs w:val="18"/>
         </w:rPr>
-        <w:t>env:TEMP\rga_errors.txt</w:t>
+        <w:t>env:TEMP</w:t>
+      </w:r>
+      <w:proofErr w:type="spellEnd"/>
+      <w:r>
+        <w:rPr>
+          <w:rFonts w:ascii="Courier New" w:eastAsia="Courier New" w:hAnsi="Courier New" w:cs="Courier New"/>
+          <w:color w:val="444444"/>
+          <w:sz w:val="18"/>
+          <w:szCs w:val="18"/>
+        </w:rPr>
+        <w:t>\rga_errors.txt</w:t>
       </w:r>
       <w:proofErr w:type="gramEnd"/>
       <w:r>
@@ -3124,7 +5178,29 @@
           <w:sz w:val="24"/>
           <w:szCs w:val="24"/>
         </w:rPr>
-        <w:t>Find all unique error causes (corrupted zip, pandoc exit, etc.):</w:t>
+        <w:t xml:space="preserve">Find all unique error causes (corrupted zip, </w:t>
+      </w:r>
+      <w:proofErr w:type="spellStart"/>
+      <w:r>
+        <w:rPr>
+          <w:b/>
+          <w:bCs/>
+          <w:color w:val="000000"/>
+          <w:sz w:val="24"/>
+          <w:szCs w:val="24"/>
+        </w:rPr>
+        <w:t>pandoc</w:t>
+      </w:r>
+      <w:proofErr w:type="spellEnd"/>
+      <w:r>
+        <w:rPr>
+          <w:b/>
+          <w:bCs/>
+          <w:color w:val="000000"/>
+          <w:sz w:val="24"/>
+          <w:szCs w:val="24"/>
+        </w:rPr>
+        <w:t xml:space="preserve"> exit, etc.):</w:t>
       </w:r>
     </w:p>
     <w:p>
@@ -3139,6 +5215,7 @@
         <w:spacing w:before="240" w:after="240" w:line="360" w:lineRule="exact"/>
         <w:ind w:left="360"/>
       </w:pPr>
+      <w:proofErr w:type="spellStart"/>
       <w:r>
         <w:rPr>
           <w:rFonts w:ascii="Courier New" w:eastAsia="Courier New" w:hAnsi="Courier New" w:cs="Courier New"/>
@@ -3151,6 +5228,7 @@
         <w:lastRenderedPageBreak/>
         <w:t>powershell</w:t>
       </w:r>
+      <w:proofErr w:type="spellEnd"/>
       <w:r>
         <w:rPr>
           <w:rFonts w:ascii="Courier New" w:eastAsia="Courier New" w:hAnsi="Courier New" w:cs="Courier New"/>
@@ -3169,6 +5247,7 @@
         </w:rPr>
         <w:t>Get-Content "$</w:t>
       </w:r>
+      <w:proofErr w:type="spellStart"/>
       <w:proofErr w:type="gramStart"/>
       <w:r>
         <w:rPr>
@@ -3177,7 +5256,17 @@
           <w:sz w:val="18"/>
           <w:szCs w:val="18"/>
         </w:rPr>
-        <w:t>env:TEMP\rga_errors.txt</w:t>
+        <w:t>env:TEMP</w:t>
+      </w:r>
+      <w:proofErr w:type="spellEnd"/>
+      <w:r>
+        <w:rPr>
+          <w:rFonts w:ascii="Courier New" w:eastAsia="Courier New" w:hAnsi="Courier New" w:cs="Courier New"/>
+          <w:color w:val="444444"/>
+          <w:sz w:val="18"/>
+          <w:szCs w:val="18"/>
+        </w:rPr>
+        <w:t>\rga_errors.txt</w:t>
       </w:r>
       <w:proofErr w:type="gramEnd"/>
       <w:r>
@@ -3187,7 +5276,27 @@
           <w:sz w:val="18"/>
           <w:szCs w:val="18"/>
         </w:rPr>
-        <w:t>" | Select-String "couldn't|ExitStatus|Error:" | Sort-Object -Unique</w:t>
+        <w:t>" | Select-String "</w:t>
+      </w:r>
+      <w:proofErr w:type="spellStart"/>
+      <w:r>
+        <w:rPr>
+          <w:rFonts w:ascii="Courier New" w:eastAsia="Courier New" w:hAnsi="Courier New" w:cs="Courier New"/>
+          <w:color w:val="444444"/>
+          <w:sz w:val="18"/>
+          <w:szCs w:val="18"/>
+        </w:rPr>
+        <w:t>couldn't|ExitStatus|Error</w:t>
+      </w:r>
+      <w:proofErr w:type="spellEnd"/>
+      <w:r>
+        <w:rPr>
+          <w:rFonts w:ascii="Courier New" w:eastAsia="Courier New" w:hAnsi="Courier New" w:cs="Courier New"/>
+          <w:color w:val="444444"/>
+          <w:sz w:val="18"/>
+          <w:szCs w:val="18"/>
+        </w:rPr>
+        <w:t>:" | Sort-Object -Unique</w:t>
       </w:r>
     </w:p>
     <w:p>
@@ -3217,6 +5326,7 @@
         <w:spacing w:before="240" w:after="240" w:line="360" w:lineRule="exact"/>
         <w:ind w:left="360"/>
       </w:pPr>
+      <w:proofErr w:type="spellStart"/>
       <w:r>
         <w:rPr>
           <w:rFonts w:ascii="Courier New" w:eastAsia="Courier New" w:hAnsi="Courier New" w:cs="Courier New"/>
@@ -3228,6 +5338,7 @@
         </w:rPr>
         <w:t>powershell</w:t>
       </w:r>
+      <w:proofErr w:type="spellEnd"/>
       <w:r>
         <w:rPr>
           <w:rFonts w:ascii="Courier New" w:eastAsia="Courier New" w:hAnsi="Courier New" w:cs="Courier New"/>
@@ -3246,6 +5357,7 @@
         </w:rPr>
         <w:t>Get-Content "$</w:t>
       </w:r>
+      <w:proofErr w:type="spellStart"/>
       <w:proofErr w:type="gramStart"/>
       <w:r>
         <w:rPr>
@@ -3254,7 +5366,17 @@
           <w:sz w:val="18"/>
           <w:szCs w:val="18"/>
         </w:rPr>
-        <w:t>env:TEMP\rga_errors.txt</w:t>
+        <w:t>env:TEMP</w:t>
+      </w:r>
+      <w:proofErr w:type="spellEnd"/>
+      <w:r>
+        <w:rPr>
+          <w:rFonts w:ascii="Courier New" w:eastAsia="Courier New" w:hAnsi="Courier New" w:cs="Courier New"/>
+          <w:color w:val="444444"/>
+          <w:sz w:val="18"/>
+          <w:szCs w:val="18"/>
+        </w:rPr>
+        <w:t>\rga_errors.txt</w:t>
       </w:r>
       <w:proofErr w:type="gramEnd"/>
       <w:r>
@@ -3264,7 +5386,27 @@
           <w:sz w:val="18"/>
           <w:szCs w:val="18"/>
         </w:rPr>
-        <w:t xml:space="preserve">" | Select-String "preprocessor command failed" | ForEach-Object </w:t>
+        <w:t xml:space="preserve">" | Select-String "preprocessor command failed" | </w:t>
+      </w:r>
+      <w:proofErr w:type="spellStart"/>
+      <w:r>
+        <w:rPr>
+          <w:rFonts w:ascii="Courier New" w:eastAsia="Courier New" w:hAnsi="Courier New" w:cs="Courier New"/>
+          <w:color w:val="444444"/>
+          <w:sz w:val="18"/>
+          <w:szCs w:val="18"/>
+        </w:rPr>
+        <w:t>ForEach</w:t>
+      </w:r>
+      <w:proofErr w:type="spellEnd"/>
+      <w:r>
+        <w:rPr>
+          <w:rFonts w:ascii="Courier New" w:eastAsia="Courier New" w:hAnsi="Courier New" w:cs="Courier New"/>
+          <w:color w:val="444444"/>
+          <w:sz w:val="18"/>
+          <w:szCs w:val="18"/>
+        </w:rPr>
+        <w:t xml:space="preserve">-Object </w:t>
       </w:r>
       <w:proofErr w:type="gramStart"/>
       <w:r>
@@ -3284,7 +5426,27 @@
           <w:sz w:val="18"/>
           <w:szCs w:val="18"/>
         </w:rPr>
-        <w:t xml:space="preserve">_ -replace "rg: </w:t>
+        <w:t>_ -replace "</w:t>
+      </w:r>
+      <w:proofErr w:type="spellStart"/>
+      <w:r>
+        <w:rPr>
+          <w:rFonts w:ascii="Courier New" w:eastAsia="Courier New" w:hAnsi="Courier New" w:cs="Courier New"/>
+          <w:color w:val="444444"/>
+          <w:sz w:val="18"/>
+          <w:szCs w:val="18"/>
+        </w:rPr>
+        <w:t>rg</w:t>
+      </w:r>
+      <w:proofErr w:type="spellEnd"/>
+      <w:r>
+        <w:rPr>
+          <w:rFonts w:ascii="Courier New" w:eastAsia="Courier New" w:hAnsi="Courier New" w:cs="Courier New"/>
+          <w:color w:val="444444"/>
+          <w:sz w:val="18"/>
+          <w:szCs w:val="18"/>
+        </w:rPr>
+        <w:t xml:space="preserve">: </w:t>
       </w:r>
       <w:proofErr w:type="gramStart"/>
       <w:r>
@@ -3346,6 +5508,7 @@
         </w:rPr>
         <w:t xml:space="preserve"> | Out-File "$</w:t>
       </w:r>
+      <w:proofErr w:type="spellStart"/>
       <w:proofErr w:type="gramStart"/>
       <w:r>
         <w:rPr>
@@ -3354,7 +5517,17 @@
           <w:sz w:val="18"/>
           <w:szCs w:val="18"/>
         </w:rPr>
-        <w:t>env:TEMP\rga_failed_files.txt</w:t>
+        <w:t>env:TEMP</w:t>
+      </w:r>
+      <w:proofErr w:type="spellEnd"/>
+      <w:r>
+        <w:rPr>
+          <w:rFonts w:ascii="Courier New" w:eastAsia="Courier New" w:hAnsi="Courier New" w:cs="Courier New"/>
+          <w:color w:val="444444"/>
+          <w:sz w:val="18"/>
+          <w:szCs w:val="18"/>
+        </w:rPr>
+        <w:t>\rga_failed_files.txt</w:t>
       </w:r>
       <w:proofErr w:type="gramEnd"/>
       <w:r>
@@ -3384,6 +5557,7 @@
         </w:rPr>
         <w:t>Get-Content "$</w:t>
       </w:r>
+      <w:proofErr w:type="spellStart"/>
       <w:proofErr w:type="gramStart"/>
       <w:r>
         <w:rPr>
@@ -3392,7 +5566,17 @@
           <w:sz w:val="18"/>
           <w:szCs w:val="18"/>
         </w:rPr>
-        <w:t>env:TEMP\rga_failed_files.txt</w:t>
+        <w:t>env:TEMP</w:t>
+      </w:r>
+      <w:proofErr w:type="spellEnd"/>
+      <w:r>
+        <w:rPr>
+          <w:rFonts w:ascii="Courier New" w:eastAsia="Courier New" w:hAnsi="Courier New" w:cs="Courier New"/>
+          <w:color w:val="444444"/>
+          <w:sz w:val="18"/>
+          <w:szCs w:val="18"/>
+        </w:rPr>
+        <w:t>\rga_failed_files.txt</w:t>
       </w:r>
       <w:proofErr w:type="gramEnd"/>
       <w:r>
@@ -3423,7 +5607,7 @@
         <w:pStyle w:val="ListParagraph"/>
         <w:numPr>
           <w:ilvl w:val="0"/>
-          <w:numId w:val="1"/>
+          <w:numId w:val="3"/>
         </w:numPr>
         <w:spacing w:before="120" w:after="120"/>
       </w:pPr>
@@ -3477,7 +5661,7 @@
         <w:pStyle w:val="ListParagraph"/>
         <w:numPr>
           <w:ilvl w:val="0"/>
-          <w:numId w:val="1"/>
+          <w:numId w:val="3"/>
         </w:numPr>
         <w:spacing w:before="120" w:after="120"/>
       </w:pPr>
@@ -3497,7 +5681,25 @@
           <w:sz w:val="24"/>
           <w:szCs w:val="24"/>
         </w:rPr>
-        <w:t xml:space="preserve"> Open OneDrive tray icon → wait for sync to complete, then force-download that specific file and re-run rga on it alone:</w:t>
+        <w:t xml:space="preserve"> Open OneDrive tray icon → wait for sync to complete, then force-download that specific file and re-run </w:t>
+      </w:r>
+      <w:proofErr w:type="spellStart"/>
+      <w:r>
+        <w:rPr>
+          <w:color w:val="000000"/>
+          <w:sz w:val="24"/>
+          <w:szCs w:val="24"/>
+        </w:rPr>
+        <w:t>rga</w:t>
+      </w:r>
+      <w:proofErr w:type="spellEnd"/>
+      <w:r>
+        <w:rPr>
+          <w:color w:val="000000"/>
+          <w:sz w:val="24"/>
+          <w:szCs w:val="24"/>
+        </w:rPr>
+        <w:t xml:space="preserve"> on it alone:</w:t>
       </w:r>
     </w:p>
     <w:p>
@@ -3512,6 +5714,7 @@
         <w:spacing w:before="240" w:after="240" w:line="360" w:lineRule="exact"/>
         <w:ind w:left="360"/>
       </w:pPr>
+      <w:proofErr w:type="spellStart"/>
       <w:r>
         <w:rPr>
           <w:rFonts w:ascii="Courier New" w:eastAsia="Courier New" w:hAnsi="Courier New" w:cs="Courier New"/>
@@ -3523,6 +5726,7 @@
         </w:rPr>
         <w:t>powershell</w:t>
       </w:r>
+      <w:proofErr w:type="spellEnd"/>
       <w:r>
         <w:rPr>
           <w:rFonts w:ascii="Courier New" w:eastAsia="Courier New" w:hAnsi="Courier New" w:cs="Courier New"/>
@@ -3532,14 +5736,45 @@
         <w:br/>
         <w:t xml:space="preserve"> </w:t>
       </w:r>
-      <w:r>
-        <w:rPr>
-          <w:rFonts w:ascii="Courier New" w:eastAsia="Courier New" w:hAnsi="Courier New" w:cs="Courier New"/>
-          <w:color w:val="444444"/>
-          <w:sz w:val="18"/>
-          <w:szCs w:val="18"/>
-        </w:rPr>
-        <w:t>rga --no-messages "cs00LNW5q" --glob "*.docx" "D:\OneDrive - 0yt2k\AI Chat Sessions\claude sonnet 4.6 (Low) - python script to generate interest on FDs List Date Wise Bank Wise - 13082026.docx"</w:t>
+      <w:proofErr w:type="spellStart"/>
+      <w:r>
+        <w:rPr>
+          <w:rFonts w:ascii="Courier New" w:eastAsia="Courier New" w:hAnsi="Courier New" w:cs="Courier New"/>
+          <w:color w:val="444444"/>
+          <w:sz w:val="18"/>
+          <w:szCs w:val="18"/>
+        </w:rPr>
+        <w:t>rga</w:t>
+      </w:r>
+      <w:proofErr w:type="spellEnd"/>
+      <w:r>
+        <w:rPr>
+          <w:rFonts w:ascii="Courier New" w:eastAsia="Courier New" w:hAnsi="Courier New" w:cs="Courier New"/>
+          <w:color w:val="444444"/>
+          <w:sz w:val="18"/>
+          <w:szCs w:val="18"/>
+        </w:rPr>
+        <w:t xml:space="preserve"> --no-messages "cs00LNW5q" --glob "*.docx" "D:\OneDrive - 0yt2k\AI Chat Sessions\</w:t>
+      </w:r>
+      <w:proofErr w:type="spellStart"/>
+      <w:r>
+        <w:rPr>
+          <w:rFonts w:ascii="Courier New" w:eastAsia="Courier New" w:hAnsi="Courier New" w:cs="Courier New"/>
+          <w:color w:val="444444"/>
+          <w:sz w:val="18"/>
+          <w:szCs w:val="18"/>
+        </w:rPr>
+        <w:t>claude</w:t>
+      </w:r>
+      <w:proofErr w:type="spellEnd"/>
+      <w:r>
+        <w:rPr>
+          <w:rFonts w:ascii="Courier New" w:eastAsia="Courier New" w:hAnsi="Courier New" w:cs="Courier New"/>
+          <w:color w:val="444444"/>
+          <w:sz w:val="18"/>
+          <w:szCs w:val="18"/>
+        </w:rPr>
+        <w:t xml:space="preserve"> sonnet 4.6 (Low) - python script to generate interest on FDs List Date Wise Bank Wise - 13082026.docx"</w:t>
       </w:r>
     </w:p>
     <w:p>
@@ -3547,7 +5782,7 @@
         <w:pStyle w:val="Heading1"/>
         <w:spacing w:before="480" w:after="120"/>
       </w:pPr>
-      <w:bookmarkStart w:id="17" w:name="_Toc_you_asked_PS_Ddev_1793334728653"/>
+      <w:bookmarkStart w:id="17" w:name="_Toc_you_asked_PS_Ddev_1793335343567"/>
       <w:r>
         <w:rPr>
           <w:b w:val="0"/>
@@ -3569,6 +5804,7 @@
         </w:rPr>
         <w:t>PS D:\dev&gt; Get-Content "$</w:t>
       </w:r>
+      <w:proofErr w:type="spellStart"/>
       <w:proofErr w:type="gramStart"/>
       <w:r>
         <w:rPr>
@@ -3576,7 +5812,16 @@
           <w:sz w:val="24"/>
           <w:szCs w:val="24"/>
         </w:rPr>
-        <w:t>env:TEMP\rga_errors.txt</w:t>
+        <w:t>env:TEMP</w:t>
+      </w:r>
+      <w:proofErr w:type="spellEnd"/>
+      <w:r>
+        <w:rPr>
+          <w:color w:val="000000"/>
+          <w:sz w:val="24"/>
+          <w:szCs w:val="24"/>
+        </w:rPr>
+        <w:t>\rga_errors.txt</w:t>
       </w:r>
       <w:proofErr w:type="gramEnd"/>
       <w:r>
@@ -3585,7 +5830,25 @@
           <w:sz w:val="24"/>
           <w:szCs w:val="24"/>
         </w:rPr>
-        <w:t xml:space="preserve">" | Select-String "preprocessor command failed" | ForEach-Object </w:t>
+        <w:t xml:space="preserve">" | Select-String "preprocessor command failed" | </w:t>
+      </w:r>
+      <w:proofErr w:type="spellStart"/>
+      <w:r>
+        <w:rPr>
+          <w:color w:val="000000"/>
+          <w:sz w:val="24"/>
+          <w:szCs w:val="24"/>
+        </w:rPr>
+        <w:t>ForEach</w:t>
+      </w:r>
+      <w:proofErr w:type="spellEnd"/>
+      <w:r>
+        <w:rPr>
+          <w:color w:val="000000"/>
+          <w:sz w:val="24"/>
+          <w:szCs w:val="24"/>
+        </w:rPr>
+        <w:t xml:space="preserve">-Object </w:t>
       </w:r>
       <w:proofErr w:type="gramStart"/>
       <w:r>
@@ -3614,6 +5877,7 @@
         </w:rPr>
         <w:t>".</w:t>
       </w:r>
+      <w:proofErr w:type="spellStart"/>
       <w:r>
         <w:rPr>
           <w:i/>
@@ -3624,6 +5888,7 @@
         </w:rPr>
         <w:t>rg</w:t>
       </w:r>
+      <w:proofErr w:type="spellEnd"/>
       <w:proofErr w:type="gramEnd"/>
       <w:r>
         <w:rPr>
@@ -3677,15 +5942,25 @@
           <w:sz w:val="24"/>
           <w:szCs w:val="24"/>
         </w:rPr>
-        <w:t xml:space="preserve"> </w:t>
-      </w:r>
-      <w:r>
-        <w:rPr>
-          <w:color w:val="000000"/>
-          <w:sz w:val="24"/>
-          <w:szCs w:val="24"/>
-        </w:rPr>
-        <w:t>D:\OneDrive - 0yt2k\AI Chat Sessions\claude sonnet 4.6 (Low) - python script to generate interest on FDs List Date Wise Bank Wise - 13082026.docx</w:t>
+        <w:t xml:space="preserve"> D:\OneDrive - 0yt2k\AI Chat Sessions\</w:t>
+      </w:r>
+      <w:proofErr w:type="spellStart"/>
+      <w:r>
+        <w:rPr>
+          <w:color w:val="000000"/>
+          <w:sz w:val="24"/>
+          <w:szCs w:val="24"/>
+        </w:rPr>
+        <w:t>claude</w:t>
+      </w:r>
+      <w:proofErr w:type="spellEnd"/>
+      <w:r>
+        <w:rPr>
+          <w:color w:val="000000"/>
+          <w:sz w:val="24"/>
+          <w:szCs w:val="24"/>
+        </w:rPr>
+        <w:t xml:space="preserve"> sonnet 4.6 (Low) - python script to generate interest on FDs List Date Wise Bank Wise - 13082026.docx</w:t>
       </w:r>
     </w:p>
     <w:p>
@@ -3700,6 +5975,7 @@
         </w:rPr>
         <w:t>PS D:\dev&gt; (Get-Content "$</w:t>
       </w:r>
+      <w:proofErr w:type="spellStart"/>
       <w:proofErr w:type="gramStart"/>
       <w:r>
         <w:rPr>
@@ -3707,7 +5983,16 @@
           <w:sz w:val="24"/>
           <w:szCs w:val="24"/>
         </w:rPr>
-        <w:t>env:TEMP\rga_errors.txt</w:t>
+        <w:t>env:TEMP</w:t>
+      </w:r>
+      <w:proofErr w:type="spellEnd"/>
+      <w:r>
+        <w:rPr>
+          <w:color w:val="000000"/>
+          <w:sz w:val="24"/>
+          <w:szCs w:val="24"/>
+        </w:rPr>
+        <w:t>\rga_errors.txt</w:t>
       </w:r>
       <w:proofErr w:type="gramEnd"/>
       <w:r>
@@ -3742,13 +6027,22 @@
         <w:pStyle w:val="Heading1"/>
         <w:spacing w:before="480" w:after="120"/>
       </w:pPr>
-      <w:bookmarkStart w:id="18" w:name="_Toc_claude_response_Only_1_f_1793334728"/>
-      <w:r>
-        <w:rPr>
-          <w:b w:val="0"/>
-          <w:bCs w:val="0"/>
-        </w:rPr>
-        <w:t>claude response: Only **1 f</w:t>
+      <w:bookmarkStart w:id="18" w:name="_Toc_claude_response_Only_1_f_1793335343"/>
+      <w:proofErr w:type="spellStart"/>
+      <w:r>
+        <w:rPr>
+          <w:b w:val="0"/>
+          <w:bCs w:val="0"/>
+        </w:rPr>
+        <w:t>claude</w:t>
+      </w:r>
+      <w:proofErr w:type="spellEnd"/>
+      <w:r>
+        <w:rPr>
+          <w:b w:val="0"/>
+          <w:bCs w:val="0"/>
+        </w:rPr>
+        <w:t xml:space="preserve"> response: Only **1 f</w:t>
       </w:r>
       <w:bookmarkEnd w:id="18"/>
     </w:p>
@@ -3780,7 +6074,25 @@
           <w:sz w:val="24"/>
           <w:szCs w:val="24"/>
         </w:rPr>
-        <w:t xml:space="preserve"> — that's great news. It means rga successfully processed all other PDF and DOCX files in that folder.</w:t>
+        <w:t xml:space="preserve"> — that's great news. It means </w:t>
+      </w:r>
+      <w:proofErr w:type="spellStart"/>
+      <w:r>
+        <w:rPr>
+          <w:color w:val="000000"/>
+          <w:sz w:val="24"/>
+          <w:szCs w:val="24"/>
+        </w:rPr>
+        <w:t>rga</w:t>
+      </w:r>
+      <w:proofErr w:type="spellEnd"/>
+      <w:r>
+        <w:rPr>
+          <w:color w:val="000000"/>
+          <w:sz w:val="24"/>
+          <w:szCs w:val="24"/>
+        </w:rPr>
+        <w:t xml:space="preserve"> successfully processed all other PDF and DOCX files in that folder.</w:t>
       </w:r>
     </w:p>
     <w:p>
@@ -3813,13 +6125,23 @@
         </w:rPr>
         <w:t xml:space="preserve"> If </w:t>
       </w:r>
+      <w:proofErr w:type="spellStart"/>
       <w:r>
         <w:rPr>
           <w:rFonts w:ascii="Courier New" w:eastAsia="Courier New" w:hAnsi="Courier New" w:cs="Courier New"/>
           <w:color w:val="444444"/>
           <w:shd w:val="clear" w:color="auto" w:fill="F5F5F5"/>
         </w:rPr>
-        <w:t>rga --no-messages "cs00LNW5q" ...</w:t>
+        <w:t>rga</w:t>
+      </w:r>
+      <w:proofErr w:type="spellEnd"/>
+      <w:r>
+        <w:rPr>
+          <w:rFonts w:ascii="Courier New" w:eastAsia="Courier New" w:hAnsi="Courier New" w:cs="Courier New"/>
+          <w:color w:val="444444"/>
+          <w:shd w:val="clear" w:color="auto" w:fill="F5F5F5"/>
+        </w:rPr>
+        <w:t xml:space="preserve"> --no-messages "cs00LNW5q" ...</w:t>
       </w:r>
       <w:r>
         <w:rPr>
@@ -3873,6 +6195,7 @@
         <w:spacing w:before="240" w:after="240" w:line="360" w:lineRule="exact"/>
         <w:ind w:left="360"/>
       </w:pPr>
+      <w:proofErr w:type="spellStart"/>
       <w:r>
         <w:rPr>
           <w:rFonts w:ascii="Courier New" w:eastAsia="Courier New" w:hAnsi="Courier New" w:cs="Courier New"/>
@@ -3884,6 +6207,7 @@
         </w:rPr>
         <w:t>powershell</w:t>
       </w:r>
+      <w:proofErr w:type="spellEnd"/>
       <w:r>
         <w:rPr>
           <w:rFonts w:ascii="Courier New" w:eastAsia="Courier New" w:hAnsi="Courier New" w:cs="Courier New"/>
@@ -3911,14 +6235,45 @@
         <w:br/>
         <w:t xml:space="preserve"> </w:t>
       </w:r>
-      <w:r>
-        <w:rPr>
-          <w:rFonts w:ascii="Courier New" w:eastAsia="Courier New" w:hAnsi="Courier New" w:cs="Courier New"/>
-          <w:color w:val="444444"/>
-          <w:sz w:val="18"/>
-          <w:szCs w:val="18"/>
-        </w:rPr>
-        <w:t>attrib "D:\OneDrive - 0yt2k\AI Chat Sessions\claude sonnet 4.6 (Low) - python script to generate interest on FDs List Date Wise Bank Wise - 13082026.docx"</w:t>
+      <w:proofErr w:type="spellStart"/>
+      <w:r>
+        <w:rPr>
+          <w:rFonts w:ascii="Courier New" w:eastAsia="Courier New" w:hAnsi="Courier New" w:cs="Courier New"/>
+          <w:color w:val="444444"/>
+          <w:sz w:val="18"/>
+          <w:szCs w:val="18"/>
+        </w:rPr>
+        <w:t>attrib</w:t>
+      </w:r>
+      <w:proofErr w:type="spellEnd"/>
+      <w:r>
+        <w:rPr>
+          <w:rFonts w:ascii="Courier New" w:eastAsia="Courier New" w:hAnsi="Courier New" w:cs="Courier New"/>
+          <w:color w:val="444444"/>
+          <w:sz w:val="18"/>
+          <w:szCs w:val="18"/>
+        </w:rPr>
+        <w:t xml:space="preserve"> "D:\OneDrive - 0yt2k\AI Chat Sessions\</w:t>
+      </w:r>
+      <w:proofErr w:type="spellStart"/>
+      <w:r>
+        <w:rPr>
+          <w:rFonts w:ascii="Courier New" w:eastAsia="Courier New" w:hAnsi="Courier New" w:cs="Courier New"/>
+          <w:color w:val="444444"/>
+          <w:sz w:val="18"/>
+          <w:szCs w:val="18"/>
+        </w:rPr>
+        <w:t>claude</w:t>
+      </w:r>
+      <w:proofErr w:type="spellEnd"/>
+      <w:r>
+        <w:rPr>
+          <w:rFonts w:ascii="Courier New" w:eastAsia="Courier New" w:hAnsi="Courier New" w:cs="Courier New"/>
+          <w:color w:val="444444"/>
+          <w:sz w:val="18"/>
+          <w:szCs w:val="18"/>
+        </w:rPr>
+        <w:t xml:space="preserve"> sonnet 4.6 (Low) - python script to generate interest on FDs List Date Wise Bank Wise - 13082026.docx"</w:t>
       </w:r>
     </w:p>
     <w:p>
@@ -3946,6 +6301,7 @@
         <w:spacing w:before="240" w:after="240" w:line="360" w:lineRule="exact"/>
         <w:ind w:left="360"/>
       </w:pPr>
+      <w:proofErr w:type="spellStart"/>
       <w:r>
         <w:rPr>
           <w:rFonts w:ascii="Courier New" w:eastAsia="Courier New" w:hAnsi="Courier New" w:cs="Courier New"/>
@@ -3958,6 +6314,7 @@
         <w:lastRenderedPageBreak/>
         <w:t>powershell</w:t>
       </w:r>
+      <w:proofErr w:type="spellEnd"/>
       <w:r>
         <w:rPr>
           <w:rFonts w:ascii="Courier New" w:eastAsia="Courier New" w:hAnsi="Courier New" w:cs="Courier New"/>
@@ -3967,14 +6324,45 @@
         <w:br/>
         <w:t xml:space="preserve"> </w:t>
       </w:r>
-      <w:r>
-        <w:rPr>
-          <w:rFonts w:ascii="Courier New" w:eastAsia="Courier New" w:hAnsi="Courier New" w:cs="Courier New"/>
-          <w:color w:val="444444"/>
-          <w:sz w:val="18"/>
-          <w:szCs w:val="18"/>
-        </w:rPr>
-        <w:t>rga "cs00LNW5q" "D:\OneDrive - 0yt2k\AI Chat Sessions\claude sonnet 4.6 (Low) - python script to generate interest on FDs List Date Wise Bank Wise - 13082026.docx"</w:t>
+      <w:proofErr w:type="spellStart"/>
+      <w:r>
+        <w:rPr>
+          <w:rFonts w:ascii="Courier New" w:eastAsia="Courier New" w:hAnsi="Courier New" w:cs="Courier New"/>
+          <w:color w:val="444444"/>
+          <w:sz w:val="18"/>
+          <w:szCs w:val="18"/>
+        </w:rPr>
+        <w:t>rga</w:t>
+      </w:r>
+      <w:proofErr w:type="spellEnd"/>
+      <w:r>
+        <w:rPr>
+          <w:rFonts w:ascii="Courier New" w:eastAsia="Courier New" w:hAnsi="Courier New" w:cs="Courier New"/>
+          <w:color w:val="444444"/>
+          <w:sz w:val="18"/>
+          <w:szCs w:val="18"/>
+        </w:rPr>
+        <w:t xml:space="preserve"> "cs00LNW5q" "D:\OneDrive - 0yt2k\AI Chat Sessions\</w:t>
+      </w:r>
+      <w:proofErr w:type="spellStart"/>
+      <w:r>
+        <w:rPr>
+          <w:rFonts w:ascii="Courier New" w:eastAsia="Courier New" w:hAnsi="Courier New" w:cs="Courier New"/>
+          <w:color w:val="444444"/>
+          <w:sz w:val="18"/>
+          <w:szCs w:val="18"/>
+        </w:rPr>
+        <w:t>claude</w:t>
+      </w:r>
+      <w:proofErr w:type="spellEnd"/>
+      <w:r>
+        <w:rPr>
+          <w:rFonts w:ascii="Courier New" w:eastAsia="Courier New" w:hAnsi="Courier New" w:cs="Courier New"/>
+          <w:color w:val="444444"/>
+          <w:sz w:val="18"/>
+          <w:szCs w:val="18"/>
+        </w:rPr>
+        <w:t xml:space="preserve"> sonnet 4.6 (Low) - python script to generate interest on FDs List Date Wise Bank Wise - 13082026.docx"</w:t>
       </w:r>
     </w:p>
     <w:p>
@@ -4175,7 +6563,7 @@
         <w:pStyle w:val="Heading1"/>
         <w:spacing w:before="480" w:after="120"/>
       </w:pPr>
-      <w:bookmarkStart w:id="19" w:name="_Toc_you_asked_PS_Ddev_1793334728661"/>
+      <w:bookmarkStart w:id="19" w:name="_Toc_you_asked_PS_Ddev_1793335343569"/>
       <w:r>
         <w:rPr>
           <w:b w:val="0"/>
@@ -4217,8 +6605,90 @@
           <w:sz w:val="24"/>
           <w:szCs w:val="24"/>
         </w:rPr>
-        <w:t>D:\OneDrive - 0yt2k\AI Chat Sessions\claude sonnet 4.6 (Low) - python script to generate interest on FDs List Date Wise Bank Wise - 13082026.docx adapter: pandoc D:\OneDrive - 0yt2k\AI Chat Sessions\claude sonnet 4.6 (Low) - python script to generate interest on FDs List Date Wise Bank Wise - 13082026.docx.txt adapter: postprocprefix couldn't unpack docx container: Did not find end of central directory signature Error: copying adapter output to stdout</w:t>
-      </w:r>
+        <w:t>D:\OneDrive - 0yt2k\AI Chat Sessions\</w:t>
+      </w:r>
+      <w:proofErr w:type="spellStart"/>
+      <w:r>
+        <w:rPr>
+          <w:color w:val="000000"/>
+          <w:sz w:val="24"/>
+          <w:szCs w:val="24"/>
+        </w:rPr>
+        <w:t>claude</w:t>
+      </w:r>
+      <w:proofErr w:type="spellEnd"/>
+      <w:r>
+        <w:rPr>
+          <w:color w:val="000000"/>
+          <w:sz w:val="24"/>
+          <w:szCs w:val="24"/>
+        </w:rPr>
+        <w:t xml:space="preserve"> sonnet 4.6 (Low) - python script to generate interest on FDs List Date Wise Bank Wise - 13082026.docx adapter: </w:t>
+      </w:r>
+      <w:proofErr w:type="spellStart"/>
+      <w:r>
+        <w:rPr>
+          <w:color w:val="000000"/>
+          <w:sz w:val="24"/>
+          <w:szCs w:val="24"/>
+        </w:rPr>
+        <w:t>pandoc</w:t>
+      </w:r>
+      <w:proofErr w:type="spellEnd"/>
+      <w:r>
+        <w:rPr>
+          <w:color w:val="000000"/>
+          <w:sz w:val="24"/>
+          <w:szCs w:val="24"/>
+        </w:rPr>
+        <w:t xml:space="preserve"> D:\OneDrive - 0yt2k\AI Chat Sessions\</w:t>
+      </w:r>
+      <w:proofErr w:type="spellStart"/>
+      <w:r>
+        <w:rPr>
+          <w:color w:val="000000"/>
+          <w:sz w:val="24"/>
+          <w:szCs w:val="24"/>
+        </w:rPr>
+        <w:t>claude</w:t>
+      </w:r>
+      <w:proofErr w:type="spellEnd"/>
+      <w:r>
+        <w:rPr>
+          <w:color w:val="000000"/>
+          <w:sz w:val="24"/>
+          <w:szCs w:val="24"/>
+        </w:rPr>
+        <w:t xml:space="preserve"> sonnet 4.6 (Low) - python script to generate interest on FDs List Date Wise Bank Wise - 13082026.docx.txt adapter: </w:t>
+      </w:r>
+      <w:proofErr w:type="spellStart"/>
+      <w:r>
+        <w:rPr>
+          <w:color w:val="000000"/>
+          <w:sz w:val="24"/>
+          <w:szCs w:val="24"/>
+        </w:rPr>
+        <w:t>postprocprefix</w:t>
+      </w:r>
+      <w:proofErr w:type="spellEnd"/>
+      <w:r>
+        <w:rPr>
+          <w:color w:val="000000"/>
+          <w:sz w:val="24"/>
+          <w:szCs w:val="24"/>
+        </w:rPr>
+        <w:t xml:space="preserve"> couldn't unpack docx container: Did not find end of central directory signature Error: copying adapter output to </w:t>
+      </w:r>
+      <w:proofErr w:type="spellStart"/>
+      <w:r>
+        <w:rPr>
+          <w:color w:val="000000"/>
+          <w:sz w:val="24"/>
+          <w:szCs w:val="24"/>
+        </w:rPr>
+        <w:t>stdout</w:t>
+      </w:r>
+      <w:proofErr w:type="spellEnd"/>
     </w:p>
     <w:p>
       <w:pPr>
@@ -4247,14 +6717,7 @@
           <w:b w:val="0"/>
           <w:bCs w:val="0"/>
         </w:rPr>
-        <w:t xml:space="preserve"> </w:t>
-      </w:r>
-      <w:r>
-        <w:rPr>
-          <w:b w:val="0"/>
-          <w:bCs w:val="0"/>
-        </w:rPr>
-        <w:t xml:space="preserve">0: subprocess: Command </w:t>
+        <w:t xml:space="preserve"> 0: subprocess: Command </w:t>
       </w:r>
       <w:proofErr w:type="gramStart"/>
       <w:r>
@@ -4270,7 +6733,55 @@
           <w:b w:val="0"/>
           <w:bCs w:val="0"/>
         </w:rPr>
-        <w:t xml:space="preserve">: "pandoc" "--from=docx" "--to=plain" "--wrap=none" "--markdown-headings=atx", kill_on_drop: </w:t>
+        <w:t>: "</w:t>
+      </w:r>
+      <w:proofErr w:type="spellStart"/>
+      <w:r>
+        <w:rPr>
+          <w:b w:val="0"/>
+          <w:bCs w:val="0"/>
+        </w:rPr>
+        <w:t>pandoc</w:t>
+      </w:r>
+      <w:proofErr w:type="spellEnd"/>
+      <w:r>
+        <w:rPr>
+          <w:b w:val="0"/>
+          <w:bCs w:val="0"/>
+        </w:rPr>
+        <w:t>" "--from=docx" "--to=plain" "--wrap=none" "--markdown-headings=</w:t>
+      </w:r>
+      <w:proofErr w:type="spellStart"/>
+      <w:r>
+        <w:rPr>
+          <w:b w:val="0"/>
+          <w:bCs w:val="0"/>
+        </w:rPr>
+        <w:t>atx</w:t>
+      </w:r>
+      <w:proofErr w:type="spellEnd"/>
+      <w:r>
+        <w:rPr>
+          <w:b w:val="0"/>
+          <w:bCs w:val="0"/>
+        </w:rPr>
+        <w:t xml:space="preserve">", </w:t>
+      </w:r>
+      <w:proofErr w:type="spellStart"/>
+      <w:r>
+        <w:rPr>
+          <w:b w:val="0"/>
+          <w:bCs w:val="0"/>
+        </w:rPr>
+        <w:t>kill_on_drop</w:t>
+      </w:r>
+      <w:proofErr w:type="spellEnd"/>
+      <w:r>
+        <w:rPr>
+          <w:b w:val="0"/>
+          <w:bCs w:val="0"/>
+        </w:rPr>
+        <w:t xml:space="preserve">: </w:t>
       </w:r>
       <w:proofErr w:type="gramStart"/>
       <w:r>
@@ -4288,13 +6799,38 @@
         </w:rPr>
         <w:t xml:space="preserve"> 1: </w:t>
       </w:r>
+      <w:proofErr w:type="spellStart"/>
       <w:proofErr w:type="gramStart"/>
       <w:r>
         <w:rPr>
           <w:b w:val="0"/>
           <w:bCs w:val="0"/>
         </w:rPr>
-        <w:t>ExitStatus(ExitStatus(</w:t>
+        <w:t>ExitStatus</w:t>
+      </w:r>
+      <w:proofErr w:type="spellEnd"/>
+      <w:r>
+        <w:rPr>
+          <w:b w:val="0"/>
+          <w:bCs w:val="0"/>
+        </w:rPr>
+        <w:t>(</w:t>
+      </w:r>
+      <w:proofErr w:type="spellStart"/>
+      <w:r>
+        <w:rPr>
+          <w:b w:val="0"/>
+          <w:bCs w:val="0"/>
+        </w:rPr>
+        <w:t>ExitStatus</w:t>
+      </w:r>
+      <w:proofErr w:type="spellEnd"/>
+      <w:r>
+        <w:rPr>
+          <w:b w:val="0"/>
+          <w:bCs w:val="0"/>
+        </w:rPr>
+        <w:t>(</w:t>
       </w:r>
       <w:proofErr w:type="gramEnd"/>
       <w:r>
@@ -4311,15 +6847,33 @@
         <w:pStyle w:val="Heading1"/>
         <w:spacing w:before="480" w:after="120"/>
       </w:pPr>
-      <w:bookmarkStart w:id="21" w:name="_Toc_claude_response_The_attri_179333472"/>
-      <w:r>
-        <w:rPr>
-          <w:b w:val="0"/>
-          <w:bCs w:val="0"/>
-        </w:rPr>
-        <w:t>claude response: The `attri</w:t>
+      <w:bookmarkStart w:id="21" w:name="_Toc_claude_response_The_attri_179333534"/>
+      <w:proofErr w:type="spellStart"/>
+      <w:r>
+        <w:rPr>
+          <w:b w:val="0"/>
+          <w:bCs w:val="0"/>
+        </w:rPr>
+        <w:t>claude</w:t>
+      </w:r>
+      <w:proofErr w:type="spellEnd"/>
+      <w:r>
+        <w:rPr>
+          <w:b w:val="0"/>
+          <w:bCs w:val="0"/>
+        </w:rPr>
+        <w:t xml:space="preserve"> response: The `</w:t>
+      </w:r>
+      <w:proofErr w:type="spellStart"/>
+      <w:r>
+        <w:rPr>
+          <w:b w:val="0"/>
+          <w:bCs w:val="0"/>
+        </w:rPr>
+        <w:t>attri</w:t>
       </w:r>
       <w:bookmarkEnd w:id="21"/>
+      <w:proofErr w:type="spellEnd"/>
     </w:p>
     <w:p>
       <w:pPr>
@@ -4333,6 +6887,7 @@
         </w:rPr>
         <w:t xml:space="preserve">The </w:t>
       </w:r>
+      <w:proofErr w:type="spellStart"/>
       <w:r>
         <w:rPr>
           <w:rFonts w:ascii="Courier New" w:eastAsia="Courier New" w:hAnsi="Courier New" w:cs="Courier New"/>
@@ -4341,6 +6896,7 @@
         </w:rPr>
         <w:t>attrib</w:t>
       </w:r>
+      <w:proofErr w:type="spellEnd"/>
       <w:r>
         <w:rPr>
           <w:color w:val="000000"/>
@@ -4397,7 +6953,25 @@
           <w:sz w:val="24"/>
           <w:szCs w:val="24"/>
         </w:rPr>
-        <w:t>, not fully downloaded locally. That's why it's still corrupted for rga.</w:t>
+        <w:t xml:space="preserve">, not fully downloaded locally. That's why it's still corrupted for </w:t>
+      </w:r>
+      <w:proofErr w:type="spellStart"/>
+      <w:r>
+        <w:rPr>
+          <w:color w:val="000000"/>
+          <w:sz w:val="24"/>
+          <w:szCs w:val="24"/>
+        </w:rPr>
+        <w:t>rga</w:t>
+      </w:r>
+      <w:proofErr w:type="spellEnd"/>
+      <w:r>
+        <w:rPr>
+          <w:color w:val="000000"/>
+          <w:sz w:val="24"/>
+          <w:szCs w:val="24"/>
+        </w:rPr>
+        <w:t>.</w:t>
       </w:r>
     </w:p>
     <w:p>
@@ -4449,6 +7023,7 @@
         <w:spacing w:before="240" w:after="240" w:line="360" w:lineRule="exact"/>
         <w:ind w:left="360"/>
       </w:pPr>
+      <w:proofErr w:type="spellStart"/>
       <w:r>
         <w:rPr>
           <w:rFonts w:ascii="Courier New" w:eastAsia="Courier New" w:hAnsi="Courier New" w:cs="Courier New"/>
@@ -4460,6 +7035,7 @@
         </w:rPr>
         <w:t>powershell</w:t>
       </w:r>
+      <w:proofErr w:type="spellEnd"/>
       <w:r>
         <w:rPr>
           <w:rFonts w:ascii="Courier New" w:eastAsia="Courier New" w:hAnsi="Courier New" w:cs="Courier New"/>
@@ -4476,7 +7052,27 @@
           <w:sz w:val="18"/>
           <w:szCs w:val="18"/>
         </w:rPr>
-        <w:t>$file = "D:\OneDrive - 0yt2k\AI Chat Sessions\claude sonnet 4.6 (Low) - python script to generate interest on FDs List Date Wise Bank Wise - 13082026.docx"</w:t>
+        <w:t>$file = "D:\OneDrive - 0yt2k\AI Chat Sessions\</w:t>
+      </w:r>
+      <w:proofErr w:type="spellStart"/>
+      <w:r>
+        <w:rPr>
+          <w:rFonts w:ascii="Courier New" w:eastAsia="Courier New" w:hAnsi="Courier New" w:cs="Courier New"/>
+          <w:color w:val="444444"/>
+          <w:sz w:val="18"/>
+          <w:szCs w:val="18"/>
+        </w:rPr>
+        <w:t>claude</w:t>
+      </w:r>
+      <w:proofErr w:type="spellEnd"/>
+      <w:r>
+        <w:rPr>
+          <w:rFonts w:ascii="Courier New" w:eastAsia="Courier New" w:hAnsi="Courier New" w:cs="Courier New"/>
+          <w:color w:val="444444"/>
+          <w:sz w:val="18"/>
+          <w:szCs w:val="18"/>
+        </w:rPr>
+        <w:t xml:space="preserve"> sonnet 4.6 (Low) - python script to generate interest on FDs List Date Wise Bank Wise - 13082026.docx"</w:t>
       </w:r>
       <w:r>
         <w:rPr>
@@ -4524,6 +7120,7 @@
         <w:spacing w:before="240" w:after="240" w:line="360" w:lineRule="exact"/>
         <w:ind w:left="360"/>
       </w:pPr>
+      <w:proofErr w:type="spellStart"/>
       <w:r>
         <w:rPr>
           <w:rFonts w:ascii="Courier New" w:eastAsia="Courier New" w:hAnsi="Courier New" w:cs="Courier New"/>
@@ -4535,6 +7132,7 @@
         </w:rPr>
         <w:t>powershell</w:t>
       </w:r>
+      <w:proofErr w:type="spellEnd"/>
       <w:r>
         <w:rPr>
           <w:rFonts w:ascii="Courier New" w:eastAsia="Courier New" w:hAnsi="Courier New" w:cs="Courier New"/>
@@ -4544,14 +7142,25 @@
         <w:br/>
         <w:t xml:space="preserve"> </w:t>
       </w:r>
-      <w:r>
-        <w:rPr>
-          <w:rFonts w:ascii="Courier New" w:eastAsia="Courier New" w:hAnsi="Courier New" w:cs="Courier New"/>
-          <w:color w:val="444444"/>
-          <w:sz w:val="18"/>
-          <w:szCs w:val="18"/>
-        </w:rPr>
-        <w:t>attrib $file</w:t>
+      <w:proofErr w:type="spellStart"/>
+      <w:r>
+        <w:rPr>
+          <w:rFonts w:ascii="Courier New" w:eastAsia="Courier New" w:hAnsi="Courier New" w:cs="Courier New"/>
+          <w:color w:val="444444"/>
+          <w:sz w:val="18"/>
+          <w:szCs w:val="18"/>
+        </w:rPr>
+        <w:t>attrib</w:t>
+      </w:r>
+      <w:proofErr w:type="spellEnd"/>
+      <w:r>
+        <w:rPr>
+          <w:rFonts w:ascii="Courier New" w:eastAsia="Courier New" w:hAnsi="Courier New" w:cs="Courier New"/>
+          <w:color w:val="444444"/>
+          <w:sz w:val="18"/>
+          <w:szCs w:val="18"/>
+        </w:rPr>
+        <w:t xml:space="preserve"> $file</w:t>
       </w:r>
     </w:p>
     <w:p>
@@ -4611,7 +7220,29 @@
           <w:sz w:val="24"/>
           <w:szCs w:val="24"/>
         </w:rPr>
-        <w:t>If the file remains corrupted even after download, skip rga entirely and do a raw binary search directly:</w:t>
+        <w:t xml:space="preserve">If the file remains corrupted even after download, skip </w:t>
+      </w:r>
+      <w:proofErr w:type="spellStart"/>
+      <w:r>
+        <w:rPr>
+          <w:b/>
+          <w:bCs/>
+          <w:color w:val="000000"/>
+          <w:sz w:val="24"/>
+          <w:szCs w:val="24"/>
+        </w:rPr>
+        <w:t>rga</w:t>
+      </w:r>
+      <w:proofErr w:type="spellEnd"/>
+      <w:r>
+        <w:rPr>
+          <w:b/>
+          <w:bCs/>
+          <w:color w:val="000000"/>
+          <w:sz w:val="24"/>
+          <w:szCs w:val="24"/>
+        </w:rPr>
+        <w:t xml:space="preserve"> entirely and do a raw binary search directly:</w:t>
       </w:r>
     </w:p>
     <w:p>
@@ -4626,6 +7257,7 @@
         <w:spacing w:before="240" w:after="240" w:line="360" w:lineRule="exact"/>
         <w:ind w:left="360"/>
       </w:pPr>
+      <w:proofErr w:type="spellStart"/>
       <w:r>
         <w:rPr>
           <w:rFonts w:ascii="Courier New" w:eastAsia="Courier New" w:hAnsi="Courier New" w:cs="Courier New"/>
@@ -4638,6 +7270,7 @@
         <w:lastRenderedPageBreak/>
         <w:t>powershell</w:t>
       </w:r>
+      <w:proofErr w:type="spellEnd"/>
       <w:r>
         <w:rPr>
           <w:rFonts w:ascii="Courier New" w:eastAsia="Courier New" w:hAnsi="Courier New" w:cs="Courier New"/>
@@ -4654,7 +7287,27 @@
           <w:sz w:val="18"/>
           <w:szCs w:val="18"/>
         </w:rPr>
-        <w:t>$file = "D:\OneDrive - 0yt2k\AI Chat Sessions\claude sonnet 4.6 (Low) - python script to generate interest on FDs List Date Wise Bank Wise - 13082026.docx"</w:t>
+        <w:t>$file = "D:\OneDrive - 0yt2k\AI Chat Sessions\</w:t>
+      </w:r>
+      <w:proofErr w:type="spellStart"/>
+      <w:r>
+        <w:rPr>
+          <w:rFonts w:ascii="Courier New" w:eastAsia="Courier New" w:hAnsi="Courier New" w:cs="Courier New"/>
+          <w:color w:val="444444"/>
+          <w:sz w:val="18"/>
+          <w:szCs w:val="18"/>
+        </w:rPr>
+        <w:t>claude</w:t>
+      </w:r>
+      <w:proofErr w:type="spellEnd"/>
+      <w:r>
+        <w:rPr>
+          <w:rFonts w:ascii="Courier New" w:eastAsia="Courier New" w:hAnsi="Courier New" w:cs="Courier New"/>
+          <w:color w:val="444444"/>
+          <w:sz w:val="18"/>
+          <w:szCs w:val="18"/>
+        </w:rPr>
+        <w:t xml:space="preserve"> sonnet 4.6 (Low) - python script to generate interest on FDs List Date Wise Bank Wise - 13082026.docx"</w:t>
       </w:r>
       <w:r>
         <w:rPr>
@@ -4685,7 +7338,25 @@
           <w:sz w:val="24"/>
           <w:szCs w:val="24"/>
         </w:rPr>
-        <w:t>This searches the raw bytes of the file without needing pandoc or ZIP unpacking — good enough to detect if your token string is present regardless of file corruption.</w:t>
+        <w:t xml:space="preserve">This searches the raw bytes of the file without needing </w:t>
+      </w:r>
+      <w:proofErr w:type="spellStart"/>
+      <w:r>
+        <w:rPr>
+          <w:color w:val="000000"/>
+          <w:sz w:val="24"/>
+          <w:szCs w:val="24"/>
+        </w:rPr>
+        <w:t>pandoc</w:t>
+      </w:r>
+      <w:proofErr w:type="spellEnd"/>
+      <w:r>
+        <w:rPr>
+          <w:color w:val="000000"/>
+          <w:sz w:val="24"/>
+          <w:szCs w:val="24"/>
+        </w:rPr>
+        <w:t xml:space="preserve"> or ZIP unpacking — good enough to detect if your token string is present regardless of file corruption.</w:t>
       </w:r>
     </w:p>
     <w:p>
@@ -4875,7 +7546,7 @@
         <w:pStyle w:val="Heading1"/>
         <w:spacing w:before="480" w:after="120"/>
       </w:pPr>
-      <w:bookmarkStart w:id="22" w:name="_Toc_you_asked_PS_Ddev_1793334728663"/>
+      <w:bookmarkStart w:id="22" w:name="_Toc_you_asked_PS_Ddev_1793335343570"/>
       <w:r>
         <w:rPr>
           <w:b w:val="0"/>
@@ -4895,7 +7566,25 @@
           <w:sz w:val="24"/>
           <w:szCs w:val="24"/>
         </w:rPr>
-        <w:t>PS D:\dev&gt; $file = "D:\OneDrive - 0yt2k\AI Chat Sessions\claude sonnet 4.6 (Low) - python script to generate interest on FDs List Date Wise Bank Wise - 13082026.docx"</w:t>
+        <w:t>PS D:\dev&gt; $file = "D:\OneDrive - 0yt2k\AI Chat Sessions\</w:t>
+      </w:r>
+      <w:proofErr w:type="spellStart"/>
+      <w:r>
+        <w:rPr>
+          <w:color w:val="000000"/>
+          <w:sz w:val="24"/>
+          <w:szCs w:val="24"/>
+        </w:rPr>
+        <w:t>claude</w:t>
+      </w:r>
+      <w:proofErr w:type="spellEnd"/>
+      <w:r>
+        <w:rPr>
+          <w:color w:val="000000"/>
+          <w:sz w:val="24"/>
+          <w:szCs w:val="24"/>
+        </w:rPr>
+        <w:t xml:space="preserve"> sonnet 4.6 (Low) - python script to generate interest on FDs List Date Wise Bank Wise - 13082026.docx"</w:t>
       </w:r>
     </w:p>
     <w:p>
@@ -4925,13 +7614,22 @@
         <w:pStyle w:val="Heading1"/>
         <w:spacing w:before="480" w:after="120"/>
       </w:pPr>
-      <w:bookmarkStart w:id="23" w:name="_Toc_claude_response_Thats_the_179333472"/>
-      <w:r>
-        <w:rPr>
-          <w:b w:val="0"/>
-          <w:bCs w:val="0"/>
-        </w:rPr>
-        <w:t>claude response: That's the</w:t>
+      <w:bookmarkStart w:id="23" w:name="_Toc_claude_response_Thats_the_179333534"/>
+      <w:proofErr w:type="spellStart"/>
+      <w:r>
+        <w:rPr>
+          <w:b w:val="0"/>
+          <w:bCs w:val="0"/>
+        </w:rPr>
+        <w:t>claude</w:t>
+      </w:r>
+      <w:proofErr w:type="spellEnd"/>
+      <w:r>
+        <w:rPr>
+          <w:b w:val="0"/>
+          <w:bCs w:val="0"/>
+        </w:rPr>
+        <w:t xml:space="preserve"> response: That's the</w:t>
       </w:r>
       <w:bookmarkEnd w:id="23"/>
     </w:p>
@@ -4971,7 +7669,7 @@
         <w:pStyle w:val="Heading2"/>
         <w:spacing w:before="240" w:after="120"/>
       </w:pPr>
-      <w:bookmarkStart w:id="24" w:name="_Toc_Final_Summary_1793334728663"/>
+      <w:bookmarkStart w:id="24" w:name="_Toc_Final_Summary_1793335343570"/>
       <w:r>
         <w:rPr>
           <w:b w:val="0"/>
@@ -5059,7 +7757,25 @@
                 <w:sz w:val="24"/>
                 <w:szCs w:val="24"/>
               </w:rPr>
-              <w:t>All PDF &amp; DOCX files (via rga)</w:t>
+              <w:t xml:space="preserve">All PDF &amp; DOCX files (via </w:t>
+            </w:r>
+            <w:proofErr w:type="spellStart"/>
+            <w:r>
+              <w:rPr>
+                <w:color w:val="000000"/>
+                <w:sz w:val="24"/>
+                <w:szCs w:val="24"/>
+              </w:rPr>
+              <w:t>rga</w:t>
+            </w:r>
+            <w:proofErr w:type="spellEnd"/>
+            <w:r>
+              <w:rPr>
+                <w:color w:val="000000"/>
+                <w:sz w:val="24"/>
+                <w:szCs w:val="24"/>
+              </w:rPr>
+              <w:t>)</w:t>
             </w:r>
           </w:p>
         </w:tc>
@@ -5223,7 +7939,29 @@
           <w:sz w:val="24"/>
           <w:szCs w:val="24"/>
         </w:rPr>
-        <w:t xml:space="preserve"> a OneDrive placeholder, the P flag will likely persist even after opening, because OneDrive may treat encrypted files differently for local caching. That's expected behavior, nothing to worry about.</w:t>
+        <w:t xml:space="preserve"> a OneDrive placeholder, the P flag will likely persist even after opening, because OneDrive may treat encrypted files differently for local caching. That's expected </w:t>
+      </w:r>
+      <w:proofErr w:type="spellStart"/>
+      <w:r>
+        <w:rPr>
+          <w:i/>
+          <w:iCs/>
+          <w:color w:val="000000"/>
+          <w:sz w:val="24"/>
+          <w:szCs w:val="24"/>
+        </w:rPr>
+        <w:t>behavior</w:t>
+      </w:r>
+      <w:proofErr w:type="spellEnd"/>
+      <w:r>
+        <w:rPr>
+          <w:i/>
+          <w:iCs/>
+          <w:color w:val="000000"/>
+          <w:sz w:val="24"/>
+          <w:szCs w:val="24"/>
+        </w:rPr>
+        <w:t>, nothing to worry about.</w:t>
       </w:r>
     </w:p>
     <w:p>
@@ -5274,6 +8012,1065 @@
           <w:szCs w:val="24"/>
         </w:rPr>
         <w:t xml:space="preserve"> — it takes 30 seconds and eliminates any residual risk from channels outside these files (browser history, other apps, etc.).</w:t>
+      </w:r>
+    </w:p>
+    <w:p>
+      <w:pPr>
+        <w:pStyle w:val="Heading1"/>
+        <w:spacing w:before="480" w:after="120"/>
+      </w:pPr>
+      <w:bookmarkStart w:id="25" w:name="_Toc_you_asked_Why_my_git_1793335343571"/>
+      <w:r>
+        <w:rPr>
+          <w:b w:val="0"/>
+          <w:bCs w:val="0"/>
+        </w:rPr>
+        <w:t>you asked: Why my git</w:t>
+      </w:r>
+      <w:bookmarkEnd w:id="25"/>
+    </w:p>
+    <w:p>
+      <w:pPr>
+        <w:spacing w:before="240" w:after="240"/>
+      </w:pPr>
+      <w:r>
+        <w:rPr>
+          <w:color w:val="000000"/>
+          <w:sz w:val="24"/>
+          <w:szCs w:val="24"/>
+        </w:rPr>
+        <w:lastRenderedPageBreak/>
+        <w:t>Why my git commit command only shows creations of file not deletion or modifications?</w:t>
+      </w:r>
+    </w:p>
+    <w:p>
+      <w:pPr>
+        <w:spacing w:before="240" w:after="240"/>
+      </w:pPr>
+      <w:r>
+        <w:rPr>
+          <w:color w:val="000000"/>
+          <w:sz w:val="24"/>
+          <w:szCs w:val="24"/>
+        </w:rPr>
+        <w:t xml:space="preserve">$ git commit -m "Updated </w:t>
+      </w:r>
+      <w:proofErr w:type="spellStart"/>
+      <w:r>
+        <w:rPr>
+          <w:color w:val="000000"/>
+          <w:sz w:val="24"/>
+          <w:szCs w:val="24"/>
+        </w:rPr>
+        <w:t>Powershell</w:t>
+      </w:r>
+      <w:proofErr w:type="spellEnd"/>
+      <w:r>
+        <w:rPr>
+          <w:color w:val="000000"/>
+          <w:sz w:val="24"/>
+          <w:szCs w:val="24"/>
+        </w:rPr>
+        <w:t xml:space="preserve"> Profile - Revamped / Added / Modified Some Functions, Added / Updated / Deleted / Modified Other Scripts / Files" [main 0ee71bf] Updated </w:t>
+      </w:r>
+      <w:proofErr w:type="spellStart"/>
+      <w:r>
+        <w:rPr>
+          <w:color w:val="000000"/>
+          <w:sz w:val="24"/>
+          <w:szCs w:val="24"/>
+        </w:rPr>
+        <w:t>Powershell</w:t>
+      </w:r>
+      <w:proofErr w:type="spellEnd"/>
+      <w:r>
+        <w:rPr>
+          <w:color w:val="000000"/>
+          <w:sz w:val="24"/>
+          <w:szCs w:val="24"/>
+        </w:rPr>
+        <w:t xml:space="preserve"> Profile - Revamped / Added / Modified Some Functions, Added / Updated / Deleted / Modified Other Scripts / Files 15 files changed, 1107 insertions(+), 296 deletions(-) create mode 100644 AI Chat Sessions/</w:t>
+      </w:r>
+      <w:proofErr w:type="spellStart"/>
+      <w:r>
+        <w:rPr>
+          <w:color w:val="000000"/>
+          <w:sz w:val="24"/>
+          <w:szCs w:val="24"/>
+        </w:rPr>
+        <w:t>claude</w:t>
+      </w:r>
+      <w:proofErr w:type="spellEnd"/>
+      <w:r>
+        <w:rPr>
+          <w:color w:val="000000"/>
+          <w:sz w:val="24"/>
+          <w:szCs w:val="24"/>
+        </w:rPr>
+        <w:t xml:space="preserve"> sonnet 4.6 (Low) - Building RGA to search word, excel and pdf files for any string with </w:t>
+      </w:r>
+      <w:proofErr w:type="spellStart"/>
+      <w:r>
+        <w:rPr>
+          <w:color w:val="000000"/>
+          <w:sz w:val="24"/>
+          <w:szCs w:val="24"/>
+        </w:rPr>
+        <w:t>pandoc</w:t>
+      </w:r>
+      <w:proofErr w:type="spellEnd"/>
+      <w:r>
+        <w:rPr>
+          <w:color w:val="000000"/>
+          <w:sz w:val="24"/>
+          <w:szCs w:val="24"/>
+        </w:rPr>
+        <w:t xml:space="preserve"> and </w:t>
+      </w:r>
+      <w:proofErr w:type="spellStart"/>
+      <w:r>
+        <w:rPr>
+          <w:color w:val="000000"/>
+          <w:sz w:val="24"/>
+          <w:szCs w:val="24"/>
+        </w:rPr>
+        <w:t>poppler</w:t>
+      </w:r>
+      <w:proofErr w:type="spellEnd"/>
+      <w:r>
+        <w:rPr>
+          <w:color w:val="000000"/>
+          <w:sz w:val="24"/>
+          <w:szCs w:val="24"/>
+        </w:rPr>
+        <w:t xml:space="preserve"> support And python </w:t>
+      </w:r>
+      <w:proofErr w:type="spellStart"/>
+      <w:r>
+        <w:rPr>
+          <w:color w:val="000000"/>
+          <w:sz w:val="24"/>
+          <w:szCs w:val="24"/>
+        </w:rPr>
+        <w:t>randomgen</w:t>
+      </w:r>
+      <w:proofErr w:type="spellEnd"/>
+      <w:r>
+        <w:rPr>
+          <w:color w:val="000000"/>
+          <w:sz w:val="24"/>
+          <w:szCs w:val="24"/>
+        </w:rPr>
+        <w:t xml:space="preserve"> troubleshooting - 29102026.docx create mode 100644 AI Chat Sessions/</w:t>
+      </w:r>
+      <w:proofErr w:type="spellStart"/>
+      <w:r>
+        <w:rPr>
+          <w:color w:val="000000"/>
+          <w:sz w:val="24"/>
+          <w:szCs w:val="24"/>
+        </w:rPr>
+        <w:t>claude</w:t>
+      </w:r>
+      <w:proofErr w:type="spellEnd"/>
+      <w:r>
+        <w:rPr>
+          <w:color w:val="000000"/>
+          <w:sz w:val="24"/>
+          <w:szCs w:val="24"/>
+        </w:rPr>
+        <w:t xml:space="preserve"> sonnet 4.6 (Low) - Revamping of </w:t>
+      </w:r>
+      <w:proofErr w:type="spellStart"/>
+      <w:r>
+        <w:rPr>
+          <w:color w:val="000000"/>
+          <w:sz w:val="24"/>
+          <w:szCs w:val="24"/>
+        </w:rPr>
+        <w:t>Powershell</w:t>
+      </w:r>
+      <w:proofErr w:type="spellEnd"/>
+      <w:r>
+        <w:rPr>
+          <w:color w:val="000000"/>
+          <w:sz w:val="24"/>
+          <w:szCs w:val="24"/>
+        </w:rPr>
+        <w:t xml:space="preserve"> Profile Function Update-</w:t>
+      </w:r>
+      <w:proofErr w:type="spellStart"/>
+      <w:r>
+        <w:rPr>
+          <w:color w:val="000000"/>
+          <w:sz w:val="24"/>
+          <w:szCs w:val="24"/>
+        </w:rPr>
+        <w:t>PyPcre</w:t>
+      </w:r>
+      <w:proofErr w:type="spellEnd"/>
+      <w:r>
+        <w:rPr>
+          <w:color w:val="000000"/>
+          <w:sz w:val="24"/>
+          <w:szCs w:val="24"/>
+        </w:rPr>
+        <w:t xml:space="preserve"> - 30102026.docx create mode 100644 AI Chat Sessions/</w:t>
+      </w:r>
+      <w:proofErr w:type="spellStart"/>
+      <w:r>
+        <w:rPr>
+          <w:color w:val="000000"/>
+          <w:sz w:val="24"/>
+          <w:szCs w:val="24"/>
+        </w:rPr>
+        <w:t>claude</w:t>
+      </w:r>
+      <w:proofErr w:type="spellEnd"/>
+      <w:r>
+        <w:rPr>
+          <w:color w:val="000000"/>
+          <w:sz w:val="24"/>
+          <w:szCs w:val="24"/>
+        </w:rPr>
+        <w:t xml:space="preserve"> sonnet 4.6 (Low) - </w:t>
+      </w:r>
+      <w:proofErr w:type="spellStart"/>
+      <w:r>
+        <w:rPr>
+          <w:color w:val="000000"/>
+          <w:sz w:val="24"/>
+          <w:szCs w:val="24"/>
+        </w:rPr>
+        <w:t>archlinux</w:t>
+      </w:r>
+      <w:proofErr w:type="spellEnd"/>
+      <w:r>
+        <w:rPr>
+          <w:color w:val="000000"/>
+          <w:sz w:val="24"/>
+          <w:szCs w:val="24"/>
+        </w:rPr>
+        <w:t xml:space="preserve"> - </w:t>
+      </w:r>
+      <w:proofErr w:type="spellStart"/>
+      <w:r>
+        <w:rPr>
+          <w:color w:val="000000"/>
+          <w:sz w:val="24"/>
+          <w:szCs w:val="24"/>
+        </w:rPr>
+        <w:t>rawthrapee</w:t>
+      </w:r>
+      <w:proofErr w:type="spellEnd"/>
+      <w:r>
+        <w:rPr>
+          <w:color w:val="000000"/>
+          <w:sz w:val="24"/>
+          <w:szCs w:val="24"/>
+        </w:rPr>
+        <w:t xml:space="preserve"> building troubleshooting - 27102026.docx create mode 100644 AI Chat Sessions/</w:t>
+      </w:r>
+      <w:proofErr w:type="spellStart"/>
+      <w:r>
+        <w:rPr>
+          <w:color w:val="000000"/>
+          <w:sz w:val="24"/>
+          <w:szCs w:val="24"/>
+        </w:rPr>
+        <w:t>claude</w:t>
+      </w:r>
+      <w:proofErr w:type="spellEnd"/>
+      <w:r>
+        <w:rPr>
+          <w:color w:val="000000"/>
+          <w:sz w:val="24"/>
+          <w:szCs w:val="24"/>
+        </w:rPr>
+        <w:t xml:space="preserve"> sonnet 4.6 (Low) - changes in </w:t>
+      </w:r>
+      <w:proofErr w:type="spellStart"/>
+      <w:r>
+        <w:rPr>
+          <w:color w:val="000000"/>
+          <w:sz w:val="24"/>
+          <w:szCs w:val="24"/>
+        </w:rPr>
+        <w:t>powershell</w:t>
+      </w:r>
+      <w:proofErr w:type="spellEnd"/>
+      <w:r>
+        <w:rPr>
+          <w:color w:val="000000"/>
+          <w:sz w:val="24"/>
+          <w:szCs w:val="24"/>
+        </w:rPr>
+        <w:t xml:space="preserve"> profile - new functions - </w:t>
+      </w:r>
+      <w:proofErr w:type="spellStart"/>
+      <w:r>
+        <w:rPr>
+          <w:color w:val="000000"/>
+          <w:sz w:val="24"/>
+          <w:szCs w:val="24"/>
+        </w:rPr>
+        <w:t>bzip</w:t>
+      </w:r>
+      <w:proofErr w:type="spellEnd"/>
+      <w:r>
+        <w:rPr>
+          <w:color w:val="000000"/>
+          <w:sz w:val="24"/>
+          <w:szCs w:val="24"/>
+        </w:rPr>
+        <w:t xml:space="preserve"> and </w:t>
+      </w:r>
+      <w:proofErr w:type="spellStart"/>
+      <w:r>
+        <w:rPr>
+          <w:color w:val="000000"/>
+          <w:sz w:val="24"/>
+          <w:szCs w:val="24"/>
+        </w:rPr>
+        <w:t>zlib</w:t>
+      </w:r>
+      <w:proofErr w:type="spellEnd"/>
+      <w:r>
+        <w:rPr>
+          <w:color w:val="000000"/>
+          <w:sz w:val="24"/>
+          <w:szCs w:val="24"/>
+        </w:rPr>
+        <w:t xml:space="preserve"> building and other resultant changes - 28102026.docx create mode 100644 AI Chat Sessions/</w:t>
+      </w:r>
+      <w:proofErr w:type="spellStart"/>
+      <w:r>
+        <w:rPr>
+          <w:color w:val="000000"/>
+          <w:sz w:val="24"/>
+          <w:szCs w:val="24"/>
+        </w:rPr>
+        <w:t>claude</w:t>
+      </w:r>
+      <w:proofErr w:type="spellEnd"/>
+      <w:r>
+        <w:rPr>
+          <w:color w:val="000000"/>
+          <w:sz w:val="24"/>
+          <w:szCs w:val="24"/>
+        </w:rPr>
+        <w:t xml:space="preserve"> sonnet 4.6 (Low) - fixing custom python package </w:t>
+      </w:r>
+      <w:proofErr w:type="spellStart"/>
+      <w:r>
+        <w:rPr>
+          <w:color w:val="000000"/>
+          <w:sz w:val="24"/>
+          <w:szCs w:val="24"/>
+        </w:rPr>
+        <w:t>hwrng</w:t>
+      </w:r>
+      <w:proofErr w:type="spellEnd"/>
+      <w:r>
+        <w:rPr>
+          <w:color w:val="000000"/>
+          <w:sz w:val="24"/>
+          <w:szCs w:val="24"/>
+        </w:rPr>
+        <w:t xml:space="preserve"> - 29102026.docx create mode 100644 AI Chat Sessions/</w:t>
+      </w:r>
+      <w:proofErr w:type="spellStart"/>
+      <w:r>
+        <w:rPr>
+          <w:color w:val="000000"/>
+          <w:sz w:val="24"/>
+          <w:szCs w:val="24"/>
+        </w:rPr>
+        <w:t>claude</w:t>
+      </w:r>
+      <w:proofErr w:type="spellEnd"/>
+      <w:r>
+        <w:rPr>
+          <w:color w:val="000000"/>
+          <w:sz w:val="24"/>
+          <w:szCs w:val="24"/>
+        </w:rPr>
+        <w:t xml:space="preserve"> sonnet 4.6 (Low) - </w:t>
+      </w:r>
+      <w:proofErr w:type="spellStart"/>
+      <w:r>
+        <w:rPr>
+          <w:color w:val="000000"/>
+          <w:sz w:val="24"/>
+          <w:szCs w:val="24"/>
+        </w:rPr>
+        <w:t>rga</w:t>
+      </w:r>
+      <w:proofErr w:type="spellEnd"/>
+      <w:r>
+        <w:rPr>
+          <w:color w:val="000000"/>
+          <w:sz w:val="24"/>
+          <w:szCs w:val="24"/>
+        </w:rPr>
+        <w:t xml:space="preserve"> use example (</w:t>
+      </w:r>
+      <w:proofErr w:type="spellStart"/>
+      <w:r>
+        <w:rPr>
+          <w:color w:val="000000"/>
+          <w:sz w:val="24"/>
+          <w:szCs w:val="24"/>
+        </w:rPr>
+        <w:t>serach</w:t>
+      </w:r>
+      <w:proofErr w:type="spellEnd"/>
+      <w:r>
+        <w:rPr>
+          <w:color w:val="000000"/>
+          <w:sz w:val="24"/>
+          <w:szCs w:val="24"/>
+        </w:rPr>
+        <w:t xml:space="preserve"> command in </w:t>
+      </w:r>
+      <w:proofErr w:type="spellStart"/>
+      <w:r>
+        <w:rPr>
+          <w:color w:val="000000"/>
+          <w:sz w:val="24"/>
+          <w:szCs w:val="24"/>
+        </w:rPr>
+        <w:t>powershell</w:t>
+      </w:r>
+      <w:proofErr w:type="spellEnd"/>
+      <w:r>
+        <w:rPr>
+          <w:color w:val="000000"/>
+          <w:sz w:val="24"/>
+          <w:szCs w:val="24"/>
+        </w:rPr>
+        <w:t xml:space="preserve"> - cargo package) to search docx and pdf files for a targeted string - 30102026.docx create mode 100644 bash scripts/update-rawtherapee-archlinux-27102026.sh create mode 100644 rdseed-meson-python-hwrng/hwrng_rng_class.py</w:t>
+      </w:r>
+    </w:p>
+    <w:p>
+      <w:pPr>
+        <w:pStyle w:val="Heading1"/>
+        <w:spacing w:before="480" w:after="120"/>
+      </w:pPr>
+      <w:bookmarkStart w:id="26" w:name="_Toc_claude_response_This_is__1793335343"/>
+      <w:proofErr w:type="spellStart"/>
+      <w:r>
+        <w:rPr>
+          <w:b w:val="0"/>
+          <w:bCs w:val="0"/>
+        </w:rPr>
+        <w:t>claude</w:t>
+      </w:r>
+      <w:proofErr w:type="spellEnd"/>
+      <w:r>
+        <w:rPr>
+          <w:b w:val="0"/>
+          <w:bCs w:val="0"/>
+        </w:rPr>
+        <w:t xml:space="preserve"> response: This is </w:t>
+      </w:r>
+      <w:bookmarkEnd w:id="26"/>
+    </w:p>
+    <w:p>
+      <w:pPr>
+        <w:spacing w:before="240" w:after="240"/>
+      </w:pPr>
+      <w:r>
+        <w:rPr>
+          <w:color w:val="000000"/>
+          <w:sz w:val="24"/>
+          <w:szCs w:val="24"/>
+        </w:rPr>
+        <w:t xml:space="preserve">This is </w:t>
+      </w:r>
+      <w:r>
+        <w:rPr>
+          <w:b/>
+          <w:bCs/>
+          <w:color w:val="000000"/>
+          <w:sz w:val="24"/>
+          <w:szCs w:val="24"/>
+        </w:rPr>
+        <w:t xml:space="preserve">normal git </w:t>
+      </w:r>
+      <w:proofErr w:type="spellStart"/>
+      <w:r>
+        <w:rPr>
+          <w:b/>
+          <w:bCs/>
+          <w:color w:val="000000"/>
+          <w:sz w:val="24"/>
+          <w:szCs w:val="24"/>
+        </w:rPr>
+        <w:t>behavior</w:t>
+      </w:r>
+      <w:proofErr w:type="spellEnd"/>
+      <w:r>
+        <w:rPr>
+          <w:color w:val="000000"/>
+          <w:sz w:val="24"/>
+          <w:szCs w:val="24"/>
+        </w:rPr>
+        <w:t xml:space="preserve"> — the commit output only explicitly labels </w:t>
+      </w:r>
+      <w:r>
+        <w:rPr>
+          <w:rFonts w:ascii="Courier New" w:eastAsia="Courier New" w:hAnsi="Courier New" w:cs="Courier New"/>
+          <w:color w:val="444444"/>
+          <w:shd w:val="clear" w:color="auto" w:fill="F5F5F5"/>
+        </w:rPr>
+        <w:t>create mode</w:t>
+      </w:r>
+      <w:r>
+        <w:rPr>
+          <w:color w:val="000000"/>
+          <w:sz w:val="24"/>
+          <w:szCs w:val="24"/>
+        </w:rPr>
+        <w:t xml:space="preserve"> (new files) and </w:t>
+      </w:r>
+      <w:r>
+        <w:rPr>
+          <w:rFonts w:ascii="Courier New" w:eastAsia="Courier New" w:hAnsi="Courier New" w:cs="Courier New"/>
+          <w:color w:val="444444"/>
+          <w:shd w:val="clear" w:color="auto" w:fill="F5F5F5"/>
+        </w:rPr>
+        <w:t>delete mode</w:t>
+      </w:r>
+      <w:r>
+        <w:rPr>
+          <w:color w:val="000000"/>
+          <w:sz w:val="24"/>
+          <w:szCs w:val="24"/>
+        </w:rPr>
+        <w:t xml:space="preserve"> (deleted files) because those are </w:t>
+      </w:r>
+      <w:r>
+        <w:rPr>
+          <w:b/>
+          <w:bCs/>
+          <w:color w:val="000000"/>
+          <w:sz w:val="24"/>
+          <w:szCs w:val="24"/>
+        </w:rPr>
+        <w:t>mode changes</w:t>
+      </w:r>
+      <w:r>
+        <w:rPr>
+          <w:color w:val="000000"/>
+          <w:sz w:val="24"/>
+          <w:szCs w:val="24"/>
+        </w:rPr>
+        <w:t>. Modifications have no mode change so they're silent in the listing.</w:t>
+      </w:r>
+    </w:p>
+    <w:p>
+      <w:pPr>
+        <w:spacing w:before="240" w:after="240"/>
+      </w:pPr>
+      <w:r>
+        <w:rPr>
+          <w:color w:val="000000"/>
+          <w:sz w:val="24"/>
+          <w:szCs w:val="24"/>
+        </w:rPr>
+        <w:t xml:space="preserve">Your deletions and modifications </w:t>
+      </w:r>
+      <w:r>
+        <w:rPr>
+          <w:b/>
+          <w:bCs/>
+          <w:color w:val="000000"/>
+          <w:sz w:val="24"/>
+          <w:szCs w:val="24"/>
+        </w:rPr>
+        <w:t>are captured</w:t>
+      </w:r>
+      <w:r>
+        <w:rPr>
+          <w:color w:val="000000"/>
+          <w:sz w:val="24"/>
+          <w:szCs w:val="24"/>
+        </w:rPr>
+        <w:t xml:space="preserve"> — they show up in the summary line:</w:t>
+      </w:r>
+    </w:p>
+    <w:p>
+      <w:pPr>
+        <w:pBdr>
+          <w:top w:val="single" w:sz="1" w:space="0" w:color="DDDDDD"/>
+          <w:left w:val="single" w:sz="1" w:space="0" w:color="DDDDDD"/>
+          <w:bottom w:val="single" w:sz="1" w:space="0" w:color="DDDDDD"/>
+          <w:right w:val="single" w:sz="1" w:space="0" w:color="DDDDDD"/>
+        </w:pBdr>
+        <w:shd w:val="clear" w:color="auto" w:fill="F5F5F5"/>
+        <w:spacing w:before="240" w:after="240" w:line="360" w:lineRule="exact"/>
+        <w:ind w:left="360"/>
+      </w:pPr>
+      <w:r>
+        <w:rPr>
+          <w:rFonts w:ascii="Courier New" w:eastAsia="Courier New" w:hAnsi="Courier New" w:cs="Courier New"/>
+          <w:color w:val="444444"/>
+          <w:sz w:val="18"/>
+          <w:szCs w:val="18"/>
+        </w:rPr>
+        <w:t xml:space="preserve">15 files changed, 1107 </w:t>
+      </w:r>
+      <w:proofErr w:type="gramStart"/>
+      <w:r>
+        <w:rPr>
+          <w:rFonts w:ascii="Courier New" w:eastAsia="Courier New" w:hAnsi="Courier New" w:cs="Courier New"/>
+          <w:color w:val="444444"/>
+          <w:sz w:val="18"/>
+          <w:szCs w:val="18"/>
+        </w:rPr>
+        <w:t>insertions(</w:t>
+      </w:r>
+      <w:proofErr w:type="gramEnd"/>
+      <w:r>
+        <w:rPr>
+          <w:rFonts w:ascii="Courier New" w:eastAsia="Courier New" w:hAnsi="Courier New" w:cs="Courier New"/>
+          <w:color w:val="444444"/>
+          <w:sz w:val="18"/>
+          <w:szCs w:val="18"/>
+        </w:rPr>
+        <w:t xml:space="preserve">+), 296 </w:t>
+      </w:r>
+      <w:proofErr w:type="gramStart"/>
+      <w:r>
+        <w:rPr>
+          <w:rFonts w:ascii="Courier New" w:eastAsia="Courier New" w:hAnsi="Courier New" w:cs="Courier New"/>
+          <w:color w:val="444444"/>
+          <w:sz w:val="18"/>
+          <w:szCs w:val="18"/>
+        </w:rPr>
+        <w:t>deletions(</w:t>
+      </w:r>
+      <w:proofErr w:type="gramEnd"/>
+      <w:r>
+        <w:rPr>
+          <w:rFonts w:ascii="Courier New" w:eastAsia="Courier New" w:hAnsi="Courier New" w:cs="Courier New"/>
+          <w:color w:val="444444"/>
+          <w:sz w:val="18"/>
+          <w:szCs w:val="18"/>
+        </w:rPr>
+        <w:t>-)</w:t>
+      </w:r>
+    </w:p>
+    <w:p>
+      <w:pPr>
+        <w:pStyle w:val="ListParagraph"/>
+        <w:numPr>
+          <w:ilvl w:val="0"/>
+          <w:numId w:val="3"/>
+        </w:numPr>
+        <w:spacing w:before="120" w:after="120"/>
+      </w:pPr>
+      <w:r>
+        <w:rPr>
+          <w:rFonts w:ascii="Courier New" w:eastAsia="Courier New" w:hAnsi="Courier New" w:cs="Courier New"/>
+          <w:color w:val="444444"/>
+          <w:shd w:val="clear" w:color="auto" w:fill="F5F5F5"/>
+        </w:rPr>
+        <w:t xml:space="preserve">1107 </w:t>
+      </w:r>
+      <w:proofErr w:type="gramStart"/>
+      <w:r>
+        <w:rPr>
+          <w:rFonts w:ascii="Courier New" w:eastAsia="Courier New" w:hAnsi="Courier New" w:cs="Courier New"/>
+          <w:color w:val="444444"/>
+          <w:shd w:val="clear" w:color="auto" w:fill="F5F5F5"/>
+        </w:rPr>
+        <w:t>insertions(</w:t>
+      </w:r>
+      <w:proofErr w:type="gramEnd"/>
+      <w:r>
+        <w:rPr>
+          <w:rFonts w:ascii="Courier New" w:eastAsia="Courier New" w:hAnsi="Courier New" w:cs="Courier New"/>
+          <w:color w:val="444444"/>
+          <w:shd w:val="clear" w:color="auto" w:fill="F5F5F5"/>
+        </w:rPr>
+        <w:t>+)</w:t>
+      </w:r>
+      <w:r>
+        <w:rPr>
+          <w:color w:val="000000"/>
+          <w:sz w:val="24"/>
+          <w:szCs w:val="24"/>
+        </w:rPr>
+        <w:t xml:space="preserve"> — lines added (across new + modified files)</w:t>
+      </w:r>
+    </w:p>
+    <w:p>
+      <w:pPr>
+        <w:pStyle w:val="ListParagraph"/>
+        <w:numPr>
+          <w:ilvl w:val="0"/>
+          <w:numId w:val="3"/>
+        </w:numPr>
+        <w:spacing w:before="120" w:after="120"/>
+      </w:pPr>
+      <w:r>
+        <w:rPr>
+          <w:rFonts w:ascii="Courier New" w:eastAsia="Courier New" w:hAnsi="Courier New" w:cs="Courier New"/>
+          <w:color w:val="444444"/>
+          <w:shd w:val="clear" w:color="auto" w:fill="F5F5F5"/>
+        </w:rPr>
+        <w:t xml:space="preserve">296 </w:t>
+      </w:r>
+      <w:proofErr w:type="gramStart"/>
+      <w:r>
+        <w:rPr>
+          <w:rFonts w:ascii="Courier New" w:eastAsia="Courier New" w:hAnsi="Courier New" w:cs="Courier New"/>
+          <w:color w:val="444444"/>
+          <w:shd w:val="clear" w:color="auto" w:fill="F5F5F5"/>
+        </w:rPr>
+        <w:t>deletions(</w:t>
+      </w:r>
+      <w:proofErr w:type="gramEnd"/>
+      <w:r>
+        <w:rPr>
+          <w:rFonts w:ascii="Courier New" w:eastAsia="Courier New" w:hAnsi="Courier New" w:cs="Courier New"/>
+          <w:color w:val="444444"/>
+          <w:shd w:val="clear" w:color="auto" w:fill="F5F5F5"/>
+        </w:rPr>
+        <w:t>-)</w:t>
+      </w:r>
+      <w:r>
+        <w:rPr>
+          <w:color w:val="000000"/>
+          <w:sz w:val="24"/>
+          <w:szCs w:val="24"/>
+        </w:rPr>
+        <w:t xml:space="preserve"> — lines removed (across modified + deleted files)</w:t>
+      </w:r>
+    </w:p>
+    <w:p>
+      <w:pPr>
+        <w:spacing w:before="240" w:after="240"/>
+      </w:pPr>
+      <w:r>
+        <w:rPr>
+          <w:color w:val="000000"/>
+          <w:sz w:val="24"/>
+          <w:szCs w:val="24"/>
+        </w:rPr>
+        <w:t xml:space="preserve">Only 8 files are listed with </w:t>
+      </w:r>
+      <w:r>
+        <w:rPr>
+          <w:rFonts w:ascii="Courier New" w:eastAsia="Courier New" w:hAnsi="Courier New" w:cs="Courier New"/>
+          <w:color w:val="444444"/>
+          <w:shd w:val="clear" w:color="auto" w:fill="F5F5F5"/>
+        </w:rPr>
+        <w:t>create mode</w:t>
+      </w:r>
+      <w:r>
+        <w:rPr>
+          <w:color w:val="000000"/>
+          <w:sz w:val="24"/>
+          <w:szCs w:val="24"/>
+        </w:rPr>
+        <w:t xml:space="preserve">, meaning the other </w:t>
+      </w:r>
+      <w:r>
+        <w:rPr>
+          <w:b/>
+          <w:bCs/>
+          <w:color w:val="000000"/>
+          <w:sz w:val="24"/>
+          <w:szCs w:val="24"/>
+        </w:rPr>
+        <w:t>7 files were modifications or deletions</w:t>
+      </w:r>
+      <w:r>
+        <w:rPr>
+          <w:color w:val="000000"/>
+          <w:sz w:val="24"/>
+          <w:szCs w:val="24"/>
+        </w:rPr>
+        <w:t xml:space="preserve"> — they just don't get a label printed.</w:t>
+      </w:r>
+    </w:p>
+    <w:p>
+      <w:pPr>
+        <w:spacing w:before="240" w:after="240"/>
+      </w:pPr>
+      <w:r>
+        <w:rPr>
+          <w:b/>
+          <w:bCs/>
+          <w:color w:val="000000"/>
+          <w:sz w:val="24"/>
+          <w:szCs w:val="24"/>
+        </w:rPr>
+        <w:t>To see exactly what happened to every file, use:</w:t>
+      </w:r>
+    </w:p>
+    <w:p>
+      <w:pPr>
+        <w:pBdr>
+          <w:top w:val="single" w:sz="1" w:space="0" w:color="DDDDDD"/>
+          <w:left w:val="single" w:sz="1" w:space="0" w:color="DDDDDD"/>
+          <w:bottom w:val="single" w:sz="1" w:space="0" w:color="DDDDDD"/>
+          <w:right w:val="single" w:sz="1" w:space="0" w:color="DDDDDD"/>
+        </w:pBdr>
+        <w:shd w:val="clear" w:color="auto" w:fill="F5F5F5"/>
+        <w:spacing w:before="240" w:after="240" w:line="360" w:lineRule="exact"/>
+        <w:ind w:left="360"/>
+      </w:pPr>
+      <w:r>
+        <w:rPr>
+          <w:rFonts w:ascii="Courier New" w:eastAsia="Courier New" w:hAnsi="Courier New" w:cs="Courier New"/>
+          <w:b/>
+          <w:bCs/>
+          <w:color w:val="666666"/>
+          <w:sz w:val="18"/>
+          <w:szCs w:val="18"/>
+        </w:rPr>
+        <w:t>bash</w:t>
+      </w:r>
+      <w:r>
+        <w:rPr>
+          <w:rFonts w:ascii="Courier New" w:eastAsia="Courier New" w:hAnsi="Courier New" w:cs="Courier New"/>
+          <w:sz w:val="18"/>
+          <w:szCs w:val="18"/>
+        </w:rPr>
+        <w:br/>
+        <w:t xml:space="preserve"> </w:t>
+      </w:r>
+      <w:r>
+        <w:rPr>
+          <w:rFonts w:ascii="Courier New" w:eastAsia="Courier New" w:hAnsi="Courier New" w:cs="Courier New"/>
+          <w:color w:val="444444"/>
+          <w:sz w:val="18"/>
+          <w:szCs w:val="18"/>
+        </w:rPr>
+        <w:t># Shows status (A=added, M=modified, D=deleted) for each file in a commit</w:t>
+      </w:r>
+      <w:r>
+        <w:rPr>
+          <w:rFonts w:ascii="Courier New" w:eastAsia="Courier New" w:hAnsi="Courier New" w:cs="Courier New"/>
+          <w:sz w:val="18"/>
+          <w:szCs w:val="18"/>
+        </w:rPr>
+        <w:br/>
+        <w:t xml:space="preserve"> </w:t>
+      </w:r>
+      <w:r>
+        <w:rPr>
+          <w:rFonts w:ascii="Courier New" w:eastAsia="Courier New" w:hAnsi="Courier New" w:cs="Courier New"/>
+          <w:color w:val="444444"/>
+          <w:sz w:val="18"/>
+          <w:szCs w:val="18"/>
+        </w:rPr>
+        <w:t>git show --stat HEAD</w:t>
+      </w:r>
+      <w:r>
+        <w:rPr>
+          <w:rFonts w:ascii="Courier New" w:eastAsia="Courier New" w:hAnsi="Courier New" w:cs="Courier New"/>
+          <w:sz w:val="18"/>
+          <w:szCs w:val="18"/>
+        </w:rPr>
+        <w:br/>
+        <w:t xml:space="preserve"> </w:t>
+      </w:r>
+      <w:r>
+        <w:rPr>
+          <w:rFonts w:ascii="Courier New" w:eastAsia="Courier New" w:hAnsi="Courier New" w:cs="Courier New"/>
+          <w:sz w:val="18"/>
+          <w:szCs w:val="18"/>
+        </w:rPr>
+        <w:br/>
+        <w:t xml:space="preserve"> </w:t>
+      </w:r>
+      <w:r>
+        <w:rPr>
+          <w:rFonts w:ascii="Courier New" w:eastAsia="Courier New" w:hAnsi="Courier New" w:cs="Courier New"/>
+          <w:color w:val="444444"/>
+          <w:sz w:val="18"/>
+          <w:szCs w:val="18"/>
+        </w:rPr>
+        <w:t># Even more detailed — shows per-file with mode changes</w:t>
+      </w:r>
+      <w:r>
+        <w:rPr>
+          <w:rFonts w:ascii="Courier New" w:eastAsia="Courier New" w:hAnsi="Courier New" w:cs="Courier New"/>
+          <w:sz w:val="18"/>
+          <w:szCs w:val="18"/>
+        </w:rPr>
+        <w:br/>
+        <w:t xml:space="preserve"> </w:t>
+      </w:r>
+      <w:r>
+        <w:rPr>
+          <w:rFonts w:ascii="Courier New" w:eastAsia="Courier New" w:hAnsi="Courier New" w:cs="Courier New"/>
+          <w:color w:val="444444"/>
+          <w:sz w:val="18"/>
+          <w:szCs w:val="18"/>
+        </w:rPr>
+        <w:t>git show --name-status HEAD</w:t>
+      </w:r>
+    </w:p>
+    <w:p>
+      <w:pPr>
+        <w:spacing w:before="240" w:after="240"/>
+      </w:pPr>
+      <w:r>
+        <w:rPr>
+          <w:rFonts w:ascii="Courier New" w:eastAsia="Courier New" w:hAnsi="Courier New" w:cs="Courier New"/>
+          <w:color w:val="444444"/>
+          <w:shd w:val="clear" w:color="auto" w:fill="F5F5F5"/>
+        </w:rPr>
+        <w:t>--name-status</w:t>
+      </w:r>
+      <w:r>
+        <w:rPr>
+          <w:color w:val="000000"/>
+          <w:sz w:val="24"/>
+          <w:szCs w:val="24"/>
+        </w:rPr>
+        <w:t xml:space="preserve"> output looks like:</w:t>
+      </w:r>
+    </w:p>
+    <w:p>
+      <w:pPr>
+        <w:pBdr>
+          <w:top w:val="single" w:sz="1" w:space="0" w:color="DDDDDD"/>
+          <w:left w:val="single" w:sz="1" w:space="0" w:color="DDDDDD"/>
+          <w:bottom w:val="single" w:sz="1" w:space="0" w:color="DDDDDD"/>
+          <w:right w:val="single" w:sz="1" w:space="0" w:color="DDDDDD"/>
+        </w:pBdr>
+        <w:shd w:val="clear" w:color="auto" w:fill="F5F5F5"/>
+        <w:spacing w:before="240" w:after="240" w:line="360" w:lineRule="exact"/>
+        <w:ind w:left="360"/>
+      </w:pPr>
+      <w:r>
+        <w:rPr>
+          <w:rFonts w:ascii="Courier New" w:eastAsia="Courier New" w:hAnsi="Courier New" w:cs="Courier New"/>
+          <w:color w:val="444444"/>
+          <w:sz w:val="18"/>
+          <w:szCs w:val="18"/>
+        </w:rPr>
+        <w:t>M       PowerShell/profile.ps1        ← Modified</w:t>
+      </w:r>
+      <w:r>
+        <w:rPr>
+          <w:rFonts w:ascii="Courier New" w:eastAsia="Courier New" w:hAnsi="Courier New" w:cs="Courier New"/>
+          <w:sz w:val="18"/>
+          <w:szCs w:val="18"/>
+        </w:rPr>
+        <w:br/>
+        <w:t xml:space="preserve"> </w:t>
+      </w:r>
+      <w:r>
+        <w:rPr>
+          <w:rFonts w:ascii="Courier New" w:eastAsia="Courier New" w:hAnsi="Courier New" w:cs="Courier New"/>
+          <w:color w:val="444444"/>
+          <w:sz w:val="18"/>
+          <w:szCs w:val="18"/>
+        </w:rPr>
+        <w:t>D       old-script.ps1                ← Deleted</w:t>
+      </w:r>
+      <w:r>
+        <w:rPr>
+          <w:rFonts w:ascii="Courier New" w:eastAsia="Courier New" w:hAnsi="Courier New" w:cs="Courier New"/>
+          <w:sz w:val="18"/>
+          <w:szCs w:val="18"/>
+        </w:rPr>
+        <w:br/>
+        <w:t xml:space="preserve"> </w:t>
+      </w:r>
+      <w:r>
+        <w:rPr>
+          <w:rFonts w:ascii="Courier New" w:eastAsia="Courier New" w:hAnsi="Courier New" w:cs="Courier New"/>
+          <w:color w:val="444444"/>
+          <w:sz w:val="18"/>
+          <w:szCs w:val="18"/>
+        </w:rPr>
+        <w:t>A       new-script.ps1                ← Added (same as create mode)</w:t>
+      </w:r>
+      <w:r>
+        <w:rPr>
+          <w:rFonts w:ascii="Courier New" w:eastAsia="Courier New" w:hAnsi="Courier New" w:cs="Courier New"/>
+          <w:sz w:val="18"/>
+          <w:szCs w:val="18"/>
+        </w:rPr>
+        <w:br/>
+        <w:t xml:space="preserve"> </w:t>
+      </w:r>
+      <w:r>
+        <w:rPr>
+          <w:rFonts w:ascii="Courier New" w:eastAsia="Courier New" w:hAnsi="Courier New" w:cs="Courier New"/>
+          <w:color w:val="444444"/>
+          <w:sz w:val="18"/>
+          <w:szCs w:val="18"/>
+        </w:rPr>
+        <w:t xml:space="preserve">R090    </w:t>
+      </w:r>
+      <w:proofErr w:type="gramStart"/>
+      <w:r>
+        <w:rPr>
+          <w:rFonts w:ascii="Courier New" w:eastAsia="Courier New" w:hAnsi="Courier New" w:cs="Courier New"/>
+          <w:color w:val="444444"/>
+          <w:sz w:val="18"/>
+          <w:szCs w:val="18"/>
+        </w:rPr>
+        <w:t>old-name.ps1  new-name.ps1</w:t>
+      </w:r>
+      <w:proofErr w:type="gramEnd"/>
+      <w:r>
+        <w:rPr>
+          <w:rFonts w:ascii="Courier New" w:eastAsia="Courier New" w:hAnsi="Courier New" w:cs="Courier New"/>
+          <w:color w:val="444444"/>
+          <w:sz w:val="18"/>
+          <w:szCs w:val="18"/>
+        </w:rPr>
+        <w:t xml:space="preserve">   ← Renamed</w:t>
+      </w:r>
+    </w:p>
+    <w:p>
+      <w:pPr>
+        <w:spacing w:before="240" w:after="240"/>
+      </w:pPr>
+      <w:proofErr w:type="gramStart"/>
+      <w:r>
+        <w:rPr>
+          <w:color w:val="000000"/>
+          <w:sz w:val="24"/>
+          <w:szCs w:val="24"/>
+        </w:rPr>
+        <w:t>So</w:t>
+      </w:r>
+      <w:proofErr w:type="gramEnd"/>
+      <w:r>
+        <w:rPr>
+          <w:color w:val="000000"/>
+          <w:sz w:val="24"/>
+          <w:szCs w:val="24"/>
+        </w:rPr>
+        <w:t xml:space="preserve"> git's default commit output is intentionally terse — it only calls out mode changes explicitly, trusting the </w:t>
+      </w:r>
+      <w:r>
+        <w:rPr>
+          <w:rFonts w:ascii="Courier New" w:eastAsia="Courier New" w:hAnsi="Courier New" w:cs="Courier New"/>
+          <w:color w:val="444444"/>
+          <w:shd w:val="clear" w:color="auto" w:fill="F5F5F5"/>
+        </w:rPr>
+        <w:t>insertions/deletions</w:t>
+      </w:r>
+      <w:r>
+        <w:rPr>
+          <w:color w:val="000000"/>
+          <w:sz w:val="24"/>
+          <w:szCs w:val="24"/>
+        </w:rPr>
+        <w:t xml:space="preserve"> count to convey the rest.</w:t>
       </w:r>
     </w:p>
     <w:sectPr>
@@ -5374,6 +9171,92 @@
 <file path=word/numbering.xml><?xml version="1.0" encoding="utf-8"?>
 <w:numbering xmlns:wpc="http://schemas.microsoft.com/office/word/2010/wordprocessingCanvas" xmlns:cx="http://schemas.microsoft.com/office/drawing/2014/chartex" xmlns:cx1="http://schemas.microsoft.com/office/drawing/2015/9/8/chartex" xmlns:cx2="http://schemas.microsoft.com/office/drawing/2015/10/21/chartex" xmlns:cx3="http://schemas.microsoft.com/office/drawing/2016/5/9/chartex" xmlns:cx4="http://schemas.microsoft.com/office/drawing/2016/5/10/chartex" xmlns:cx5="http://schemas.microsoft.com/office/drawing/2016/5/11/chartex" xmlns:cx6="http://schemas.microsoft.com/office/drawing/2016/5/12/chartex" xmlns:cx7="http://schemas.microsoft.com/office/drawing/2016/5/13/chartex" xmlns:cx8="http://schemas.microsoft.com/office/drawing/2016/5/14/chartex" xmlns:mc="http://schemas.openxmlformats.org/markup-compatibility/2006" xmlns:aink="http://schemas.microsoft.com/office/drawing/2016/ink" xmlns:am3d="http://schemas.microsoft.com/office/drawing/2017/model3d" xmlns:o="urn:schemas-microsoft-com:office:office" xmlns:oel="http://schemas.microsoft.com/office/2019/extlst" xmlns:r="http://schemas.openxmlformats.org/officeDocument/2006/relationships" xmlns:m="http://schemas.openxmlformats.org/officeDocument/2006/math" xmlns:v="urn:schemas-microsoft-com:vml" xmlns:wp14="http://schemas.microsoft.com/office/word/2010/wordprocessingDrawing" xmlns:wp="http://schemas.openxmlformats.org/drawingml/2006/wordprocessingDrawing" xmlns:w10="urn:schemas-microsoft-com:office:word" xmlns:w="http://schemas.openxmlformats.org/wordprocessingml/2006/main" xmlns:w14="http://schemas.microsoft.com/office/word/2010/wordml" xmlns:w15="http://schemas.microsoft.com/office/word/2012/wordml" xmlns:w16cex="http://schemas.microsoft.com/office/word/2018/wordml/cex" xmlns:w16cid="http://schemas.microsoft.com/office/word/2016/wordml/cid" xmlns:w16="http://schemas.microsoft.com/office/word/2018/wordml" xmlns:w16du="http://schemas.microsoft.com/office/word/2023/wordml/word16du" xmlns:w16sdtdh="http://schemas.microsoft.com/office/word/2020/wordml/sdtdatahash" xmlns:w16sdtfl="http://schemas.microsoft.com/office/word/2024/wordml/sdtformatlock" xmlns:w16se="http://schemas.microsoft.com/office/word/2015/wordml/symex" xmlns:wpg="http://schemas.microsoft.com/office/word/2010/wordprocessingGroup" xmlns:wpi="http://schemas.microsoft.com/office/word/2010/wordprocessingInk" xmlns:wne="http://schemas.microsoft.com/office/word/2006/wordml" xmlns:wps="http://schemas.microsoft.com/office/word/2010/wordprocessingShape" mc:Ignorable="w14 w15 w16se w16cid w16 w16cex w16sdtdh w16sdtfl w16du wp14">
   <w:abstractNum w:abstractNumId="0" w15:restartNumberingAfterBreak="0">
+    <w:nsid w:val="084561AA"/>
+    <w:multiLevelType w:val="hybridMultilevel"/>
+    <w:tmpl w:val="3FFE824A"/>
+    <w:lvl w:ilvl="0" w:tplc="BCF0FD56">
+      <w:start w:val="1"/>
+      <w:numFmt w:val="bullet"/>
+      <w:lvlText w:val="●"/>
+      <w:lvlJc w:val="left"/>
+      <w:pPr>
+        <w:ind w:left="720" w:hanging="360"/>
+      </w:pPr>
+    </w:lvl>
+    <w:lvl w:ilvl="1" w:tplc="95881108">
+      <w:start w:val="1"/>
+      <w:numFmt w:val="bullet"/>
+      <w:lvlText w:val="○"/>
+      <w:lvlJc w:val="left"/>
+      <w:pPr>
+        <w:ind w:left="1440" w:hanging="360"/>
+      </w:pPr>
+    </w:lvl>
+    <w:lvl w:ilvl="2" w:tplc="C590D18E">
+      <w:start w:val="1"/>
+      <w:numFmt w:val="bullet"/>
+      <w:lvlText w:val="■"/>
+      <w:lvlJc w:val="left"/>
+      <w:pPr>
+        <w:ind w:left="2160" w:hanging="360"/>
+      </w:pPr>
+    </w:lvl>
+    <w:lvl w:ilvl="3" w:tplc="ECD8AB60">
+      <w:start w:val="1"/>
+      <w:numFmt w:val="bullet"/>
+      <w:lvlText w:val="●"/>
+      <w:lvlJc w:val="left"/>
+      <w:pPr>
+        <w:ind w:left="2880" w:hanging="360"/>
+      </w:pPr>
+    </w:lvl>
+    <w:lvl w:ilvl="4" w:tplc="0D606134">
+      <w:start w:val="1"/>
+      <w:numFmt w:val="bullet"/>
+      <w:lvlText w:val="○"/>
+      <w:lvlJc w:val="left"/>
+      <w:pPr>
+        <w:ind w:left="3600" w:hanging="360"/>
+      </w:pPr>
+    </w:lvl>
+    <w:lvl w:ilvl="5" w:tplc="710A2C30">
+      <w:start w:val="1"/>
+      <w:numFmt w:val="bullet"/>
+      <w:lvlText w:val="■"/>
+      <w:lvlJc w:val="left"/>
+      <w:pPr>
+        <w:ind w:left="4320" w:hanging="360"/>
+      </w:pPr>
+    </w:lvl>
+    <w:lvl w:ilvl="6" w:tplc="90963956">
+      <w:start w:val="1"/>
+      <w:numFmt w:val="bullet"/>
+      <w:lvlText w:val="●"/>
+      <w:lvlJc w:val="left"/>
+      <w:pPr>
+        <w:ind w:left="5040" w:hanging="360"/>
+      </w:pPr>
+    </w:lvl>
+    <w:lvl w:ilvl="7" w:tplc="1ADCBBD6">
+      <w:start w:val="1"/>
+      <w:numFmt w:val="bullet"/>
+      <w:lvlText w:val="●"/>
+      <w:lvlJc w:val="left"/>
+      <w:pPr>
+        <w:ind w:left="5760" w:hanging="360"/>
+      </w:pPr>
+    </w:lvl>
+    <w:lvl w:ilvl="8" w:tplc="8A626C9A">
+      <w:start w:val="1"/>
+      <w:numFmt w:val="bullet"/>
+      <w:lvlText w:val="●"/>
+      <w:lvlJc w:val="left"/>
+      <w:pPr>
+        <w:ind w:left="6480" w:hanging="360"/>
+      </w:pPr>
+    </w:lvl>
+  </w:abstractNum>
+  <w:abstractNum w:abstractNumId="1" w15:restartNumberingAfterBreak="0">
     <w:nsid w:val="0D5B0FCE"/>
     <w:multiLevelType w:val="hybridMultilevel"/>
     <w:tmpl w:val="1A54637E"/>
@@ -5427,7 +9310,61 @@
       <w:lvlJc w:val="left"/>
     </w:lvl>
   </w:abstractNum>
-  <w:abstractNum w:abstractNumId="1" w15:restartNumberingAfterBreak="0">
+  <w:abstractNum w:abstractNumId="2" w15:restartNumberingAfterBreak="0">
+    <w:nsid w:val="1C383A5B"/>
+    <w:multiLevelType w:val="hybridMultilevel"/>
+    <w:tmpl w:val="09C62AF6"/>
+    <w:lvl w:ilvl="0" w:tplc="A9FA915A">
+      <w:start w:val="1"/>
+      <w:numFmt w:val="decimal"/>
+      <w:lvlText w:val="%1."/>
+      <w:lvlJc w:val="left"/>
+      <w:pPr>
+        <w:ind w:left="720" w:hanging="260"/>
+      </w:pPr>
+    </w:lvl>
+    <w:lvl w:ilvl="1" w:tplc="A5369C0E">
+      <w:numFmt w:val="decimal"/>
+      <w:lvlText w:val=""/>
+      <w:lvlJc w:val="left"/>
+    </w:lvl>
+    <w:lvl w:ilvl="2" w:tplc="4B56A2AA">
+      <w:numFmt w:val="decimal"/>
+      <w:lvlText w:val=""/>
+      <w:lvlJc w:val="left"/>
+    </w:lvl>
+    <w:lvl w:ilvl="3" w:tplc="BFF0F9FC">
+      <w:numFmt w:val="decimal"/>
+      <w:lvlText w:val=""/>
+      <w:lvlJc w:val="left"/>
+    </w:lvl>
+    <w:lvl w:ilvl="4" w:tplc="D9B46B34">
+      <w:numFmt w:val="decimal"/>
+      <w:lvlText w:val=""/>
+      <w:lvlJc w:val="left"/>
+    </w:lvl>
+    <w:lvl w:ilvl="5" w:tplc="3F062A9E">
+      <w:numFmt w:val="decimal"/>
+      <w:lvlText w:val=""/>
+      <w:lvlJc w:val="left"/>
+    </w:lvl>
+    <w:lvl w:ilvl="6" w:tplc="69149D3A">
+      <w:numFmt w:val="decimal"/>
+      <w:lvlText w:val=""/>
+      <w:lvlJc w:val="left"/>
+    </w:lvl>
+    <w:lvl w:ilvl="7" w:tplc="5002E09C">
+      <w:numFmt w:val="decimal"/>
+      <w:lvlText w:val=""/>
+      <w:lvlJc w:val="left"/>
+    </w:lvl>
+    <w:lvl w:ilvl="8" w:tplc="830CD896">
+      <w:numFmt w:val="decimal"/>
+      <w:lvlText w:val=""/>
+      <w:lvlJc w:val="left"/>
+    </w:lvl>
+  </w:abstractNum>
+  <w:abstractNum w:abstractNumId="3" w15:restartNumberingAfterBreak="0">
     <w:nsid w:val="20755BFB"/>
     <w:multiLevelType w:val="hybridMultilevel"/>
     <w:tmpl w:val="805E0C68"/>
@@ -5514,13 +9451,25 @@
     </w:lvl>
   </w:abstractNum>
   <w:num w:numId="1" w16cid:durableId="1089734679">
+    <w:abstractNumId w:val="3"/>
+    <w:lvlOverride w:ilvl="0">
+      <w:startOverride w:val="1"/>
+    </w:lvlOverride>
+  </w:num>
+  <w:num w:numId="2" w16cid:durableId="220140035">
     <w:abstractNumId w:val="1"/>
     <w:lvlOverride w:ilvl="0">
       <w:startOverride w:val="1"/>
     </w:lvlOverride>
   </w:num>
-  <w:num w:numId="2" w16cid:durableId="220140035">
+  <w:num w:numId="3" w16cid:durableId="1949771921">
     <w:abstractNumId w:val="0"/>
+    <w:lvlOverride w:ilvl="0">
+      <w:startOverride w:val="1"/>
+    </w:lvlOverride>
+  </w:num>
+  <w:num w:numId="4" w16cid:durableId="1244145876">
+    <w:abstractNumId w:val="2"/>
     <w:lvlOverride w:ilvl="0">
       <w:startOverride w:val="1"/>
     </w:lvlOverride>
